--- a/Cours Solo/PHP.docx
+++ b/Cours Solo/PHP.docx
@@ -2,6 +2,24 @@
 <file path=word/document.xml><?xml version="1.0" encoding="utf-8"?>
 <w:document xmlns:wpc="http://schemas.microsoft.com/office/word/2010/wordprocessingCanvas" xmlns:cx="http://schemas.microsoft.com/office/drawing/2014/chartex" xmlns:mc="http://schemas.openxmlformats.org/markup-compatibility/2006" xmlns:o="urn:schemas-microsoft-com:office:office" xmlns:r="http://schemas.openxmlformats.org/officeDocument/2006/relationships" xmlns:m="http://schemas.openxmlformats.org/officeDocument/2006/math" xmlns:v="urn:schemas-microsoft-com:vml" xmlns:wp14="http://schemas.microsoft.com/office/word/2010/wordprocessingDrawing" xmlns:wp="http://schemas.openxmlformats.org/drawingml/2006/wordprocessingDrawing" xmlns:w10="urn:schemas-microsoft-com:office:word" xmlns:w="http://schemas.openxmlformats.org/wordprocessingml/2006/main" xmlns:w14="http://schemas.microsoft.com/office/word/2010/wordml" xmlns:w15="http://schemas.microsoft.com/office/word/2012/wordml" xmlns:w16se="http://schemas.microsoft.com/office/word/2015/wordml/symex" xmlns:wpg="http://schemas.microsoft.com/office/word/2010/wordprocessingGroup" xmlns:wpi="http://schemas.microsoft.com/office/word/2010/wordprocessingInk" xmlns:wne="http://schemas.microsoft.com/office/word/2006/wordml" xmlns:wps="http://schemas.microsoft.com/office/word/2010/wordprocessingShape" mc:Ignorable="w14 w15 w16se wp14">
   <w:body>
+    <w:p>
+      <w:r>
+        <w:t>Balise pour écrire du PHP : &lt;</w:t>
+      </w:r>
+      <w:proofErr w:type="gramStart"/>
+      <w:r>
+        <w:t> ?</w:t>
+      </w:r>
+      <w:proofErr w:type="spellStart"/>
+      <w:r>
+        <w:t>php</w:t>
+      </w:r>
+      <w:proofErr w:type="spellEnd"/>
+      <w:proofErr w:type="gramEnd"/>
+      <w:r>
+        <w:t> ?&gt;</w:t>
+      </w:r>
+    </w:p>
     <w:p>
       <w:r>
         <w:rPr>
@@ -3865,7 +3883,6 @@
           <w:rFonts w:cstheme="minorHAnsi"/>
         </w:rPr>
       </w:pPr>
-      <w:bookmarkStart w:id="0" w:name="_GoBack"/>
       <w:r>
         <w:rPr>
           <w:noProof/>
@@ -3908,105 +3925,5308 @@
           </wp:inline>
         </w:drawing>
       </w:r>
+    </w:p>
+    <w:p>
+      <w:pPr>
+        <w:rPr>
+          <w:rFonts w:cstheme="minorHAnsi"/>
+        </w:rPr>
+      </w:pPr>
+      <w:r>
+        <w:rPr>
+          <w:rFonts w:cstheme="minorHAnsi"/>
+        </w:rPr>
+        <w:t xml:space="preserve">Dans ces exemples on ne récupérait que la valeur. Or, on peut aussi récupérer la clé de l’élément : </w:t>
+      </w:r>
+    </w:p>
+    <w:p>
+      <w:pPr>
+        <w:rPr>
+          <w:rFonts w:cstheme="minorHAnsi"/>
+        </w:rPr>
+      </w:pPr>
+      <w:r>
+        <w:rPr>
+          <w:noProof/>
+          <w:lang w:eastAsia="fr-FR"/>
+        </w:rPr>
+        <w:drawing>
+          <wp:inline distT="0" distB="0" distL="0" distR="0" wp14:anchorId="75CF6819" wp14:editId="674E3348">
+            <wp:extent cx="4029075" cy="447675"/>
+            <wp:effectExtent l="0" t="0" r="9525" b="9525"/>
+            <wp:docPr id="6" name="Image 6"/>
+            <wp:cNvGraphicFramePr>
+              <a:graphicFrameLocks xmlns:a="http://schemas.openxmlformats.org/drawingml/2006/main" noChangeAspect="1"/>
+            </wp:cNvGraphicFramePr>
+            <a:graphic xmlns:a="http://schemas.openxmlformats.org/drawingml/2006/main">
+              <a:graphicData uri="http://schemas.openxmlformats.org/drawingml/2006/picture">
+                <pic:pic xmlns:pic="http://schemas.openxmlformats.org/drawingml/2006/picture">
+                  <pic:nvPicPr>
+                    <pic:cNvPr id="1" name=""/>
+                    <pic:cNvPicPr/>
+                  </pic:nvPicPr>
+                  <pic:blipFill>
+                    <a:blip r:embed="rId42"/>
+                    <a:stretch>
+                      <a:fillRect/>
+                    </a:stretch>
+                  </pic:blipFill>
+                  <pic:spPr>
+                    <a:xfrm>
+                      <a:off x="0" y="0"/>
+                      <a:ext cx="4029075" cy="447675"/>
+                    </a:xfrm>
+                    <a:prstGeom prst="rect">
+                      <a:avLst/>
+                    </a:prstGeom>
+                  </pic:spPr>
+                </pic:pic>
+              </a:graphicData>
+            </a:graphic>
+          </wp:inline>
+        </w:drawing>
+      </w:r>
+    </w:p>
+    <w:p>
+      <w:pPr>
+        <w:pStyle w:val="NormalWeb"/>
+        <w:shd w:val="clear" w:color="auto" w:fill="FFFFFF"/>
+        <w:rPr>
+          <w:rFonts w:ascii="Arial" w:hAnsi="Arial" w:cs="Arial"/>
+          <w:color w:val="271A38"/>
+        </w:rPr>
+      </w:pPr>
+      <w:r>
+        <w:rPr>
+          <w:rFonts w:ascii="Arial" w:hAnsi="Arial" w:cs="Arial"/>
+          <w:color w:val="271A38"/>
+        </w:rPr>
+        <w:t>À chaque tour de boucle, on disposera non pas d'une, mais de deux variables :</w:t>
+      </w:r>
+    </w:p>
+    <w:p>
+      <w:pPr>
+        <w:pStyle w:val="NormalWeb"/>
+        <w:numPr>
+          <w:ilvl w:val="0"/>
+          <w:numId w:val="5"/>
+        </w:numPr>
+        <w:shd w:val="clear" w:color="auto" w:fill="FFFFFF"/>
+        <w:rPr>
+          <w:rFonts w:ascii="Arial" w:hAnsi="Arial" w:cs="Arial"/>
+          <w:color w:val="271A38"/>
+        </w:rPr>
+      </w:pPr>
+      <w:r>
+        <w:rPr>
+          <w:rStyle w:val="CodeHTML"/>
+          <w:color w:val="271A38"/>
+        </w:rPr>
+        <w:t>$</w:t>
+      </w:r>
+      <w:proofErr w:type="spellStart"/>
+      <w:r>
+        <w:rPr>
+          <w:rStyle w:val="CodeHTML"/>
+          <w:color w:val="271A38"/>
+        </w:rPr>
+        <w:t>property</w:t>
+      </w:r>
+      <w:proofErr w:type="spellEnd"/>
+      <w:r>
+        <w:rPr>
+          <w:rFonts w:ascii="Arial" w:hAnsi="Arial" w:cs="Arial"/>
+          <w:color w:val="271A38"/>
+        </w:rPr>
+        <w:t> qui contiendra la clé de l'élément en cours d'analyse (« </w:t>
+      </w:r>
+      <w:proofErr w:type="spellStart"/>
+      <w:r>
+        <w:rPr>
+          <w:rFonts w:ascii="Arial" w:hAnsi="Arial" w:cs="Arial"/>
+          <w:color w:val="271A38"/>
+        </w:rPr>
+        <w:t>title</w:t>
+      </w:r>
+      <w:proofErr w:type="spellEnd"/>
+      <w:r>
+        <w:rPr>
+          <w:rFonts w:ascii="Arial" w:hAnsi="Arial" w:cs="Arial"/>
+          <w:color w:val="271A38"/>
+        </w:rPr>
+        <w:t> », « </w:t>
+      </w:r>
+      <w:proofErr w:type="spellStart"/>
+      <w:r>
+        <w:rPr>
+          <w:rFonts w:ascii="Arial" w:hAnsi="Arial" w:cs="Arial"/>
+          <w:color w:val="271A38"/>
+        </w:rPr>
+        <w:t>author</w:t>
+      </w:r>
+      <w:proofErr w:type="spellEnd"/>
+      <w:r>
+        <w:rPr>
+          <w:rFonts w:ascii="Arial" w:hAnsi="Arial" w:cs="Arial"/>
+          <w:color w:val="271A38"/>
+        </w:rPr>
+        <w:t> », etc.).</w:t>
+      </w:r>
+    </w:p>
+    <w:p>
+      <w:pPr>
+        <w:pStyle w:val="NormalWeb"/>
+        <w:numPr>
+          <w:ilvl w:val="0"/>
+          <w:numId w:val="5"/>
+        </w:numPr>
+        <w:shd w:val="clear" w:color="auto" w:fill="FFFFFF"/>
+        <w:rPr>
+          <w:rFonts w:ascii="Arial" w:hAnsi="Arial" w:cs="Arial"/>
+          <w:color w:val="271A38"/>
+        </w:rPr>
+      </w:pPr>
+      <w:r>
+        <w:rPr>
+          <w:rStyle w:val="CodeHTML"/>
+          <w:color w:val="271A38"/>
+        </w:rPr>
+        <w:t>$</w:t>
+      </w:r>
+      <w:proofErr w:type="spellStart"/>
+      <w:r>
+        <w:rPr>
+          <w:rStyle w:val="CodeHTML"/>
+          <w:color w:val="271A38"/>
+        </w:rPr>
+        <w:t>propertyValue</w:t>
+      </w:r>
+      <w:proofErr w:type="spellEnd"/>
+      <w:r>
+        <w:rPr>
+          <w:rFonts w:ascii="Arial" w:hAnsi="Arial" w:cs="Arial"/>
+          <w:color w:val="271A38"/>
+        </w:rPr>
+        <w:t> qui contiendra la valeur de l'élément en cours (« Cassoulet », « laurene.castor@exemple.com », etc.).</w:t>
+      </w:r>
+    </w:p>
+    <w:p>
+      <w:pPr>
+        <w:rPr>
+          <w:rFonts w:cstheme="minorHAnsi"/>
+        </w:rPr>
+      </w:pPr>
+      <w:r>
+        <w:rPr>
+          <w:rFonts w:cstheme="minorHAnsi"/>
+        </w:rPr>
+        <w:t>Exemple d’utilisation :</w:t>
+      </w:r>
+    </w:p>
+    <w:p>
+      <w:pPr>
+        <w:rPr>
+          <w:rFonts w:cstheme="minorHAnsi"/>
+        </w:rPr>
+      </w:pPr>
+      <w:r>
+        <w:rPr>
+          <w:noProof/>
+          <w:lang w:eastAsia="fr-FR"/>
+        </w:rPr>
+        <w:drawing>
+          <wp:inline distT="0" distB="0" distL="0" distR="0" wp14:anchorId="345FC5CB" wp14:editId="73F4CE86">
+            <wp:extent cx="4733925" cy="2171700"/>
+            <wp:effectExtent l="0" t="0" r="9525" b="0"/>
+            <wp:docPr id="13" name="Image 13"/>
+            <wp:cNvGraphicFramePr>
+              <a:graphicFrameLocks xmlns:a="http://schemas.openxmlformats.org/drawingml/2006/main" noChangeAspect="1"/>
+            </wp:cNvGraphicFramePr>
+            <a:graphic xmlns:a="http://schemas.openxmlformats.org/drawingml/2006/main">
+              <a:graphicData uri="http://schemas.openxmlformats.org/drawingml/2006/picture">
+                <pic:pic xmlns:pic="http://schemas.openxmlformats.org/drawingml/2006/picture">
+                  <pic:nvPicPr>
+                    <pic:cNvPr id="1" name=""/>
+                    <pic:cNvPicPr/>
+                  </pic:nvPicPr>
+                  <pic:blipFill>
+                    <a:blip r:embed="rId43"/>
+                    <a:stretch>
+                      <a:fillRect/>
+                    </a:stretch>
+                  </pic:blipFill>
+                  <pic:spPr>
+                    <a:xfrm>
+                      <a:off x="0" y="0"/>
+                      <a:ext cx="4733925" cy="2171700"/>
+                    </a:xfrm>
+                    <a:prstGeom prst="rect">
+                      <a:avLst/>
+                    </a:prstGeom>
+                  </pic:spPr>
+                </pic:pic>
+              </a:graphicData>
+            </a:graphic>
+          </wp:inline>
+        </w:drawing>
+      </w:r>
+    </w:p>
+    <w:p>
+      <w:pPr>
+        <w:rPr>
+          <w:rFonts w:cstheme="minorHAnsi"/>
+        </w:rPr>
+      </w:pPr>
+      <w:r>
+        <w:rPr>
+          <w:rFonts w:cstheme="minorHAnsi"/>
+        </w:rPr>
+        <w:t xml:space="preserve">Ce qui donne : </w:t>
+      </w:r>
+    </w:p>
+    <w:p>
+      <w:pPr>
+        <w:rPr>
+          <w:rFonts w:cstheme="minorHAnsi"/>
+        </w:rPr>
+      </w:pPr>
+      <w:r>
+        <w:rPr>
+          <w:noProof/>
+          <w:lang w:eastAsia="fr-FR"/>
+        </w:rPr>
+        <w:drawing>
+          <wp:inline distT="0" distB="0" distL="0" distR="0" wp14:anchorId="63066C4F" wp14:editId="71A65B87">
+            <wp:extent cx="5086350" cy="1152525"/>
+            <wp:effectExtent l="0" t="0" r="0" b="9525"/>
+            <wp:docPr id="18" name="Image 18"/>
+            <wp:cNvGraphicFramePr>
+              <a:graphicFrameLocks xmlns:a="http://schemas.openxmlformats.org/drawingml/2006/main" noChangeAspect="1"/>
+            </wp:cNvGraphicFramePr>
+            <a:graphic xmlns:a="http://schemas.openxmlformats.org/drawingml/2006/main">
+              <a:graphicData uri="http://schemas.openxmlformats.org/drawingml/2006/picture">
+                <pic:pic xmlns:pic="http://schemas.openxmlformats.org/drawingml/2006/picture">
+                  <pic:nvPicPr>
+                    <pic:cNvPr id="1" name=""/>
+                    <pic:cNvPicPr/>
+                  </pic:nvPicPr>
+                  <pic:blipFill>
+                    <a:blip r:embed="rId44"/>
+                    <a:stretch>
+                      <a:fillRect/>
+                    </a:stretch>
+                  </pic:blipFill>
+                  <pic:spPr>
+                    <a:xfrm>
+                      <a:off x="0" y="0"/>
+                      <a:ext cx="5086350" cy="1152525"/>
+                    </a:xfrm>
+                    <a:prstGeom prst="rect">
+                      <a:avLst/>
+                    </a:prstGeom>
+                  </pic:spPr>
+                </pic:pic>
+              </a:graphicData>
+            </a:graphic>
+          </wp:inline>
+        </w:drawing>
+      </w:r>
+    </w:p>
+    <w:p>
+      <w:pPr>
+        <w:rPr>
+          <w:rFonts w:cstheme="minorHAnsi"/>
+        </w:rPr>
+      </w:pPr>
+    </w:p>
+    <w:p>
+      <w:pPr>
+        <w:rPr>
+          <w:rFonts w:cstheme="minorHAnsi"/>
+        </w:rPr>
+      </w:pPr>
+    </w:p>
+    <w:p>
+      <w:pPr>
+        <w:rPr>
+          <w:rFonts w:cstheme="minorHAnsi"/>
+        </w:rPr>
+      </w:pPr>
+    </w:p>
+    <w:p>
+      <w:pPr>
+        <w:rPr>
+          <w:rFonts w:cstheme="minorHAnsi"/>
+        </w:rPr>
+      </w:pPr>
+    </w:p>
+    <w:p>
+      <w:pPr>
+        <w:pStyle w:val="Titre4"/>
+        <w:shd w:val="clear" w:color="auto" w:fill="FFFFFF"/>
+        <w:spacing w:line="450" w:lineRule="atLeast"/>
+        <w:rPr>
+          <w:rFonts w:ascii="Arial" w:hAnsi="Arial" w:cs="Arial"/>
+          <w:color w:val="271A38"/>
+        </w:rPr>
+      </w:pPr>
+      <w:r>
+        <w:rPr>
+          <w:rFonts w:ascii="Arial" w:hAnsi="Arial" w:cs="Arial"/>
+          <w:color w:val="271A38"/>
+        </w:rPr>
+        <w:lastRenderedPageBreak/>
+        <w:t>Affichez rapidement un tableau avec </w:t>
+      </w:r>
+      <w:proofErr w:type="spellStart"/>
+      <w:r>
+        <w:rPr>
+          <w:rStyle w:val="CodeHTML"/>
+          <w:color w:val="271A38"/>
+        </w:rPr>
+        <w:t>print_r</w:t>
+      </w:r>
+      <w:proofErr w:type="spellEnd"/>
+    </w:p>
+    <w:p>
+      <w:pPr>
+        <w:rPr>
+          <w:rFonts w:cstheme="minorHAnsi"/>
+        </w:rPr>
+      </w:pPr>
+      <w:proofErr w:type="spellStart"/>
+      <w:proofErr w:type="gramStart"/>
+      <w:r>
+        <w:rPr>
+          <w:rFonts w:cstheme="minorHAnsi"/>
+        </w:rPr>
+        <w:t>print</w:t>
+      </w:r>
+      <w:proofErr w:type="gramEnd"/>
+      <w:r>
+        <w:rPr>
+          <w:rFonts w:cstheme="minorHAnsi"/>
+        </w:rPr>
+        <w:t>_r</w:t>
+      </w:r>
+      <w:proofErr w:type="spellEnd"/>
+      <w:r>
+        <w:rPr>
+          <w:rFonts w:cstheme="minorHAnsi"/>
+        </w:rPr>
+        <w:t xml:space="preserve"> sert si on veut juste savoir ce que contient le tableau</w:t>
+      </w:r>
+    </w:p>
+    <w:p>
+      <w:pPr>
+        <w:rPr>
+          <w:rFonts w:cstheme="minorHAnsi"/>
+        </w:rPr>
+      </w:pPr>
+      <w:r>
+        <w:rPr>
+          <w:rFonts w:cstheme="minorHAnsi"/>
+        </w:rPr>
+        <w:t xml:space="preserve">C’est une sorte de </w:t>
+      </w:r>
+      <w:proofErr w:type="spellStart"/>
+      <w:r>
+        <w:rPr>
+          <w:rFonts w:cstheme="minorHAnsi"/>
+        </w:rPr>
+        <w:t>echo</w:t>
+      </w:r>
+      <w:proofErr w:type="spellEnd"/>
+      <w:r>
+        <w:rPr>
+          <w:rFonts w:cstheme="minorHAnsi"/>
+        </w:rPr>
+        <w:t xml:space="preserve"> spécialisé pour les tableaux</w:t>
+      </w:r>
+    </w:p>
+    <w:p>
+      <w:pPr>
+        <w:rPr>
+          <w:rFonts w:cstheme="minorHAnsi"/>
+        </w:rPr>
+      </w:pPr>
+      <w:r>
+        <w:rPr>
+          <w:rFonts w:cstheme="minorHAnsi"/>
+        </w:rPr>
+        <w:t>Cette commande a un défaut, elle ne renvoie pas de code HTML comme &lt;</w:t>
+      </w:r>
+      <w:proofErr w:type="spellStart"/>
+      <w:r>
+        <w:rPr>
+          <w:rFonts w:cstheme="minorHAnsi"/>
+        </w:rPr>
+        <w:t>br</w:t>
+      </w:r>
+      <w:proofErr w:type="spellEnd"/>
+      <w:r>
+        <w:rPr>
+          <w:rFonts w:cstheme="minorHAnsi"/>
+        </w:rPr>
+        <w:t>/&gt; par exemple</w:t>
+      </w:r>
+    </w:p>
+    <w:p>
+      <w:pPr>
+        <w:rPr>
+          <w:rFonts w:cstheme="minorHAnsi"/>
+        </w:rPr>
+      </w:pPr>
+      <w:r>
+        <w:rPr>
+          <w:rFonts w:cstheme="minorHAnsi"/>
+        </w:rPr>
+        <w:t>Pour bien les voir il faut utiliser la balise HTML &lt;</w:t>
+      </w:r>
+      <w:proofErr w:type="spellStart"/>
+      <w:r>
+        <w:rPr>
+          <w:rFonts w:cstheme="minorHAnsi"/>
+        </w:rPr>
+        <w:t>pre</w:t>
+      </w:r>
+      <w:proofErr w:type="spellEnd"/>
+      <w:r>
+        <w:rPr>
+          <w:rFonts w:cstheme="minorHAnsi"/>
+        </w:rPr>
+        <w:t>&gt; &lt;/</w:t>
+      </w:r>
+      <w:proofErr w:type="spellStart"/>
+      <w:r>
+        <w:rPr>
+          <w:rFonts w:cstheme="minorHAnsi"/>
+        </w:rPr>
+        <w:t>pre</w:t>
+      </w:r>
+      <w:proofErr w:type="spellEnd"/>
+      <w:r>
+        <w:rPr>
+          <w:rFonts w:cstheme="minorHAnsi"/>
+        </w:rPr>
+        <w:t>&gt;</w:t>
+      </w:r>
+    </w:p>
+    <w:p>
+      <w:pPr>
+        <w:rPr>
+          <w:rFonts w:cstheme="minorHAnsi"/>
+        </w:rPr>
+      </w:pPr>
+      <w:r>
+        <w:rPr>
+          <w:noProof/>
+          <w:lang w:eastAsia="fr-FR"/>
+        </w:rPr>
+        <w:drawing>
+          <wp:inline distT="0" distB="0" distL="0" distR="0" wp14:anchorId="6C13F420" wp14:editId="1F6BEA79">
+            <wp:extent cx="3667125" cy="3686175"/>
+            <wp:effectExtent l="0" t="0" r="9525" b="9525"/>
+            <wp:docPr id="21" name="Image 21"/>
+            <wp:cNvGraphicFramePr>
+              <a:graphicFrameLocks xmlns:a="http://schemas.openxmlformats.org/drawingml/2006/main" noChangeAspect="1"/>
+            </wp:cNvGraphicFramePr>
+            <a:graphic xmlns:a="http://schemas.openxmlformats.org/drawingml/2006/main">
+              <a:graphicData uri="http://schemas.openxmlformats.org/drawingml/2006/picture">
+                <pic:pic xmlns:pic="http://schemas.openxmlformats.org/drawingml/2006/picture">
+                  <pic:nvPicPr>
+                    <pic:cNvPr id="1" name=""/>
+                    <pic:cNvPicPr/>
+                  </pic:nvPicPr>
+                  <pic:blipFill>
+                    <a:blip r:embed="rId45"/>
+                    <a:stretch>
+                      <a:fillRect/>
+                    </a:stretch>
+                  </pic:blipFill>
+                  <pic:spPr>
+                    <a:xfrm>
+                      <a:off x="0" y="0"/>
+                      <a:ext cx="3667125" cy="3686175"/>
+                    </a:xfrm>
+                    <a:prstGeom prst="rect">
+                      <a:avLst/>
+                    </a:prstGeom>
+                  </pic:spPr>
+                </pic:pic>
+              </a:graphicData>
+            </a:graphic>
+          </wp:inline>
+        </w:drawing>
+      </w:r>
+    </w:p>
+    <w:p>
+      <w:pPr>
+        <w:rPr>
+          <w:rFonts w:cstheme="minorHAnsi"/>
+        </w:rPr>
+      </w:pPr>
+    </w:p>
+    <w:p>
+      <w:pPr>
+        <w:rPr>
+          <w:rFonts w:cstheme="minorHAnsi"/>
+        </w:rPr>
+      </w:pPr>
+    </w:p>
+    <w:p>
+      <w:pPr>
+        <w:rPr>
+          <w:rFonts w:cstheme="minorHAnsi"/>
+        </w:rPr>
+      </w:pPr>
+    </w:p>
+    <w:p>
+      <w:pPr>
+        <w:rPr>
+          <w:rFonts w:cstheme="minorHAnsi"/>
+        </w:rPr>
+      </w:pPr>
+    </w:p>
+    <w:p>
+      <w:pPr>
+        <w:rPr>
+          <w:rFonts w:cstheme="minorHAnsi"/>
+        </w:rPr>
+      </w:pPr>
+    </w:p>
+    <w:p>
+      <w:pPr>
+        <w:rPr>
+          <w:rFonts w:cstheme="minorHAnsi"/>
+        </w:rPr>
+      </w:pPr>
+    </w:p>
+    <w:p>
+      <w:pPr>
+        <w:rPr>
+          <w:rFonts w:cstheme="minorHAnsi"/>
+        </w:rPr>
+      </w:pPr>
+    </w:p>
+    <w:p>
+      <w:pPr>
+        <w:rPr>
+          <w:rFonts w:cstheme="minorHAnsi"/>
+        </w:rPr>
+      </w:pPr>
+    </w:p>
+    <w:p>
+      <w:pPr>
+        <w:rPr>
+          <w:rFonts w:cstheme="minorHAnsi"/>
+        </w:rPr>
+      </w:pPr>
+    </w:p>
+    <w:p>
+      <w:pPr>
+        <w:rPr>
+          <w:rFonts w:cstheme="minorHAnsi"/>
+        </w:rPr>
+      </w:pPr>
+    </w:p>
+    <w:p>
+      <w:pPr>
+        <w:rPr>
+          <w:rFonts w:cstheme="minorHAnsi"/>
+        </w:rPr>
+      </w:pPr>
+    </w:p>
+    <w:p>
+      <w:pPr>
+        <w:rPr>
+          <w:rFonts w:cstheme="minorHAnsi"/>
+        </w:rPr>
+      </w:pPr>
+    </w:p>
+    <w:p>
+      <w:pPr>
+        <w:rPr>
+          <w:rFonts w:cstheme="minorHAnsi"/>
+        </w:rPr>
+      </w:pPr>
+      <w:r>
+        <w:rPr>
+          <w:rFonts w:cstheme="minorHAnsi"/>
+        </w:rPr>
+        <w:lastRenderedPageBreak/>
+        <w:t>Ce qui donne :</w:t>
+      </w:r>
+    </w:p>
+    <w:p>
+      <w:pPr>
+        <w:rPr>
+          <w:rFonts w:cstheme="minorHAnsi"/>
+        </w:rPr>
+      </w:pPr>
+      <w:r>
+        <w:rPr>
+          <w:noProof/>
+          <w:lang w:eastAsia="fr-FR"/>
+        </w:rPr>
+        <w:drawing>
+          <wp:inline distT="0" distB="0" distL="0" distR="0" wp14:anchorId="2DA6D4A4" wp14:editId="73C9B3B9">
+            <wp:extent cx="4333875" cy="3609975"/>
+            <wp:effectExtent l="0" t="0" r="9525" b="9525"/>
+            <wp:docPr id="42" name="Image 42"/>
+            <wp:cNvGraphicFramePr>
+              <a:graphicFrameLocks xmlns:a="http://schemas.openxmlformats.org/drawingml/2006/main" noChangeAspect="1"/>
+            </wp:cNvGraphicFramePr>
+            <a:graphic xmlns:a="http://schemas.openxmlformats.org/drawingml/2006/main">
+              <a:graphicData uri="http://schemas.openxmlformats.org/drawingml/2006/picture">
+                <pic:pic xmlns:pic="http://schemas.openxmlformats.org/drawingml/2006/picture">
+                  <pic:nvPicPr>
+                    <pic:cNvPr id="1" name=""/>
+                    <pic:cNvPicPr/>
+                  </pic:nvPicPr>
+                  <pic:blipFill>
+                    <a:blip r:embed="rId46"/>
+                    <a:stretch>
+                      <a:fillRect/>
+                    </a:stretch>
+                  </pic:blipFill>
+                  <pic:spPr>
+                    <a:xfrm>
+                      <a:off x="0" y="0"/>
+                      <a:ext cx="4333875" cy="3609975"/>
+                    </a:xfrm>
+                    <a:prstGeom prst="rect">
+                      <a:avLst/>
+                    </a:prstGeom>
+                  </pic:spPr>
+                </pic:pic>
+              </a:graphicData>
+            </a:graphic>
+          </wp:inline>
+        </w:drawing>
+      </w:r>
+    </w:p>
+    <w:p>
+      <w:pPr>
+        <w:rPr>
+          <w:rFonts w:cstheme="minorHAnsi"/>
+        </w:rPr>
+      </w:pPr>
+    </w:p>
+    <w:p>
+      <w:pPr>
+        <w:pStyle w:val="Titre3"/>
+        <w:shd w:val="clear" w:color="auto" w:fill="FFFFFF"/>
+        <w:spacing w:line="540" w:lineRule="atLeast"/>
+        <w:rPr>
+          <w:rFonts w:ascii="Arial" w:hAnsi="Arial" w:cs="Arial"/>
+          <w:b/>
+          <w:color w:val="271A38"/>
+          <w:sz w:val="36"/>
+        </w:rPr>
+      </w:pPr>
+      <w:r>
+        <w:rPr>
+          <w:rFonts w:ascii="Arial" w:hAnsi="Arial" w:cs="Arial"/>
+          <w:b/>
+          <w:color w:val="271A38"/>
+          <w:sz w:val="36"/>
+        </w:rPr>
+        <w:t>Recherchez dans un tableau</w:t>
+      </w:r>
+    </w:p>
+    <w:p>
+      <w:pPr>
+        <w:rPr>
+          <w:rFonts w:cstheme="minorHAnsi"/>
+        </w:rPr>
+      </w:pPr>
+    </w:p>
+    <w:p>
+      <w:pPr>
+        <w:pStyle w:val="NormalWeb"/>
+        <w:numPr>
+          <w:ilvl w:val="0"/>
+          <w:numId w:val="6"/>
+        </w:numPr>
+        <w:shd w:val="clear" w:color="auto" w:fill="FFFFFF"/>
+        <w:rPr>
+          <w:rFonts w:ascii="Arial" w:hAnsi="Arial" w:cs="Arial"/>
+          <w:color w:val="271A38"/>
+        </w:rPr>
+      </w:pPr>
+      <w:proofErr w:type="spellStart"/>
+      <w:proofErr w:type="gramStart"/>
+      <w:r>
+        <w:rPr>
+          <w:rStyle w:val="CodeHTML"/>
+          <w:rFonts w:ascii="Arial" w:hAnsi="Arial" w:cs="Arial"/>
+          <w:color w:val="271A38"/>
+          <w:sz w:val="24"/>
+          <w:szCs w:val="24"/>
+        </w:rPr>
+        <w:t>array</w:t>
+      </w:r>
+      <w:proofErr w:type="gramEnd"/>
+      <w:r>
+        <w:rPr>
+          <w:rStyle w:val="CodeHTML"/>
+          <w:rFonts w:ascii="Arial" w:hAnsi="Arial" w:cs="Arial"/>
+          <w:color w:val="271A38"/>
+          <w:sz w:val="24"/>
+          <w:szCs w:val="24"/>
+        </w:rPr>
+        <w:t>_key_exists</w:t>
+      </w:r>
+      <w:proofErr w:type="spellEnd"/>
+      <w:r>
+        <w:rPr>
+          <w:rStyle w:val="CodeHTML"/>
+          <w:rFonts w:ascii="Arial" w:hAnsi="Arial" w:cs="Arial"/>
+          <w:color w:val="271A38"/>
+          <w:sz w:val="24"/>
+          <w:szCs w:val="24"/>
+        </w:rPr>
+        <w:t> :</w:t>
+      </w:r>
+      <w:r>
+        <w:rPr>
+          <w:rFonts w:ascii="Arial" w:hAnsi="Arial" w:cs="Arial"/>
+          <w:color w:val="271A38"/>
+        </w:rPr>
+        <w:t> pour vérifier si une </w:t>
+      </w:r>
+      <w:r>
+        <w:rPr>
+          <w:rStyle w:val="lev"/>
+          <w:rFonts w:ascii="Arial" w:hAnsi="Arial" w:cs="Arial"/>
+          <w:color w:val="271A38"/>
+        </w:rPr>
+        <w:t>clé</w:t>
+      </w:r>
+      <w:r>
+        <w:rPr>
+          <w:rFonts w:ascii="Arial" w:hAnsi="Arial" w:cs="Arial"/>
+          <w:color w:val="271A38"/>
+        </w:rPr>
+        <w:t> existe dans le tableau.</w:t>
+      </w:r>
+    </w:p>
+    <w:p>
+      <w:pPr>
+        <w:pStyle w:val="NormalWeb"/>
+        <w:shd w:val="clear" w:color="auto" w:fill="FFFFFF"/>
+        <w:rPr>
+          <w:rFonts w:ascii="Arial" w:hAnsi="Arial" w:cs="Arial"/>
+          <w:color w:val="271A38"/>
+        </w:rPr>
+      </w:pPr>
+      <w:r>
+        <w:rPr>
+          <w:noProof/>
+        </w:rPr>
+        <w:drawing>
+          <wp:inline distT="0" distB="0" distL="0" distR="0" wp14:anchorId="6CCAC774" wp14:editId="5B14E545">
+            <wp:extent cx="3095625" cy="447675"/>
+            <wp:effectExtent l="0" t="0" r="9525" b="9525"/>
+            <wp:docPr id="43" name="Image 43"/>
+            <wp:cNvGraphicFramePr>
+              <a:graphicFrameLocks xmlns:a="http://schemas.openxmlformats.org/drawingml/2006/main" noChangeAspect="1"/>
+            </wp:cNvGraphicFramePr>
+            <a:graphic xmlns:a="http://schemas.openxmlformats.org/drawingml/2006/main">
+              <a:graphicData uri="http://schemas.openxmlformats.org/drawingml/2006/picture">
+                <pic:pic xmlns:pic="http://schemas.openxmlformats.org/drawingml/2006/picture">
+                  <pic:nvPicPr>
+                    <pic:cNvPr id="1" name=""/>
+                    <pic:cNvPicPr/>
+                  </pic:nvPicPr>
+                  <pic:blipFill>
+                    <a:blip r:embed="rId47"/>
+                    <a:stretch>
+                      <a:fillRect/>
+                    </a:stretch>
+                  </pic:blipFill>
+                  <pic:spPr>
+                    <a:xfrm>
+                      <a:off x="0" y="0"/>
+                      <a:ext cx="3095625" cy="447675"/>
+                    </a:xfrm>
+                    <a:prstGeom prst="rect">
+                      <a:avLst/>
+                    </a:prstGeom>
+                  </pic:spPr>
+                </pic:pic>
+              </a:graphicData>
+            </a:graphic>
+          </wp:inline>
+        </w:drawing>
+      </w:r>
+    </w:p>
+    <w:p>
+      <w:pPr>
+        <w:pStyle w:val="NormalWeb"/>
+        <w:shd w:val="clear" w:color="auto" w:fill="FFFFFF"/>
+        <w:rPr>
+          <w:rFonts w:ascii="Arial" w:hAnsi="Arial" w:cs="Arial"/>
+          <w:color w:val="271A38"/>
+        </w:rPr>
+      </w:pPr>
+      <w:r>
+        <w:rPr>
+          <w:rFonts w:ascii="Arial" w:hAnsi="Arial" w:cs="Arial"/>
+          <w:color w:val="271A38"/>
+        </w:rPr>
+        <w:tab/>
+        <w:t>Cela renvoie « </w:t>
+      </w:r>
+      <w:proofErr w:type="spellStart"/>
+      <w:r>
+        <w:rPr>
+          <w:rFonts w:ascii="Arial" w:hAnsi="Arial" w:cs="Arial"/>
+          <w:color w:val="271A38"/>
+        </w:rPr>
+        <w:t>true</w:t>
+      </w:r>
+      <w:proofErr w:type="spellEnd"/>
+      <w:r>
+        <w:rPr>
+          <w:rFonts w:ascii="Arial" w:hAnsi="Arial" w:cs="Arial"/>
+          <w:color w:val="271A38"/>
+        </w:rPr>
+        <w:t xml:space="preserve"> » </w:t>
+      </w:r>
+      <w:proofErr w:type="gramStart"/>
+      <w:r>
+        <w:rPr>
+          <w:rFonts w:ascii="Arial" w:hAnsi="Arial" w:cs="Arial"/>
+          <w:color w:val="271A38"/>
+        </w:rPr>
+        <w:t>si il</w:t>
+      </w:r>
+      <w:proofErr w:type="gramEnd"/>
+      <w:r>
+        <w:rPr>
+          <w:rFonts w:ascii="Arial" w:hAnsi="Arial" w:cs="Arial"/>
+          <w:color w:val="271A38"/>
+        </w:rPr>
+        <w:t xml:space="preserve"> trouve la clé, « false » si il ne la trouve pas</w:t>
+      </w:r>
+    </w:p>
+    <w:p>
+      <w:pPr>
+        <w:pStyle w:val="NormalWeb"/>
+        <w:numPr>
+          <w:ilvl w:val="0"/>
+          <w:numId w:val="6"/>
+        </w:numPr>
+        <w:shd w:val="clear" w:color="auto" w:fill="FFFFFF"/>
+        <w:rPr>
+          <w:rFonts w:ascii="Arial" w:hAnsi="Arial" w:cs="Arial"/>
+          <w:color w:val="271A38"/>
+        </w:rPr>
+      </w:pPr>
+      <w:proofErr w:type="spellStart"/>
+      <w:proofErr w:type="gramStart"/>
+      <w:r>
+        <w:rPr>
+          <w:rStyle w:val="CodeHTML"/>
+          <w:rFonts w:ascii="Arial" w:hAnsi="Arial" w:cs="Arial"/>
+          <w:color w:val="271A38"/>
+          <w:sz w:val="24"/>
+          <w:szCs w:val="24"/>
+        </w:rPr>
+        <w:t>in</w:t>
+      </w:r>
+      <w:proofErr w:type="gramEnd"/>
+      <w:r>
+        <w:rPr>
+          <w:rStyle w:val="CodeHTML"/>
+          <w:rFonts w:ascii="Arial" w:hAnsi="Arial" w:cs="Arial"/>
+          <w:color w:val="271A38"/>
+          <w:sz w:val="24"/>
+          <w:szCs w:val="24"/>
+        </w:rPr>
+        <w:t>_array</w:t>
+      </w:r>
+      <w:proofErr w:type="spellEnd"/>
+      <w:r>
+        <w:rPr>
+          <w:rFonts w:ascii="Arial" w:hAnsi="Arial" w:cs="Arial"/>
+          <w:color w:val="271A38"/>
+        </w:rPr>
+        <w:t xml:space="preserve"> : </w:t>
+      </w:r>
+      <w:r>
+        <w:rPr>
+          <w:rFonts w:ascii="Arial" w:hAnsi="Arial" w:cs="Arial"/>
+          <w:color w:val="271A38"/>
+        </w:rPr>
+        <w:t>pour</w:t>
+      </w:r>
+      <w:r>
+        <w:rPr>
+          <w:rFonts w:ascii="Arial" w:hAnsi="Arial" w:cs="Arial"/>
+          <w:color w:val="271A38"/>
+        </w:rPr>
+        <w:t xml:space="preserve"> vérifier si une </w:t>
+      </w:r>
+      <w:r>
+        <w:rPr>
+          <w:rStyle w:val="lev"/>
+          <w:rFonts w:ascii="Arial" w:hAnsi="Arial" w:cs="Arial"/>
+          <w:color w:val="271A38"/>
+        </w:rPr>
+        <w:t>valeur</w:t>
+      </w:r>
+      <w:r>
+        <w:rPr>
+          <w:rFonts w:ascii="Arial" w:hAnsi="Arial" w:cs="Arial"/>
+          <w:color w:val="271A38"/>
+        </w:rPr>
+        <w:t> existe dans le tableau.</w:t>
+      </w:r>
+    </w:p>
+    <w:p>
+      <w:pPr>
+        <w:pStyle w:val="NormalWeb"/>
+        <w:shd w:val="clear" w:color="auto" w:fill="FFFFFF"/>
+        <w:ind w:left="708"/>
+        <w:rPr>
+          <w:rFonts w:ascii="Arial" w:hAnsi="Arial" w:cs="Arial"/>
+          <w:color w:val="271A38"/>
+        </w:rPr>
+      </w:pPr>
+      <w:r>
+        <w:rPr>
+          <w:noProof/>
+        </w:rPr>
+        <w:drawing>
+          <wp:inline distT="0" distB="0" distL="0" distR="0" wp14:anchorId="0B28A45C" wp14:editId="43C58378">
+            <wp:extent cx="4486275" cy="771525"/>
+            <wp:effectExtent l="0" t="0" r="9525" b="9525"/>
+            <wp:docPr id="44" name="Image 44"/>
+            <wp:cNvGraphicFramePr>
+              <a:graphicFrameLocks xmlns:a="http://schemas.openxmlformats.org/drawingml/2006/main" noChangeAspect="1"/>
+            </wp:cNvGraphicFramePr>
+            <a:graphic xmlns:a="http://schemas.openxmlformats.org/drawingml/2006/main">
+              <a:graphicData uri="http://schemas.openxmlformats.org/drawingml/2006/picture">
+                <pic:pic xmlns:pic="http://schemas.openxmlformats.org/drawingml/2006/picture">
+                  <pic:nvPicPr>
+                    <pic:cNvPr id="1" name=""/>
+                    <pic:cNvPicPr/>
+                  </pic:nvPicPr>
+                  <pic:blipFill>
+                    <a:blip r:embed="rId48"/>
+                    <a:stretch>
+                      <a:fillRect/>
+                    </a:stretch>
+                  </pic:blipFill>
+                  <pic:spPr>
+                    <a:xfrm>
+                      <a:off x="0" y="0"/>
+                      <a:ext cx="4486275" cy="771525"/>
+                    </a:xfrm>
+                    <a:prstGeom prst="rect">
+                      <a:avLst/>
+                    </a:prstGeom>
+                  </pic:spPr>
+                </pic:pic>
+              </a:graphicData>
+            </a:graphic>
+          </wp:inline>
+        </w:drawing>
+      </w:r>
+    </w:p>
+    <w:p>
+      <w:pPr>
+        <w:pStyle w:val="NormalWeb"/>
+        <w:shd w:val="clear" w:color="auto" w:fill="FFFFFF"/>
+        <w:ind w:left="708"/>
+        <w:rPr>
+          <w:rFonts w:ascii="Arial" w:hAnsi="Arial" w:cs="Arial"/>
+          <w:color w:val="271A38"/>
+        </w:rPr>
+      </w:pPr>
+      <w:r>
+        <w:rPr>
+          <w:rFonts w:ascii="Arial" w:hAnsi="Arial" w:cs="Arial"/>
+          <w:color w:val="271A38"/>
+        </w:rPr>
+        <w:t>Marche pareil, renvoie « </w:t>
+      </w:r>
+      <w:proofErr w:type="spellStart"/>
+      <w:r>
+        <w:rPr>
+          <w:rFonts w:ascii="Arial" w:hAnsi="Arial" w:cs="Arial"/>
+          <w:color w:val="271A38"/>
+        </w:rPr>
+        <w:t>true</w:t>
+      </w:r>
+      <w:proofErr w:type="spellEnd"/>
+      <w:r>
+        <w:rPr>
+          <w:rFonts w:ascii="Arial" w:hAnsi="Arial" w:cs="Arial"/>
+          <w:color w:val="271A38"/>
+        </w:rPr>
+        <w:t xml:space="preserve"> » </w:t>
+      </w:r>
+      <w:proofErr w:type="gramStart"/>
+      <w:r>
+        <w:rPr>
+          <w:rFonts w:ascii="Arial" w:hAnsi="Arial" w:cs="Arial"/>
+          <w:color w:val="271A38"/>
+        </w:rPr>
+        <w:t>si il</w:t>
+      </w:r>
+      <w:proofErr w:type="gramEnd"/>
+      <w:r>
+        <w:rPr>
+          <w:rFonts w:ascii="Arial" w:hAnsi="Arial" w:cs="Arial"/>
+          <w:color w:val="271A38"/>
+        </w:rPr>
+        <w:t xml:space="preserve"> trouve la valeur, « false » si il ne la trouve pas</w:t>
+      </w:r>
+    </w:p>
+    <w:p>
+      <w:pPr>
+        <w:pStyle w:val="NormalWeb"/>
+        <w:shd w:val="clear" w:color="auto" w:fill="FFFFFF"/>
+        <w:ind w:left="708"/>
+        <w:rPr>
+          <w:rFonts w:ascii="Arial" w:hAnsi="Arial" w:cs="Arial"/>
+          <w:color w:val="271A38"/>
+        </w:rPr>
+      </w:pPr>
+    </w:p>
+    <w:p>
+      <w:pPr>
+        <w:pStyle w:val="NormalWeb"/>
+        <w:shd w:val="clear" w:color="auto" w:fill="FFFFFF"/>
+        <w:ind w:left="708"/>
+        <w:rPr>
+          <w:rFonts w:ascii="Arial" w:hAnsi="Arial" w:cs="Arial"/>
+          <w:color w:val="271A38"/>
+        </w:rPr>
+      </w:pPr>
+    </w:p>
+    <w:p>
+      <w:pPr>
+        <w:pStyle w:val="NormalWeb"/>
+        <w:numPr>
+          <w:ilvl w:val="0"/>
+          <w:numId w:val="6"/>
+        </w:numPr>
+        <w:shd w:val="clear" w:color="auto" w:fill="FFFFFF"/>
+        <w:rPr>
+          <w:rFonts w:ascii="Arial" w:hAnsi="Arial" w:cs="Arial"/>
+          <w:color w:val="271A38"/>
+        </w:rPr>
+      </w:pPr>
+      <w:proofErr w:type="spellStart"/>
+      <w:proofErr w:type="gramStart"/>
+      <w:r>
+        <w:rPr>
+          <w:rStyle w:val="CodeHTML"/>
+          <w:rFonts w:ascii="Arial" w:hAnsi="Arial" w:cs="Arial"/>
+          <w:color w:val="271A38"/>
+          <w:sz w:val="24"/>
+          <w:szCs w:val="24"/>
+        </w:rPr>
+        <w:lastRenderedPageBreak/>
+        <w:t>array</w:t>
+      </w:r>
+      <w:proofErr w:type="gramEnd"/>
+      <w:r>
+        <w:rPr>
+          <w:rStyle w:val="CodeHTML"/>
+          <w:rFonts w:ascii="Arial" w:hAnsi="Arial" w:cs="Arial"/>
+          <w:color w:val="271A38"/>
+          <w:sz w:val="24"/>
+          <w:szCs w:val="24"/>
+        </w:rPr>
+        <w:t>_search</w:t>
+      </w:r>
+      <w:proofErr w:type="spellEnd"/>
+      <w:r>
+        <w:rPr>
+          <w:rFonts w:ascii="Arial" w:hAnsi="Arial" w:cs="Arial"/>
+          <w:color w:val="271A38"/>
+        </w:rPr>
+        <w:t xml:space="preserve"> : </w:t>
+      </w:r>
+      <w:r>
+        <w:rPr>
+          <w:rFonts w:ascii="Arial" w:hAnsi="Arial" w:cs="Arial"/>
+          <w:color w:val="271A38"/>
+        </w:rPr>
+        <w:t>pour récupérer la clé d'une valeur dans le tableau.</w:t>
+      </w:r>
+    </w:p>
+    <w:p>
+      <w:pPr>
+        <w:pStyle w:val="NormalWeb"/>
+        <w:shd w:val="clear" w:color="auto" w:fill="FFFFFF"/>
+        <w:ind w:firstLine="708"/>
+        <w:rPr>
+          <w:rFonts w:ascii="Arial" w:hAnsi="Arial" w:cs="Arial"/>
+          <w:color w:val="271A38"/>
+        </w:rPr>
+      </w:pPr>
+      <w:proofErr w:type="spellStart"/>
+      <w:proofErr w:type="gramStart"/>
+      <w:r>
+        <w:rPr>
+          <w:rFonts w:ascii="Arial" w:hAnsi="Arial" w:cs="Arial"/>
+          <w:color w:val="271A38"/>
+        </w:rPr>
+        <w:t>array</w:t>
+      </w:r>
+      <w:proofErr w:type="gramEnd"/>
+      <w:r>
+        <w:rPr>
+          <w:rFonts w:ascii="Arial" w:hAnsi="Arial" w:cs="Arial"/>
+          <w:color w:val="271A38"/>
+        </w:rPr>
+        <w:t>_search</w:t>
+      </w:r>
+      <w:proofErr w:type="spellEnd"/>
+      <w:r>
+        <w:rPr>
+          <w:rFonts w:ascii="Arial" w:hAnsi="Arial" w:cs="Arial"/>
+          <w:color w:val="271A38"/>
+        </w:rPr>
+        <w:t xml:space="preserve"> fonctionne comme </w:t>
+      </w:r>
+      <w:proofErr w:type="spellStart"/>
+      <w:r>
+        <w:rPr>
+          <w:rFonts w:ascii="Arial" w:hAnsi="Arial" w:cs="Arial"/>
+          <w:color w:val="271A38"/>
+        </w:rPr>
+        <w:t>in_array</w:t>
+      </w:r>
+      <w:proofErr w:type="spellEnd"/>
+      <w:r>
+        <w:rPr>
+          <w:rFonts w:ascii="Arial" w:hAnsi="Arial" w:cs="Arial"/>
+          <w:color w:val="271A38"/>
+        </w:rPr>
+        <w:t xml:space="preserve"> : </w:t>
+      </w:r>
+      <w:r>
+        <w:rPr>
+          <w:rFonts w:ascii="Arial" w:hAnsi="Arial" w:cs="Arial"/>
+          <w:color w:val="271A38"/>
+        </w:rPr>
+        <w:t>il travaille sur les valeurs d'un tableau.</w:t>
+      </w:r>
+    </w:p>
+    <w:p>
+      <w:pPr>
+        <w:pStyle w:val="NormalWeb"/>
+        <w:shd w:val="clear" w:color="auto" w:fill="FFFFFF"/>
+        <w:rPr>
+          <w:rFonts w:ascii="Arial" w:hAnsi="Arial" w:cs="Arial"/>
+          <w:color w:val="271A38"/>
+        </w:rPr>
+      </w:pPr>
+      <w:r>
+        <w:rPr>
+          <w:noProof/>
+        </w:rPr>
+        <w:drawing>
+          <wp:inline distT="0" distB="0" distL="0" distR="0" wp14:anchorId="694B2B18" wp14:editId="48AD6227">
+            <wp:extent cx="5760720" cy="1544320"/>
+            <wp:effectExtent l="0" t="0" r="0" b="0"/>
+            <wp:docPr id="45" name="Image 45"/>
+            <wp:cNvGraphicFramePr>
+              <a:graphicFrameLocks xmlns:a="http://schemas.openxmlformats.org/drawingml/2006/main" noChangeAspect="1"/>
+            </wp:cNvGraphicFramePr>
+            <a:graphic xmlns:a="http://schemas.openxmlformats.org/drawingml/2006/main">
+              <a:graphicData uri="http://schemas.openxmlformats.org/drawingml/2006/picture">
+                <pic:pic xmlns:pic="http://schemas.openxmlformats.org/drawingml/2006/picture">
+                  <pic:nvPicPr>
+                    <pic:cNvPr id="1" name=""/>
+                    <pic:cNvPicPr/>
+                  </pic:nvPicPr>
+                  <pic:blipFill>
+                    <a:blip r:embed="rId49"/>
+                    <a:stretch>
+                      <a:fillRect/>
+                    </a:stretch>
+                  </pic:blipFill>
+                  <pic:spPr>
+                    <a:xfrm>
+                      <a:off x="0" y="0"/>
+                      <a:ext cx="5760720" cy="1544320"/>
+                    </a:xfrm>
+                    <a:prstGeom prst="rect">
+                      <a:avLst/>
+                    </a:prstGeom>
+                  </pic:spPr>
+                </pic:pic>
+              </a:graphicData>
+            </a:graphic>
+          </wp:inline>
+        </w:drawing>
+      </w:r>
+    </w:p>
+    <w:p>
+      <w:pPr>
+        <w:pStyle w:val="NormalWeb"/>
+        <w:shd w:val="clear" w:color="auto" w:fill="FFFFFF"/>
+        <w:rPr>
+          <w:rFonts w:ascii="Arial" w:hAnsi="Arial" w:cs="Arial"/>
+          <w:color w:val="271A38"/>
+        </w:rPr>
+      </w:pPr>
+      <w:r>
+        <w:rPr>
+          <w:noProof/>
+        </w:rPr>
+        <w:drawing>
+          <wp:inline distT="0" distB="0" distL="0" distR="0" wp14:anchorId="406CF919" wp14:editId="4E6F57D1">
+            <wp:extent cx="4838700" cy="2295525"/>
+            <wp:effectExtent l="0" t="0" r="0" b="9525"/>
+            <wp:docPr id="46" name="Image 46"/>
+            <wp:cNvGraphicFramePr>
+              <a:graphicFrameLocks xmlns:a="http://schemas.openxmlformats.org/drawingml/2006/main" noChangeAspect="1"/>
+            </wp:cNvGraphicFramePr>
+            <a:graphic xmlns:a="http://schemas.openxmlformats.org/drawingml/2006/main">
+              <a:graphicData uri="http://schemas.openxmlformats.org/drawingml/2006/picture">
+                <pic:pic xmlns:pic="http://schemas.openxmlformats.org/drawingml/2006/picture">
+                  <pic:nvPicPr>
+                    <pic:cNvPr id="1" name=""/>
+                    <pic:cNvPicPr/>
+                  </pic:nvPicPr>
+                  <pic:blipFill>
+                    <a:blip r:embed="rId50"/>
+                    <a:stretch>
+                      <a:fillRect/>
+                    </a:stretch>
+                  </pic:blipFill>
+                  <pic:spPr>
+                    <a:xfrm>
+                      <a:off x="0" y="0"/>
+                      <a:ext cx="4838700" cy="2295525"/>
+                    </a:xfrm>
+                    <a:prstGeom prst="rect">
+                      <a:avLst/>
+                    </a:prstGeom>
+                  </pic:spPr>
+                </pic:pic>
+              </a:graphicData>
+            </a:graphic>
+          </wp:inline>
+        </w:drawing>
+      </w:r>
+    </w:p>
+    <w:p>
+      <w:pPr>
+        <w:pStyle w:val="NormalWeb"/>
+        <w:shd w:val="clear" w:color="auto" w:fill="FFFFFF"/>
+        <w:rPr>
+          <w:rFonts w:ascii="Arial" w:hAnsi="Arial" w:cs="Arial"/>
+          <w:color w:val="271A38"/>
+        </w:rPr>
+      </w:pPr>
+      <w:r>
+        <w:rPr>
+          <w:noProof/>
+        </w:rPr>
+        <w:drawing>
+          <wp:inline distT="0" distB="0" distL="0" distR="0" wp14:anchorId="41D87BD3" wp14:editId="1142FC5B">
+            <wp:extent cx="3114675" cy="1009650"/>
+            <wp:effectExtent l="0" t="0" r="9525" b="0"/>
+            <wp:docPr id="47" name="Image 47"/>
+            <wp:cNvGraphicFramePr>
+              <a:graphicFrameLocks xmlns:a="http://schemas.openxmlformats.org/drawingml/2006/main" noChangeAspect="1"/>
+            </wp:cNvGraphicFramePr>
+            <a:graphic xmlns:a="http://schemas.openxmlformats.org/drawingml/2006/main">
+              <a:graphicData uri="http://schemas.openxmlformats.org/drawingml/2006/picture">
+                <pic:pic xmlns:pic="http://schemas.openxmlformats.org/drawingml/2006/picture">
+                  <pic:nvPicPr>
+                    <pic:cNvPr id="1" name=""/>
+                    <pic:cNvPicPr/>
+                  </pic:nvPicPr>
+                  <pic:blipFill>
+                    <a:blip r:embed="rId51"/>
+                    <a:stretch>
+                      <a:fillRect/>
+                    </a:stretch>
+                  </pic:blipFill>
+                  <pic:spPr>
+                    <a:xfrm>
+                      <a:off x="0" y="0"/>
+                      <a:ext cx="3114675" cy="1009650"/>
+                    </a:xfrm>
+                    <a:prstGeom prst="rect">
+                      <a:avLst/>
+                    </a:prstGeom>
+                  </pic:spPr>
+                </pic:pic>
+              </a:graphicData>
+            </a:graphic>
+          </wp:inline>
+        </w:drawing>
+      </w:r>
+    </w:p>
+    <w:p>
+      <w:pPr>
+        <w:pStyle w:val="NormalWeb"/>
+        <w:shd w:val="clear" w:color="auto" w:fill="FFFFFF"/>
+        <w:rPr>
+          <w:rFonts w:ascii="Arial" w:hAnsi="Arial" w:cs="Arial"/>
+          <w:color w:val="271A38"/>
+        </w:rPr>
+      </w:pPr>
+    </w:p>
+    <w:p>
+      <w:pPr>
+        <w:pStyle w:val="NormalWeb"/>
+        <w:shd w:val="clear" w:color="auto" w:fill="FFFFFF"/>
+        <w:rPr>
+          <w:rFonts w:ascii="Arial" w:hAnsi="Arial" w:cs="Arial"/>
+          <w:color w:val="271A38"/>
+        </w:rPr>
+      </w:pPr>
+    </w:p>
+    <w:p>
+      <w:pPr>
+        <w:pStyle w:val="NormalWeb"/>
+        <w:shd w:val="clear" w:color="auto" w:fill="FFFFFF"/>
+        <w:rPr>
+          <w:rFonts w:ascii="Arial" w:hAnsi="Arial" w:cs="Arial"/>
+          <w:color w:val="271A38"/>
+        </w:rPr>
+      </w:pPr>
+    </w:p>
+    <w:p>
+      <w:pPr>
+        <w:pStyle w:val="NormalWeb"/>
+        <w:shd w:val="clear" w:color="auto" w:fill="FFFFFF"/>
+        <w:rPr>
+          <w:rFonts w:ascii="Arial" w:hAnsi="Arial" w:cs="Arial"/>
+          <w:color w:val="271A38"/>
+        </w:rPr>
+      </w:pPr>
+    </w:p>
+    <w:p>
+      <w:pPr>
+        <w:pStyle w:val="NormalWeb"/>
+        <w:shd w:val="clear" w:color="auto" w:fill="FFFFFF"/>
+        <w:rPr>
+          <w:rFonts w:ascii="Arial" w:hAnsi="Arial" w:cs="Arial"/>
+          <w:color w:val="271A38"/>
+        </w:rPr>
+      </w:pPr>
+    </w:p>
+    <w:p>
+      <w:pPr>
+        <w:pStyle w:val="NormalWeb"/>
+        <w:shd w:val="clear" w:color="auto" w:fill="FFFFFF"/>
+        <w:rPr>
+          <w:rFonts w:ascii="Arial" w:hAnsi="Arial" w:cs="Arial"/>
+          <w:color w:val="271A38"/>
+        </w:rPr>
+      </w:pPr>
+    </w:p>
+    <w:p>
+      <w:pPr>
+        <w:pStyle w:val="NormalWeb"/>
+        <w:shd w:val="clear" w:color="auto" w:fill="FFFFFF"/>
+        <w:rPr>
+          <w:rFonts w:ascii="Arial" w:hAnsi="Arial" w:cs="Arial"/>
+          <w:color w:val="271A38"/>
+        </w:rPr>
+      </w:pPr>
+    </w:p>
+    <w:p>
+      <w:pPr>
+        <w:pStyle w:val="NormalWeb"/>
+        <w:shd w:val="clear" w:color="auto" w:fill="FFFFFF"/>
+        <w:rPr>
+          <w:rFonts w:ascii="Arial" w:hAnsi="Arial" w:cs="Arial"/>
+          <w:b/>
+          <w:color w:val="271A38"/>
+          <w:sz w:val="36"/>
+        </w:rPr>
+      </w:pPr>
+      <w:r>
+        <w:rPr>
+          <w:rFonts w:ascii="Arial" w:hAnsi="Arial" w:cs="Arial"/>
+          <w:b/>
+          <w:color w:val="271A38"/>
+          <w:sz w:val="36"/>
+        </w:rPr>
+        <w:lastRenderedPageBreak/>
+        <w:t>LES FONCTIONS EN PHP</w:t>
+      </w:r>
+    </w:p>
+    <w:p>
+      <w:pPr>
+        <w:rPr>
+          <w:rFonts w:cstheme="minorHAnsi"/>
+        </w:rPr>
+      </w:pPr>
+    </w:p>
+    <w:p>
+      <w:pPr>
+        <w:rPr>
+          <w:rFonts w:cstheme="minorHAnsi"/>
+        </w:rPr>
+      </w:pPr>
+      <w:r>
+        <w:rPr>
+          <w:rFonts w:cstheme="minorHAnsi"/>
+        </w:rPr>
+        <w:t xml:space="preserve">PHP propose des centaines de fonctions déjà prêtes disponibles ici : </w:t>
+      </w:r>
+      <w:hyperlink r:id="rId52" w:history="1">
+        <w:r>
+          <w:rPr>
+            <w:rStyle w:val="Lienhypertexte"/>
+            <w:rFonts w:cstheme="minorHAnsi"/>
+          </w:rPr>
+          <w:t>https://www.php.net/manual/fr/funcref.php</w:t>
+        </w:r>
+      </w:hyperlink>
+    </w:p>
+    <w:p>
+      <w:pPr>
+        <w:rPr>
+          <w:rFonts w:cstheme="minorHAnsi"/>
+        </w:rPr>
+      </w:pPr>
+    </w:p>
+    <w:p>
+      <w:pPr>
+        <w:rPr>
+          <w:rFonts w:cstheme="minorHAnsi"/>
+        </w:rPr>
+      </w:pPr>
+      <w:r>
+        <w:rPr>
+          <w:rFonts w:cstheme="minorHAnsi"/>
+        </w:rPr>
+        <w:t>Quelques exemples :</w:t>
+      </w:r>
+    </w:p>
+    <w:p>
+      <w:pPr>
+        <w:rPr>
+          <w:rFonts w:cstheme="minorHAnsi"/>
+        </w:rPr>
+      </w:pPr>
+      <w:r>
+        <w:rPr>
+          <w:noProof/>
+          <w:lang w:eastAsia="fr-FR"/>
+        </w:rPr>
+        <w:drawing>
+          <wp:inline distT="0" distB="0" distL="0" distR="0" wp14:anchorId="4E5999DF" wp14:editId="7D330C2E">
+            <wp:extent cx="5760720" cy="2557145"/>
+            <wp:effectExtent l="0" t="0" r="0" b="0"/>
+            <wp:docPr id="48" name="Image 48"/>
+            <wp:cNvGraphicFramePr>
+              <a:graphicFrameLocks xmlns:a="http://schemas.openxmlformats.org/drawingml/2006/main" noChangeAspect="1"/>
+            </wp:cNvGraphicFramePr>
+            <a:graphic xmlns:a="http://schemas.openxmlformats.org/drawingml/2006/main">
+              <a:graphicData uri="http://schemas.openxmlformats.org/drawingml/2006/picture">
+                <pic:pic xmlns:pic="http://schemas.openxmlformats.org/drawingml/2006/picture">
+                  <pic:nvPicPr>
+                    <pic:cNvPr id="1" name=""/>
+                    <pic:cNvPicPr/>
+                  </pic:nvPicPr>
+                  <pic:blipFill>
+                    <a:blip r:embed="rId53"/>
+                    <a:stretch>
+                      <a:fillRect/>
+                    </a:stretch>
+                  </pic:blipFill>
+                  <pic:spPr>
+                    <a:xfrm>
+                      <a:off x="0" y="0"/>
+                      <a:ext cx="5760720" cy="2557145"/>
+                    </a:xfrm>
+                    <a:prstGeom prst="rect">
+                      <a:avLst/>
+                    </a:prstGeom>
+                  </pic:spPr>
+                </pic:pic>
+              </a:graphicData>
+            </a:graphic>
+          </wp:inline>
+        </w:drawing>
+      </w:r>
+    </w:p>
+    <w:p>
+      <w:pPr>
+        <w:rPr>
+          <w:rFonts w:cstheme="minorHAnsi"/>
+        </w:rPr>
+      </w:pPr>
+    </w:p>
+    <w:p>
+      <w:pPr>
+        <w:rPr>
+          <w:rFonts w:cstheme="minorHAnsi"/>
+        </w:rPr>
+      </w:pPr>
+    </w:p>
+    <w:p>
+      <w:pPr>
+        <w:rPr>
+          <w:rFonts w:cstheme="minorHAnsi"/>
+        </w:rPr>
+      </w:pPr>
+      <w:r>
+        <w:rPr>
+          <w:rFonts w:cstheme="minorHAnsi"/>
+        </w:rPr>
+        <w:t>Pour manipuler du texte :</w:t>
+      </w:r>
+    </w:p>
+    <w:p>
+      <w:pPr>
+        <w:rPr>
+          <w:rFonts w:cstheme="minorHAnsi"/>
+        </w:rPr>
+      </w:pPr>
+      <w:r>
+        <w:rPr>
+          <w:noProof/>
+          <w:lang w:eastAsia="fr-FR"/>
+        </w:rPr>
+        <w:drawing>
+          <wp:inline distT="0" distB="0" distL="0" distR="0" wp14:anchorId="398A00B5" wp14:editId="6691AB88">
+            <wp:extent cx="5760720" cy="1231265"/>
+            <wp:effectExtent l="0" t="0" r="0" b="6985"/>
+            <wp:docPr id="49" name="Image 49"/>
+            <wp:cNvGraphicFramePr>
+              <a:graphicFrameLocks xmlns:a="http://schemas.openxmlformats.org/drawingml/2006/main" noChangeAspect="1"/>
+            </wp:cNvGraphicFramePr>
+            <a:graphic xmlns:a="http://schemas.openxmlformats.org/drawingml/2006/main">
+              <a:graphicData uri="http://schemas.openxmlformats.org/drawingml/2006/picture">
+                <pic:pic xmlns:pic="http://schemas.openxmlformats.org/drawingml/2006/picture">
+                  <pic:nvPicPr>
+                    <pic:cNvPr id="1" name=""/>
+                    <pic:cNvPicPr/>
+                  </pic:nvPicPr>
+                  <pic:blipFill>
+                    <a:blip r:embed="rId54"/>
+                    <a:stretch>
+                      <a:fillRect/>
+                    </a:stretch>
+                  </pic:blipFill>
+                  <pic:spPr>
+                    <a:xfrm>
+                      <a:off x="0" y="0"/>
+                      <a:ext cx="5760720" cy="1231265"/>
+                    </a:xfrm>
+                    <a:prstGeom prst="rect">
+                      <a:avLst/>
+                    </a:prstGeom>
+                  </pic:spPr>
+                </pic:pic>
+              </a:graphicData>
+            </a:graphic>
+          </wp:inline>
+        </w:drawing>
+      </w:r>
+    </w:p>
+    <w:p>
+      <w:pPr>
+        <w:rPr>
+          <w:rFonts w:cstheme="minorHAnsi"/>
+        </w:rPr>
+      </w:pPr>
+      <w:proofErr w:type="gramStart"/>
+      <w:r>
+        <w:rPr>
+          <w:rFonts w:cstheme="minorHAnsi"/>
+        </w:rPr>
+        <w:t>count</w:t>
+      </w:r>
+      <w:proofErr w:type="gramEnd"/>
+      <w:r>
+        <w:rPr>
+          <w:rFonts w:cstheme="minorHAnsi"/>
+        </w:rPr>
+        <w:t> : permet de compter le nombre d’éléments dans un tableau</w:t>
+      </w:r>
+    </w:p>
+    <w:p>
+      <w:pPr>
+        <w:rPr>
+          <w:rFonts w:cstheme="minorHAnsi"/>
+        </w:rPr>
+      </w:pPr>
+    </w:p>
+    <w:p>
+      <w:pPr>
+        <w:rPr>
+          <w:rFonts w:cstheme="minorHAnsi"/>
+        </w:rPr>
+      </w:pPr>
+    </w:p>
+    <w:p>
+      <w:pPr>
+        <w:rPr>
+          <w:rFonts w:cstheme="minorHAnsi"/>
+        </w:rPr>
+      </w:pPr>
+    </w:p>
+    <w:p>
+      <w:pPr>
+        <w:rPr>
+          <w:rFonts w:cstheme="minorHAnsi"/>
+        </w:rPr>
+      </w:pPr>
+    </w:p>
+    <w:p>
+      <w:pPr>
+        <w:rPr>
+          <w:rFonts w:cstheme="minorHAnsi"/>
+        </w:rPr>
+      </w:pPr>
+    </w:p>
+    <w:p>
+      <w:pPr>
+        <w:rPr>
+          <w:rFonts w:cstheme="minorHAnsi"/>
+        </w:rPr>
+      </w:pPr>
+    </w:p>
+    <w:p>
+      <w:pPr>
+        <w:rPr>
+          <w:rFonts w:cstheme="minorHAnsi"/>
+        </w:rPr>
+      </w:pPr>
+    </w:p>
+    <w:p>
+      <w:pPr>
+        <w:rPr>
+          <w:rFonts w:cstheme="minorHAnsi"/>
+        </w:rPr>
+      </w:pPr>
+      <w:proofErr w:type="spellStart"/>
+      <w:proofErr w:type="gramStart"/>
+      <w:r>
+        <w:rPr>
+          <w:rFonts w:cstheme="minorHAnsi"/>
+        </w:rPr>
+        <w:lastRenderedPageBreak/>
+        <w:t>str</w:t>
+      </w:r>
+      <w:proofErr w:type="gramEnd"/>
+      <w:r>
+        <w:rPr>
+          <w:rFonts w:cstheme="minorHAnsi"/>
+        </w:rPr>
+        <w:t>_replace</w:t>
+      </w:r>
+      <w:proofErr w:type="spellEnd"/>
+      <w:r>
+        <w:rPr>
+          <w:rFonts w:cstheme="minorHAnsi"/>
+        </w:rPr>
+        <w:t> :</w:t>
+      </w:r>
+    </w:p>
+    <w:p>
+      <w:pPr>
+        <w:rPr>
+          <w:rFonts w:cstheme="minorHAnsi"/>
+        </w:rPr>
+      </w:pPr>
+      <w:r>
+        <w:rPr>
+          <w:noProof/>
+          <w:lang w:eastAsia="fr-FR"/>
+        </w:rPr>
+        <w:drawing>
+          <wp:inline distT="0" distB="0" distL="0" distR="0" wp14:anchorId="0DD76968" wp14:editId="7BD1B407">
+            <wp:extent cx="4333875" cy="590550"/>
+            <wp:effectExtent l="0" t="0" r="9525" b="0"/>
+            <wp:docPr id="50" name="Image 50"/>
+            <wp:cNvGraphicFramePr>
+              <a:graphicFrameLocks xmlns:a="http://schemas.openxmlformats.org/drawingml/2006/main" noChangeAspect="1"/>
+            </wp:cNvGraphicFramePr>
+            <a:graphic xmlns:a="http://schemas.openxmlformats.org/drawingml/2006/main">
+              <a:graphicData uri="http://schemas.openxmlformats.org/drawingml/2006/picture">
+                <pic:pic xmlns:pic="http://schemas.openxmlformats.org/drawingml/2006/picture">
+                  <pic:nvPicPr>
+                    <pic:cNvPr id="1" name=""/>
+                    <pic:cNvPicPr/>
+                  </pic:nvPicPr>
+                  <pic:blipFill>
+                    <a:blip r:embed="rId55"/>
+                    <a:stretch>
+                      <a:fillRect/>
+                    </a:stretch>
+                  </pic:blipFill>
+                  <pic:spPr>
+                    <a:xfrm>
+                      <a:off x="0" y="0"/>
+                      <a:ext cx="4333875" cy="590550"/>
+                    </a:xfrm>
+                    <a:prstGeom prst="rect">
+                      <a:avLst/>
+                    </a:prstGeom>
+                  </pic:spPr>
+                </pic:pic>
+              </a:graphicData>
+            </a:graphic>
+          </wp:inline>
+        </w:drawing>
+      </w:r>
+    </w:p>
+    <w:p>
+      <w:pPr>
+        <w:rPr>
+          <w:rFonts w:cstheme="minorHAnsi"/>
+        </w:rPr>
+      </w:pPr>
+      <w:r>
+        <w:rPr>
+          <w:noProof/>
+          <w:lang w:eastAsia="fr-FR"/>
+        </w:rPr>
+        <w:drawing>
+          <wp:inline distT="0" distB="0" distL="0" distR="0" wp14:anchorId="6D55B9F7" wp14:editId="2C95FCE8">
+            <wp:extent cx="2657475" cy="657225"/>
+            <wp:effectExtent l="0" t="0" r="9525" b="9525"/>
+            <wp:docPr id="51" name="Image 51"/>
+            <wp:cNvGraphicFramePr>
+              <a:graphicFrameLocks xmlns:a="http://schemas.openxmlformats.org/drawingml/2006/main" noChangeAspect="1"/>
+            </wp:cNvGraphicFramePr>
+            <a:graphic xmlns:a="http://schemas.openxmlformats.org/drawingml/2006/main">
+              <a:graphicData uri="http://schemas.openxmlformats.org/drawingml/2006/picture">
+                <pic:pic xmlns:pic="http://schemas.openxmlformats.org/drawingml/2006/picture">
+                  <pic:nvPicPr>
+                    <pic:cNvPr id="1" name=""/>
+                    <pic:cNvPicPr/>
+                  </pic:nvPicPr>
+                  <pic:blipFill>
+                    <a:blip r:embed="rId56"/>
+                    <a:stretch>
+                      <a:fillRect/>
+                    </a:stretch>
+                  </pic:blipFill>
+                  <pic:spPr>
+                    <a:xfrm>
+                      <a:off x="0" y="0"/>
+                      <a:ext cx="2657475" cy="657225"/>
+                    </a:xfrm>
+                    <a:prstGeom prst="rect">
+                      <a:avLst/>
+                    </a:prstGeom>
+                  </pic:spPr>
+                </pic:pic>
+              </a:graphicData>
+            </a:graphic>
+          </wp:inline>
+        </w:drawing>
+      </w:r>
+    </w:p>
+    <w:p>
+      <w:pPr>
+        <w:rPr>
+          <w:rFonts w:cstheme="minorHAnsi"/>
+        </w:rPr>
+      </w:pPr>
+    </w:p>
+    <w:p>
+      <w:pPr>
+        <w:rPr>
+          <w:rFonts w:cstheme="minorHAnsi"/>
+        </w:rPr>
+      </w:pPr>
+      <w:r>
+        <w:rPr>
+          <w:noProof/>
+          <w:lang w:eastAsia="fr-FR"/>
+        </w:rPr>
+        <w:drawing>
+          <wp:inline distT="0" distB="0" distL="0" distR="0" wp14:anchorId="36759AC2" wp14:editId="7171F0D6">
+            <wp:extent cx="5760720" cy="3816350"/>
+            <wp:effectExtent l="0" t="0" r="0" b="0"/>
+            <wp:docPr id="52" name="Image 52"/>
+            <wp:cNvGraphicFramePr>
+              <a:graphicFrameLocks xmlns:a="http://schemas.openxmlformats.org/drawingml/2006/main" noChangeAspect="1"/>
+            </wp:cNvGraphicFramePr>
+            <a:graphic xmlns:a="http://schemas.openxmlformats.org/drawingml/2006/main">
+              <a:graphicData uri="http://schemas.openxmlformats.org/drawingml/2006/picture">
+                <pic:pic xmlns:pic="http://schemas.openxmlformats.org/drawingml/2006/picture">
+                  <pic:nvPicPr>
+                    <pic:cNvPr id="1" name=""/>
+                    <pic:cNvPicPr/>
+                  </pic:nvPicPr>
+                  <pic:blipFill>
+                    <a:blip r:embed="rId57"/>
+                    <a:stretch>
+                      <a:fillRect/>
+                    </a:stretch>
+                  </pic:blipFill>
+                  <pic:spPr>
+                    <a:xfrm>
+                      <a:off x="0" y="0"/>
+                      <a:ext cx="5760720" cy="3816350"/>
+                    </a:xfrm>
+                    <a:prstGeom prst="rect">
+                      <a:avLst/>
+                    </a:prstGeom>
+                  </pic:spPr>
+                </pic:pic>
+              </a:graphicData>
+            </a:graphic>
+          </wp:inline>
+        </w:drawing>
+      </w:r>
+    </w:p>
+    <w:p>
+      <w:pPr>
+        <w:rPr>
+          <w:rFonts w:cstheme="minorHAnsi"/>
+        </w:rPr>
+      </w:pPr>
+      <w:hyperlink r:id="rId58" w:history="1">
+        <w:r>
+          <w:rPr>
+            <w:rStyle w:val="Lienhypertexte"/>
+            <w:rFonts w:cstheme="minorHAnsi"/>
+          </w:rPr>
+          <w:t>https://www.php.net/manual/fr/function.sprintf.php</w:t>
+        </w:r>
+      </w:hyperlink>
+    </w:p>
+    <w:p>
+      <w:pPr>
+        <w:rPr>
+          <w:rFonts w:cstheme="minorHAnsi"/>
+        </w:rPr>
+      </w:pPr>
+    </w:p>
+    <w:p>
+      <w:pPr>
+        <w:rPr>
+          <w:rFonts w:cstheme="minorHAnsi"/>
+        </w:rPr>
+      </w:pPr>
+    </w:p>
+    <w:p>
+      <w:pPr>
+        <w:rPr>
+          <w:rFonts w:cstheme="minorHAnsi"/>
+        </w:rPr>
+      </w:pPr>
+    </w:p>
+    <w:p>
+      <w:pPr>
+        <w:rPr>
+          <w:rFonts w:cstheme="minorHAnsi"/>
+        </w:rPr>
+      </w:pPr>
+    </w:p>
+    <w:p>
+      <w:pPr>
+        <w:rPr>
+          <w:rFonts w:cstheme="minorHAnsi"/>
+        </w:rPr>
+      </w:pPr>
+    </w:p>
+    <w:p>
+      <w:pPr>
+        <w:rPr>
+          <w:rFonts w:cstheme="minorHAnsi"/>
+        </w:rPr>
+      </w:pPr>
+    </w:p>
+    <w:p>
+      <w:pPr>
+        <w:rPr>
+          <w:rFonts w:cstheme="minorHAnsi"/>
+        </w:rPr>
+      </w:pPr>
+    </w:p>
+    <w:p>
+      <w:pPr>
+        <w:rPr>
+          <w:rFonts w:cstheme="minorHAnsi"/>
+        </w:rPr>
+      </w:pPr>
+    </w:p>
+    <w:p>
+      <w:pPr>
+        <w:rPr>
+          <w:rFonts w:cstheme="minorHAnsi"/>
+        </w:rPr>
+      </w:pPr>
+    </w:p>
+    <w:p>
+      <w:pPr>
+        <w:rPr>
+          <w:rFonts w:cstheme="minorHAnsi"/>
+        </w:rPr>
+      </w:pPr>
+      <w:r>
+        <w:rPr>
+          <w:rFonts w:cstheme="minorHAnsi"/>
+        </w:rPr>
+        <w:lastRenderedPageBreak/>
+        <w:t>Récupérer une date :</w:t>
+      </w:r>
+    </w:p>
+    <w:p>
+      <w:pPr>
+        <w:rPr>
+          <w:rFonts w:cstheme="minorHAnsi"/>
+        </w:rPr>
+      </w:pPr>
+      <w:proofErr w:type="gramStart"/>
+      <w:r>
+        <w:rPr>
+          <w:rFonts w:cstheme="minorHAnsi"/>
+        </w:rPr>
+        <w:t>date</w:t>
+      </w:r>
+      <w:proofErr w:type="gramEnd"/>
+      <w:r>
+        <w:rPr>
+          <w:rFonts w:cstheme="minorHAnsi"/>
+        </w:rPr>
+        <w:t>(paramètre)</w:t>
+      </w:r>
+    </w:p>
+    <w:p>
+      <w:pPr>
+        <w:rPr>
+          <w:rFonts w:cstheme="minorHAnsi"/>
+        </w:rPr>
+      </w:pPr>
+      <w:r>
+        <w:rPr>
+          <w:noProof/>
+          <w:lang w:eastAsia="fr-FR"/>
+        </w:rPr>
+        <w:drawing>
+          <wp:inline distT="0" distB="0" distL="0" distR="0" wp14:anchorId="1C88D370" wp14:editId="5B9C00EB">
+            <wp:extent cx="2143125" cy="2667000"/>
+            <wp:effectExtent l="0" t="0" r="9525" b="0"/>
+            <wp:docPr id="55" name="Image 55"/>
+            <wp:cNvGraphicFramePr>
+              <a:graphicFrameLocks xmlns:a="http://schemas.openxmlformats.org/drawingml/2006/main" noChangeAspect="1"/>
+            </wp:cNvGraphicFramePr>
+            <a:graphic xmlns:a="http://schemas.openxmlformats.org/drawingml/2006/main">
+              <a:graphicData uri="http://schemas.openxmlformats.org/drawingml/2006/picture">
+                <pic:pic xmlns:pic="http://schemas.openxmlformats.org/drawingml/2006/picture">
+                  <pic:nvPicPr>
+                    <pic:cNvPr id="1" name=""/>
+                    <pic:cNvPicPr/>
+                  </pic:nvPicPr>
+                  <pic:blipFill>
+                    <a:blip r:embed="rId59"/>
+                    <a:stretch>
+                      <a:fillRect/>
+                    </a:stretch>
+                  </pic:blipFill>
+                  <pic:spPr>
+                    <a:xfrm>
+                      <a:off x="0" y="0"/>
+                      <a:ext cx="2143125" cy="2667000"/>
+                    </a:xfrm>
+                    <a:prstGeom prst="rect">
+                      <a:avLst/>
+                    </a:prstGeom>
+                  </pic:spPr>
+                </pic:pic>
+              </a:graphicData>
+            </a:graphic>
+          </wp:inline>
+        </w:drawing>
+      </w:r>
+    </w:p>
+    <w:p>
+      <w:pPr>
+        <w:shd w:val="clear" w:color="auto" w:fill="FFFFFF"/>
+        <w:spacing w:before="100" w:beforeAutospacing="1" w:after="100" w:afterAutospacing="1" w:line="240" w:lineRule="auto"/>
+        <w:rPr>
+          <w:rFonts w:ascii="Arial" w:eastAsia="Times New Roman" w:hAnsi="Arial" w:cs="Arial"/>
+          <w:color w:val="271A38"/>
+          <w:sz w:val="24"/>
+          <w:szCs w:val="24"/>
+          <w:lang w:eastAsia="fr-FR"/>
+        </w:rPr>
+      </w:pPr>
+      <w:r>
+        <w:rPr>
+          <w:rFonts w:ascii="Arial" w:eastAsia="Times New Roman" w:hAnsi="Arial" w:cs="Arial"/>
+          <w:color w:val="271A38"/>
+          <w:sz w:val="24"/>
+          <w:szCs w:val="24"/>
+          <w:lang w:eastAsia="fr-FR"/>
+        </w:rPr>
+        <w:t xml:space="preserve">Absolument ! Pour simplifier le code, nous pouvons utiliser les formats de la </w:t>
+      </w:r>
+      <w:proofErr w:type="gramStart"/>
+      <w:r>
+        <w:rPr>
+          <w:rFonts w:ascii="Arial" w:eastAsia="Times New Roman" w:hAnsi="Arial" w:cs="Arial"/>
+          <w:color w:val="271A38"/>
+          <w:sz w:val="24"/>
+          <w:szCs w:val="24"/>
+          <w:lang w:eastAsia="fr-FR"/>
+        </w:rPr>
+        <w:t>fonction  </w:t>
+      </w:r>
+      <w:r>
+        <w:rPr>
+          <w:rFonts w:ascii="Courier New" w:eastAsia="Times New Roman" w:hAnsi="Courier New" w:cs="Courier New"/>
+          <w:color w:val="271A38"/>
+          <w:sz w:val="20"/>
+          <w:szCs w:val="20"/>
+          <w:lang w:eastAsia="fr-FR"/>
+        </w:rPr>
+        <w:t>date</w:t>
+      </w:r>
+      <w:proofErr w:type="gramEnd"/>
+      <w:r>
+        <w:rPr>
+          <w:rFonts w:ascii="Arial" w:eastAsia="Times New Roman" w:hAnsi="Arial" w:cs="Arial"/>
+          <w:color w:val="271A38"/>
+          <w:sz w:val="24"/>
+          <w:szCs w:val="24"/>
+          <w:lang w:eastAsia="fr-FR"/>
+        </w:rPr>
+        <w:t> , comme ceci :</w:t>
+      </w:r>
+    </w:p>
+    <w:p>
+      <w:pPr>
+        <w:shd w:val="clear" w:color="auto" w:fill="282A36"/>
+        <w:tabs>
+          <w:tab w:val="left" w:pos="916"/>
+          <w:tab w:val="left" w:pos="1832"/>
+          <w:tab w:val="left" w:pos="2748"/>
+          <w:tab w:val="left" w:pos="3664"/>
+          <w:tab w:val="left" w:pos="4580"/>
+          <w:tab w:val="left" w:pos="5496"/>
+          <w:tab w:val="left" w:pos="6412"/>
+          <w:tab w:val="left" w:pos="7328"/>
+          <w:tab w:val="left" w:pos="8244"/>
+          <w:tab w:val="left" w:pos="9160"/>
+          <w:tab w:val="left" w:pos="10076"/>
+          <w:tab w:val="left" w:pos="10992"/>
+          <w:tab w:val="left" w:pos="11908"/>
+          <w:tab w:val="left" w:pos="12824"/>
+          <w:tab w:val="left" w:pos="13740"/>
+          <w:tab w:val="left" w:pos="14656"/>
+        </w:tabs>
+        <w:spacing w:after="0" w:line="240" w:lineRule="auto"/>
+        <w:rPr>
+          <w:rFonts w:ascii="Consolas" w:eastAsia="Times New Roman" w:hAnsi="Consolas" w:cs="Courier New"/>
+          <w:color w:val="F8F8F2"/>
+          <w:sz w:val="18"/>
+          <w:szCs w:val="18"/>
+          <w:shd w:val="clear" w:color="auto" w:fill="282A36"/>
+          <w:lang w:eastAsia="fr-FR"/>
+        </w:rPr>
+      </w:pPr>
+      <w:r>
+        <w:rPr>
+          <w:rFonts w:ascii="Consolas" w:eastAsia="Times New Roman" w:hAnsi="Consolas" w:cs="Courier New"/>
+          <w:color w:val="F8F8F2"/>
+          <w:sz w:val="18"/>
+          <w:szCs w:val="18"/>
+          <w:shd w:val="clear" w:color="auto" w:fill="282A36"/>
+          <w:lang w:eastAsia="fr-FR"/>
+        </w:rPr>
+        <w:t>$date = date('d/m/Y'</w:t>
+      </w:r>
+      <w:proofErr w:type="gramStart"/>
+      <w:r>
+        <w:rPr>
+          <w:rFonts w:ascii="Consolas" w:eastAsia="Times New Roman" w:hAnsi="Consolas" w:cs="Courier New"/>
+          <w:color w:val="F8F8F2"/>
+          <w:sz w:val="18"/>
+          <w:szCs w:val="18"/>
+          <w:shd w:val="clear" w:color="auto" w:fill="282A36"/>
+          <w:lang w:eastAsia="fr-FR"/>
+        </w:rPr>
+        <w:t>);</w:t>
+      </w:r>
+      <w:proofErr w:type="gramEnd"/>
+    </w:p>
+    <w:p>
+      <w:pPr>
+        <w:shd w:val="clear" w:color="auto" w:fill="282A36"/>
+        <w:tabs>
+          <w:tab w:val="left" w:pos="916"/>
+          <w:tab w:val="left" w:pos="1832"/>
+          <w:tab w:val="left" w:pos="2748"/>
+          <w:tab w:val="left" w:pos="3664"/>
+          <w:tab w:val="left" w:pos="4580"/>
+          <w:tab w:val="left" w:pos="5496"/>
+          <w:tab w:val="left" w:pos="6412"/>
+          <w:tab w:val="left" w:pos="7328"/>
+          <w:tab w:val="left" w:pos="8244"/>
+          <w:tab w:val="left" w:pos="9160"/>
+          <w:tab w:val="left" w:pos="10076"/>
+          <w:tab w:val="left" w:pos="10992"/>
+          <w:tab w:val="left" w:pos="11908"/>
+          <w:tab w:val="left" w:pos="12824"/>
+          <w:tab w:val="left" w:pos="13740"/>
+          <w:tab w:val="left" w:pos="14656"/>
+        </w:tabs>
+        <w:spacing w:after="0" w:line="240" w:lineRule="auto"/>
+        <w:rPr>
+          <w:rFonts w:ascii="Consolas" w:eastAsia="Times New Roman" w:hAnsi="Consolas" w:cs="Courier New"/>
+          <w:color w:val="F8F8F2"/>
+          <w:sz w:val="18"/>
+          <w:szCs w:val="18"/>
+          <w:shd w:val="clear" w:color="auto" w:fill="282A36"/>
+          <w:lang w:eastAsia="fr-FR"/>
+        </w:rPr>
+      </w:pPr>
+      <w:r>
+        <w:rPr>
+          <w:rFonts w:ascii="Consolas" w:eastAsia="Times New Roman" w:hAnsi="Consolas" w:cs="Courier New"/>
+          <w:color w:val="F8F8F2"/>
+          <w:sz w:val="18"/>
+          <w:szCs w:val="18"/>
+          <w:shd w:val="clear" w:color="auto" w:fill="282A36"/>
+          <w:lang w:eastAsia="fr-FR"/>
+        </w:rPr>
+        <w:t xml:space="preserve">$time = </w:t>
+      </w:r>
+      <w:proofErr w:type="gramStart"/>
+      <w:r>
+        <w:rPr>
+          <w:rFonts w:ascii="Consolas" w:eastAsia="Times New Roman" w:hAnsi="Consolas" w:cs="Courier New"/>
+          <w:color w:val="F8F8F2"/>
+          <w:sz w:val="18"/>
+          <w:szCs w:val="18"/>
+          <w:shd w:val="clear" w:color="auto" w:fill="282A36"/>
+          <w:lang w:eastAsia="fr-FR"/>
+        </w:rPr>
+        <w:t>date(</w:t>
+      </w:r>
+      <w:proofErr w:type="gramEnd"/>
+      <w:r>
+        <w:rPr>
+          <w:rFonts w:ascii="Consolas" w:eastAsia="Times New Roman" w:hAnsi="Consolas" w:cs="Courier New"/>
+          <w:color w:val="F8F8F2"/>
+          <w:sz w:val="18"/>
+          <w:szCs w:val="18"/>
+          <w:shd w:val="clear" w:color="auto" w:fill="282A36"/>
+          <w:lang w:eastAsia="fr-FR"/>
+        </w:rPr>
+        <w:t>'H \h i');</w:t>
+      </w:r>
+    </w:p>
+    <w:p>
+      <w:pPr>
+        <w:shd w:val="clear" w:color="auto" w:fill="FFFFFF"/>
+        <w:spacing w:before="100" w:beforeAutospacing="1" w:after="100" w:afterAutospacing="1" w:line="240" w:lineRule="auto"/>
+        <w:rPr>
+          <w:rFonts w:ascii="Arial" w:eastAsia="Times New Roman" w:hAnsi="Arial" w:cs="Arial"/>
+          <w:color w:val="271A38"/>
+          <w:sz w:val="24"/>
+          <w:szCs w:val="24"/>
+          <w:lang w:eastAsia="fr-FR"/>
+        </w:rPr>
+      </w:pPr>
+      <w:r>
+        <w:rPr>
+          <w:rFonts w:ascii="Arial" w:eastAsia="Times New Roman" w:hAnsi="Arial" w:cs="Arial"/>
+          <w:color w:val="271A38"/>
+          <w:sz w:val="24"/>
+          <w:szCs w:val="24"/>
+          <w:lang w:eastAsia="fr-FR"/>
+        </w:rPr>
+        <w:t>Ces lignes de code effectuent le même travail que les lignes précédentes, mais de manière plus concise.  </w:t>
+      </w:r>
+      <w:proofErr w:type="gramStart"/>
+      <w:r>
+        <w:rPr>
+          <w:rFonts w:ascii="Courier New" w:eastAsia="Times New Roman" w:hAnsi="Courier New" w:cs="Courier New"/>
+          <w:color w:val="271A38"/>
+          <w:sz w:val="20"/>
+          <w:szCs w:val="20"/>
+          <w:lang w:eastAsia="fr-FR"/>
+        </w:rPr>
+        <w:t>date</w:t>
+      </w:r>
+      <w:proofErr w:type="gramEnd"/>
+      <w:r>
+        <w:rPr>
+          <w:rFonts w:ascii="Courier New" w:eastAsia="Times New Roman" w:hAnsi="Courier New" w:cs="Courier New"/>
+          <w:color w:val="271A38"/>
+          <w:sz w:val="20"/>
+          <w:szCs w:val="20"/>
+          <w:lang w:eastAsia="fr-FR"/>
+        </w:rPr>
+        <w:t>('d/m/Y')</w:t>
+      </w:r>
+      <w:r>
+        <w:rPr>
+          <w:rFonts w:ascii="Arial" w:eastAsia="Times New Roman" w:hAnsi="Arial" w:cs="Arial"/>
+          <w:color w:val="271A38"/>
+          <w:sz w:val="24"/>
+          <w:szCs w:val="24"/>
+          <w:lang w:eastAsia="fr-FR"/>
+        </w:rPr>
+        <w:t>  formate la date sous la forme jour/mois/année, et  </w:t>
+      </w:r>
+      <w:r>
+        <w:rPr>
+          <w:rFonts w:ascii="Courier New" w:eastAsia="Times New Roman" w:hAnsi="Courier New" w:cs="Courier New"/>
+          <w:color w:val="271A38"/>
+          <w:sz w:val="20"/>
+          <w:szCs w:val="20"/>
+          <w:lang w:eastAsia="fr-FR"/>
+        </w:rPr>
+        <w:t>date('H \h i')</w:t>
+      </w:r>
+      <w:r>
+        <w:rPr>
+          <w:rFonts w:ascii="Arial" w:eastAsia="Times New Roman" w:hAnsi="Arial" w:cs="Arial"/>
+          <w:color w:val="271A38"/>
+          <w:sz w:val="24"/>
+          <w:szCs w:val="24"/>
+          <w:lang w:eastAsia="fr-FR"/>
+        </w:rPr>
+        <w:t>  formate l'heure sous le format heure h minute (exemple 12 h 25). Voici la version finale :</w:t>
+      </w:r>
+    </w:p>
+    <w:p>
+      <w:pPr>
+        <w:rPr>
+          <w:rFonts w:cstheme="minorHAnsi"/>
+        </w:rPr>
+      </w:pPr>
+    </w:p>
+    <w:p>
+      <w:pPr>
+        <w:rPr>
+          <w:rFonts w:cstheme="minorHAnsi"/>
+        </w:rPr>
+      </w:pPr>
+    </w:p>
+    <w:p>
+      <w:pPr>
+        <w:rPr>
+          <w:rFonts w:cstheme="minorHAnsi"/>
+        </w:rPr>
+      </w:pPr>
+    </w:p>
+    <w:p>
+      <w:pPr>
+        <w:rPr>
+          <w:rFonts w:cstheme="minorHAnsi"/>
+        </w:rPr>
+      </w:pPr>
+    </w:p>
+    <w:p>
+      <w:pPr>
+        <w:rPr>
+          <w:rFonts w:cstheme="minorHAnsi"/>
+        </w:rPr>
+      </w:pPr>
+    </w:p>
+    <w:p>
+      <w:pPr>
+        <w:rPr>
+          <w:rFonts w:cstheme="minorHAnsi"/>
+        </w:rPr>
+      </w:pPr>
+    </w:p>
+    <w:p>
+      <w:pPr>
+        <w:rPr>
+          <w:rFonts w:cstheme="minorHAnsi"/>
+        </w:rPr>
+      </w:pPr>
+    </w:p>
+    <w:p>
+      <w:pPr>
+        <w:rPr>
+          <w:rFonts w:cstheme="minorHAnsi"/>
+        </w:rPr>
+      </w:pPr>
+    </w:p>
+    <w:p>
+      <w:pPr>
+        <w:rPr>
+          <w:rFonts w:cstheme="minorHAnsi"/>
+        </w:rPr>
+      </w:pPr>
+    </w:p>
+    <w:p>
+      <w:pPr>
+        <w:rPr>
+          <w:rFonts w:cstheme="minorHAnsi"/>
+        </w:rPr>
+      </w:pPr>
+    </w:p>
+    <w:p>
+      <w:pPr>
+        <w:rPr>
+          <w:rFonts w:cstheme="minorHAnsi"/>
+        </w:rPr>
+      </w:pPr>
+    </w:p>
+    <w:p>
+      <w:pPr>
+        <w:rPr>
+          <w:rFonts w:cstheme="minorHAnsi"/>
+        </w:rPr>
+      </w:pPr>
+    </w:p>
+    <w:p>
+      <w:pPr>
+        <w:rPr>
+          <w:rFonts w:cstheme="minorHAnsi"/>
+          <w:b/>
+          <w:sz w:val="36"/>
+        </w:rPr>
+      </w:pPr>
+      <w:r>
+        <w:rPr>
+          <w:rFonts w:cstheme="minorHAnsi"/>
+          <w:b/>
+          <w:sz w:val="36"/>
+        </w:rPr>
+        <w:lastRenderedPageBreak/>
+        <w:t>LES FONCTIONS EN PHP</w:t>
+      </w:r>
+    </w:p>
+    <w:p>
+      <w:pPr>
+        <w:rPr>
+          <w:rFonts w:cstheme="minorHAnsi"/>
+        </w:rPr>
+      </w:pPr>
+      <w:r>
+        <w:rPr>
+          <w:noProof/>
+          <w:lang w:eastAsia="fr-FR"/>
+        </w:rPr>
+        <w:drawing>
+          <wp:inline distT="0" distB="0" distL="0" distR="0" wp14:anchorId="7DB41A39" wp14:editId="2BB8F917">
+            <wp:extent cx="3629025" cy="2343150"/>
+            <wp:effectExtent l="0" t="0" r="9525" b="0"/>
+            <wp:docPr id="56" name="Image 56"/>
+            <wp:cNvGraphicFramePr>
+              <a:graphicFrameLocks xmlns:a="http://schemas.openxmlformats.org/drawingml/2006/main" noChangeAspect="1"/>
+            </wp:cNvGraphicFramePr>
+            <a:graphic xmlns:a="http://schemas.openxmlformats.org/drawingml/2006/main">
+              <a:graphicData uri="http://schemas.openxmlformats.org/drawingml/2006/picture">
+                <pic:pic xmlns:pic="http://schemas.openxmlformats.org/drawingml/2006/picture">
+                  <pic:nvPicPr>
+                    <pic:cNvPr id="1" name=""/>
+                    <pic:cNvPicPr/>
+                  </pic:nvPicPr>
+                  <pic:blipFill>
+                    <a:blip r:embed="rId60"/>
+                    <a:stretch>
+                      <a:fillRect/>
+                    </a:stretch>
+                  </pic:blipFill>
+                  <pic:spPr>
+                    <a:xfrm>
+                      <a:off x="0" y="0"/>
+                      <a:ext cx="3629025" cy="2343150"/>
+                    </a:xfrm>
+                    <a:prstGeom prst="rect">
+                      <a:avLst/>
+                    </a:prstGeom>
+                  </pic:spPr>
+                </pic:pic>
+              </a:graphicData>
+            </a:graphic>
+          </wp:inline>
+        </w:drawing>
+      </w:r>
+    </w:p>
+    <w:p>
+      <w:pPr>
+        <w:rPr>
+          <w:rFonts w:cstheme="minorHAnsi"/>
+        </w:rPr>
+      </w:pPr>
+      <w:r>
+        <w:rPr>
+          <w:rFonts w:cstheme="minorHAnsi"/>
+        </w:rPr>
+        <w:t>On n’est pas obligé de définir le type de variable attendu mais c’est une bonne pratique</w:t>
+      </w:r>
+    </w:p>
+    <w:p>
+      <w:pPr>
+        <w:rPr>
+          <w:rFonts w:cstheme="minorHAnsi"/>
+        </w:rPr>
+      </w:pPr>
+      <w:r>
+        <w:rPr>
+          <w:rFonts w:cstheme="minorHAnsi"/>
+        </w:rPr>
+        <w:t>Il n’est pas non plus obligatoire de spécifier le type du retour mais c’est une bonne pratique</w:t>
+      </w:r>
+    </w:p>
+    <w:p>
+      <w:pPr>
+        <w:rPr>
+          <w:rFonts w:cstheme="minorHAnsi"/>
+        </w:rPr>
+      </w:pPr>
+    </w:p>
+    <w:p>
+      <w:pPr>
+        <w:rPr>
+          <w:rFonts w:cstheme="minorHAnsi"/>
+        </w:rPr>
+      </w:pPr>
+    </w:p>
+    <w:p>
+      <w:pPr>
+        <w:rPr>
+          <w:rFonts w:cstheme="minorHAnsi"/>
+          <w:b/>
+          <w:sz w:val="36"/>
+          <w:szCs w:val="36"/>
+        </w:rPr>
+      </w:pPr>
+      <w:r>
+        <w:rPr>
+          <w:rFonts w:cstheme="minorHAnsi"/>
+          <w:b/>
+          <w:sz w:val="36"/>
+          <w:szCs w:val="36"/>
+        </w:rPr>
+        <w:t>LES ERREURS COURANTES</w:t>
+      </w:r>
+    </w:p>
+    <w:p>
+      <w:pPr>
+        <w:numPr>
+          <w:ilvl w:val="0"/>
+          <w:numId w:val="7"/>
+        </w:numPr>
+        <w:shd w:val="clear" w:color="auto" w:fill="FFFFFF"/>
+        <w:spacing w:before="100" w:beforeAutospacing="1" w:after="100" w:afterAutospacing="1" w:line="240" w:lineRule="auto"/>
+        <w:rPr>
+          <w:rFonts w:ascii="Arial" w:eastAsia="Times New Roman" w:hAnsi="Arial" w:cs="Arial"/>
+          <w:color w:val="271A38"/>
+          <w:sz w:val="24"/>
+          <w:szCs w:val="24"/>
+          <w:lang w:eastAsia="fr-FR"/>
+        </w:rPr>
+      </w:pPr>
+      <w:r>
+        <w:rPr>
+          <w:rFonts w:ascii="Arial" w:eastAsia="Times New Roman" w:hAnsi="Arial" w:cs="Arial"/>
+          <w:color w:val="271A38"/>
+          <w:sz w:val="24"/>
+          <w:szCs w:val="24"/>
+          <w:lang w:eastAsia="fr-FR"/>
+        </w:rPr>
+        <w:t>"</w:t>
+      </w:r>
+      <w:proofErr w:type="spellStart"/>
+      <w:r>
+        <w:rPr>
+          <w:rFonts w:ascii="Arial" w:eastAsia="Times New Roman" w:hAnsi="Arial" w:cs="Arial"/>
+          <w:color w:val="271A38"/>
+          <w:sz w:val="24"/>
+          <w:szCs w:val="24"/>
+          <w:lang w:eastAsia="fr-FR"/>
+        </w:rPr>
+        <w:t>Parse</w:t>
+      </w:r>
+      <w:proofErr w:type="spellEnd"/>
+      <w:r>
+        <w:rPr>
+          <w:rFonts w:ascii="Arial" w:eastAsia="Times New Roman" w:hAnsi="Arial" w:cs="Arial"/>
+          <w:color w:val="271A38"/>
+          <w:sz w:val="24"/>
+          <w:szCs w:val="24"/>
+          <w:lang w:eastAsia="fr-FR"/>
+        </w:rPr>
+        <w:t xml:space="preserve"> </w:t>
+      </w:r>
+      <w:proofErr w:type="spellStart"/>
+      <w:r>
+        <w:rPr>
+          <w:rFonts w:ascii="Arial" w:eastAsia="Times New Roman" w:hAnsi="Arial" w:cs="Arial"/>
+          <w:color w:val="271A38"/>
+          <w:sz w:val="24"/>
+          <w:szCs w:val="24"/>
+          <w:lang w:eastAsia="fr-FR"/>
+        </w:rPr>
+        <w:t>error</w:t>
+      </w:r>
+      <w:proofErr w:type="spellEnd"/>
+      <w:r>
+        <w:rPr>
+          <w:rFonts w:ascii="Arial" w:eastAsia="Times New Roman" w:hAnsi="Arial" w:cs="Arial"/>
+          <w:color w:val="271A38"/>
+          <w:sz w:val="24"/>
+          <w:szCs w:val="24"/>
+          <w:lang w:eastAsia="fr-FR"/>
+        </w:rPr>
+        <w:t>".</w:t>
+      </w:r>
+    </w:p>
+    <w:p>
+      <w:pPr>
+        <w:numPr>
+          <w:ilvl w:val="0"/>
+          <w:numId w:val="7"/>
+        </w:numPr>
+        <w:shd w:val="clear" w:color="auto" w:fill="FFFFFF"/>
+        <w:spacing w:before="100" w:beforeAutospacing="1" w:after="100" w:afterAutospacing="1" w:line="240" w:lineRule="auto"/>
+        <w:rPr>
+          <w:rFonts w:ascii="Arial" w:eastAsia="Times New Roman" w:hAnsi="Arial" w:cs="Arial"/>
+          <w:color w:val="271A38"/>
+          <w:sz w:val="24"/>
+          <w:szCs w:val="24"/>
+          <w:lang w:eastAsia="fr-FR"/>
+        </w:rPr>
+      </w:pPr>
+      <w:r>
+        <w:rPr>
+          <w:rFonts w:ascii="Arial" w:eastAsia="Times New Roman" w:hAnsi="Arial" w:cs="Arial"/>
+          <w:color w:val="271A38"/>
+          <w:sz w:val="24"/>
+          <w:szCs w:val="24"/>
+          <w:lang w:eastAsia="fr-FR"/>
+        </w:rPr>
+        <w:t>"</w:t>
+      </w:r>
+      <w:proofErr w:type="spellStart"/>
+      <w:r>
+        <w:rPr>
+          <w:rFonts w:ascii="Arial" w:eastAsia="Times New Roman" w:hAnsi="Arial" w:cs="Arial"/>
+          <w:color w:val="271A38"/>
+          <w:sz w:val="24"/>
+          <w:szCs w:val="24"/>
+          <w:lang w:eastAsia="fr-FR"/>
+        </w:rPr>
+        <w:t>Undefined</w:t>
+      </w:r>
+      <w:proofErr w:type="spellEnd"/>
+      <w:r>
+        <w:rPr>
+          <w:rFonts w:ascii="Arial" w:eastAsia="Times New Roman" w:hAnsi="Arial" w:cs="Arial"/>
+          <w:color w:val="271A38"/>
+          <w:sz w:val="24"/>
+          <w:szCs w:val="24"/>
+          <w:lang w:eastAsia="fr-FR"/>
+        </w:rPr>
+        <w:t xml:space="preserve"> </w:t>
+      </w:r>
+      <w:proofErr w:type="spellStart"/>
+      <w:r>
+        <w:rPr>
+          <w:rFonts w:ascii="Arial" w:eastAsia="Times New Roman" w:hAnsi="Arial" w:cs="Arial"/>
+          <w:color w:val="271A38"/>
+          <w:sz w:val="24"/>
+          <w:szCs w:val="24"/>
+          <w:lang w:eastAsia="fr-FR"/>
+        </w:rPr>
+        <w:t>function</w:t>
+      </w:r>
+      <w:proofErr w:type="spellEnd"/>
+      <w:r>
+        <w:rPr>
+          <w:rFonts w:ascii="Arial" w:eastAsia="Times New Roman" w:hAnsi="Arial" w:cs="Arial"/>
+          <w:color w:val="271A38"/>
+          <w:sz w:val="24"/>
+          <w:szCs w:val="24"/>
+          <w:lang w:eastAsia="fr-FR"/>
+        </w:rPr>
+        <w:t>".</w:t>
+      </w:r>
+    </w:p>
+    <w:p>
+      <w:pPr>
+        <w:numPr>
+          <w:ilvl w:val="0"/>
+          <w:numId w:val="7"/>
+        </w:numPr>
+        <w:shd w:val="clear" w:color="auto" w:fill="FFFFFF"/>
+        <w:spacing w:before="100" w:beforeAutospacing="1" w:after="100" w:afterAutospacing="1" w:line="240" w:lineRule="auto"/>
+        <w:rPr>
+          <w:rFonts w:ascii="Arial" w:eastAsia="Times New Roman" w:hAnsi="Arial" w:cs="Arial"/>
+          <w:color w:val="271A38"/>
+          <w:sz w:val="24"/>
+          <w:szCs w:val="24"/>
+          <w:lang w:eastAsia="fr-FR"/>
+        </w:rPr>
+      </w:pPr>
+      <w:r>
+        <w:rPr>
+          <w:rFonts w:ascii="Arial" w:eastAsia="Times New Roman" w:hAnsi="Arial" w:cs="Arial"/>
+          <w:color w:val="271A38"/>
+          <w:sz w:val="24"/>
+          <w:szCs w:val="24"/>
+          <w:lang w:eastAsia="fr-FR"/>
+        </w:rPr>
+        <w:t>"</w:t>
+      </w:r>
+      <w:proofErr w:type="spellStart"/>
+      <w:r>
+        <w:rPr>
+          <w:rFonts w:ascii="Arial" w:eastAsia="Times New Roman" w:hAnsi="Arial" w:cs="Arial"/>
+          <w:color w:val="271A38"/>
+          <w:sz w:val="24"/>
+          <w:szCs w:val="24"/>
+          <w:lang w:eastAsia="fr-FR"/>
+        </w:rPr>
+        <w:t>Wrong</w:t>
+      </w:r>
+      <w:proofErr w:type="spellEnd"/>
+      <w:r>
+        <w:rPr>
+          <w:rFonts w:ascii="Arial" w:eastAsia="Times New Roman" w:hAnsi="Arial" w:cs="Arial"/>
+          <w:color w:val="271A38"/>
+          <w:sz w:val="24"/>
+          <w:szCs w:val="24"/>
+          <w:lang w:eastAsia="fr-FR"/>
+        </w:rPr>
+        <w:t xml:space="preserve"> </w:t>
+      </w:r>
+      <w:proofErr w:type="spellStart"/>
+      <w:r>
+        <w:rPr>
+          <w:rFonts w:ascii="Arial" w:eastAsia="Times New Roman" w:hAnsi="Arial" w:cs="Arial"/>
+          <w:color w:val="271A38"/>
+          <w:sz w:val="24"/>
+          <w:szCs w:val="24"/>
+          <w:lang w:eastAsia="fr-FR"/>
+        </w:rPr>
+        <w:t>parameter</w:t>
+      </w:r>
+      <w:proofErr w:type="spellEnd"/>
+      <w:r>
+        <w:rPr>
+          <w:rFonts w:ascii="Arial" w:eastAsia="Times New Roman" w:hAnsi="Arial" w:cs="Arial"/>
+          <w:color w:val="271A38"/>
+          <w:sz w:val="24"/>
+          <w:szCs w:val="24"/>
+          <w:lang w:eastAsia="fr-FR"/>
+        </w:rPr>
+        <w:t xml:space="preserve"> count".</w:t>
+      </w:r>
+    </w:p>
+    <w:p>
+      <w:pPr>
+        <w:pStyle w:val="Titre4"/>
+        <w:shd w:val="clear" w:color="auto" w:fill="FFFFFF"/>
+        <w:spacing w:line="450" w:lineRule="atLeast"/>
+        <w:rPr>
+          <w:rFonts w:ascii="Arial" w:hAnsi="Arial" w:cs="Arial"/>
+          <w:color w:val="271A38"/>
+        </w:rPr>
+      </w:pPr>
+      <w:r>
+        <w:rPr>
+          <w:rFonts w:ascii="Arial" w:hAnsi="Arial" w:cs="Arial"/>
+          <w:color w:val="271A38"/>
+        </w:rPr>
+        <w:t>"</w:t>
+      </w:r>
+      <w:proofErr w:type="spellStart"/>
+      <w:r>
+        <w:rPr>
+          <w:rFonts w:ascii="Arial" w:hAnsi="Arial" w:cs="Arial"/>
+          <w:color w:val="271A38"/>
+        </w:rPr>
+        <w:t>Parse</w:t>
+      </w:r>
+      <w:proofErr w:type="spellEnd"/>
+      <w:r>
+        <w:rPr>
+          <w:rFonts w:ascii="Arial" w:hAnsi="Arial" w:cs="Arial"/>
+          <w:color w:val="271A38"/>
+        </w:rPr>
+        <w:t xml:space="preserve"> </w:t>
+      </w:r>
+      <w:proofErr w:type="spellStart"/>
+      <w:r>
+        <w:rPr>
+          <w:rFonts w:ascii="Arial" w:hAnsi="Arial" w:cs="Arial"/>
+          <w:color w:val="271A38"/>
+        </w:rPr>
+        <w:t>error</w:t>
+      </w:r>
+      <w:proofErr w:type="spellEnd"/>
+      <w:r>
+        <w:rPr>
+          <w:rFonts w:ascii="Arial" w:hAnsi="Arial" w:cs="Arial"/>
+          <w:color w:val="271A38"/>
+        </w:rPr>
+        <w:t>" = si vous formulez mal une instruction</w:t>
+      </w:r>
+    </w:p>
+    <w:p>
+      <w:pPr>
+        <w:rPr>
+          <w:rFonts w:cstheme="minorHAnsi"/>
+        </w:rPr>
+      </w:pPr>
+      <w:r>
+        <w:rPr>
+          <w:noProof/>
+          <w:lang w:eastAsia="fr-FR"/>
+        </w:rPr>
+        <w:drawing>
+          <wp:inline distT="0" distB="0" distL="0" distR="0" wp14:anchorId="16DDFEF8" wp14:editId="3D8A2D97">
+            <wp:extent cx="3505200" cy="381000"/>
+            <wp:effectExtent l="0" t="0" r="0" b="0"/>
+            <wp:docPr id="57" name="Image 57"/>
+            <wp:cNvGraphicFramePr>
+              <a:graphicFrameLocks xmlns:a="http://schemas.openxmlformats.org/drawingml/2006/main" noChangeAspect="1"/>
+            </wp:cNvGraphicFramePr>
+            <a:graphic xmlns:a="http://schemas.openxmlformats.org/drawingml/2006/main">
+              <a:graphicData uri="http://schemas.openxmlformats.org/drawingml/2006/picture">
+                <pic:pic xmlns:pic="http://schemas.openxmlformats.org/drawingml/2006/picture">
+                  <pic:nvPicPr>
+                    <pic:cNvPr id="1" name=""/>
+                    <pic:cNvPicPr/>
+                  </pic:nvPicPr>
+                  <pic:blipFill>
+                    <a:blip r:embed="rId61"/>
+                    <a:stretch>
+                      <a:fillRect/>
+                    </a:stretch>
+                  </pic:blipFill>
+                  <pic:spPr>
+                    <a:xfrm>
+                      <a:off x="0" y="0"/>
+                      <a:ext cx="3505200" cy="381000"/>
+                    </a:xfrm>
+                    <a:prstGeom prst="rect">
+                      <a:avLst/>
+                    </a:prstGeom>
+                  </pic:spPr>
+                </pic:pic>
+              </a:graphicData>
+            </a:graphic>
+          </wp:inline>
+        </w:drawing>
+      </w:r>
+    </w:p>
+    <w:p>
+      <w:pPr>
+        <w:pStyle w:val="NormalWeb"/>
+        <w:shd w:val="clear" w:color="auto" w:fill="FFFFFF"/>
+        <w:rPr>
+          <w:rFonts w:ascii="Arial" w:hAnsi="Arial" w:cs="Arial"/>
+          <w:color w:val="271A38"/>
+        </w:rPr>
+      </w:pPr>
+      <w:r>
+        <w:rPr>
+          <w:rFonts w:ascii="Arial" w:hAnsi="Arial" w:cs="Arial"/>
+          <w:color w:val="271A38"/>
+        </w:rPr>
+        <w:t>Une "</w:t>
+      </w:r>
+      <w:proofErr w:type="spellStart"/>
+      <w:r>
+        <w:rPr>
+          <w:rFonts w:ascii="Arial" w:hAnsi="Arial" w:cs="Arial"/>
+          <w:color w:val="271A38"/>
+        </w:rPr>
+        <w:t>parse</w:t>
+      </w:r>
+      <w:proofErr w:type="spellEnd"/>
+      <w:r>
+        <w:rPr>
+          <w:rFonts w:ascii="Arial" w:hAnsi="Arial" w:cs="Arial"/>
+          <w:color w:val="271A38"/>
+        </w:rPr>
+        <w:t xml:space="preserve"> </w:t>
+      </w:r>
+      <w:proofErr w:type="spellStart"/>
+      <w:r>
+        <w:rPr>
+          <w:rFonts w:ascii="Arial" w:hAnsi="Arial" w:cs="Arial"/>
+          <w:color w:val="271A38"/>
+        </w:rPr>
+        <w:t>error</w:t>
+      </w:r>
+      <w:proofErr w:type="spellEnd"/>
+      <w:r>
+        <w:rPr>
+          <w:rFonts w:ascii="Arial" w:hAnsi="Arial" w:cs="Arial"/>
+          <w:color w:val="271A38"/>
+        </w:rPr>
+        <w:t>" est en fait une instruction PHP mal formée. Il peut y avoir plusieurs causes :</w:t>
+      </w:r>
+    </w:p>
+    <w:p>
+      <w:pPr>
+        <w:rPr>
+          <w:noProof/>
+          <w:lang w:eastAsia="fr-FR"/>
+        </w:rPr>
+      </w:pPr>
+      <w:r>
+        <w:rPr>
+          <w:rFonts w:cstheme="minorHAnsi"/>
+        </w:rPr>
+        <w:t xml:space="preserve">Par exemple oublier un ; oublier de fermer un guillemet, oublier </w:t>
+      </w:r>
+      <w:proofErr w:type="gramStart"/>
+      <w:r>
+        <w:rPr>
+          <w:rFonts w:cstheme="minorHAnsi"/>
+        </w:rPr>
+        <w:t>un .</w:t>
+      </w:r>
+      <w:proofErr w:type="gramEnd"/>
+      <w:r>
+        <w:rPr>
+          <w:rFonts w:cstheme="minorHAnsi"/>
+        </w:rPr>
+        <w:t xml:space="preserve"> dans une concaténation, mal fermer une accolade</w:t>
+      </w:r>
+      <w:r>
+        <w:rPr>
+          <w:noProof/>
+          <w:lang w:eastAsia="fr-FR"/>
+        </w:rPr>
+        <w:t xml:space="preserve"> </w:t>
+      </w:r>
+      <w:r>
+        <w:rPr>
+          <w:noProof/>
+          <w:lang w:eastAsia="fr-FR"/>
+        </w:rPr>
+        <w:drawing>
+          <wp:inline distT="0" distB="0" distL="0" distR="0" wp14:anchorId="284D89D9" wp14:editId="1B78694C">
+            <wp:extent cx="5760720" cy="1258570"/>
+            <wp:effectExtent l="0" t="0" r="0" b="0"/>
+            <wp:docPr id="58" name="Image 58"/>
+            <wp:cNvGraphicFramePr>
+              <a:graphicFrameLocks xmlns:a="http://schemas.openxmlformats.org/drawingml/2006/main" noChangeAspect="1"/>
+            </wp:cNvGraphicFramePr>
+            <a:graphic xmlns:a="http://schemas.openxmlformats.org/drawingml/2006/main">
+              <a:graphicData uri="http://schemas.openxmlformats.org/drawingml/2006/picture">
+                <pic:pic xmlns:pic="http://schemas.openxmlformats.org/drawingml/2006/picture">
+                  <pic:nvPicPr>
+                    <pic:cNvPr id="1" name=""/>
+                    <pic:cNvPicPr/>
+                  </pic:nvPicPr>
+                  <pic:blipFill>
+                    <a:blip r:embed="rId62"/>
+                    <a:stretch>
+                      <a:fillRect/>
+                    </a:stretch>
+                  </pic:blipFill>
+                  <pic:spPr>
+                    <a:xfrm>
+                      <a:off x="0" y="0"/>
+                      <a:ext cx="5760720" cy="1258570"/>
+                    </a:xfrm>
+                    <a:prstGeom prst="rect">
+                      <a:avLst/>
+                    </a:prstGeom>
+                  </pic:spPr>
+                </pic:pic>
+              </a:graphicData>
+            </a:graphic>
+          </wp:inline>
+        </w:drawing>
+      </w:r>
+    </w:p>
+    <w:p>
+      <w:pPr>
+        <w:rPr>
+          <w:noProof/>
+          <w:lang w:eastAsia="fr-FR"/>
+        </w:rPr>
+      </w:pPr>
+    </w:p>
+    <w:p>
+      <w:pPr>
+        <w:pStyle w:val="Titre4"/>
+        <w:shd w:val="clear" w:color="auto" w:fill="FFFFFF"/>
+        <w:spacing w:line="450" w:lineRule="atLeast"/>
+        <w:rPr>
+          <w:rFonts w:ascii="Arial" w:hAnsi="Arial" w:cs="Arial"/>
+          <w:color w:val="271A38"/>
+        </w:rPr>
+      </w:pPr>
+      <w:r>
+        <w:rPr>
+          <w:rFonts w:ascii="Arial" w:hAnsi="Arial" w:cs="Arial"/>
+          <w:color w:val="271A38"/>
+        </w:rPr>
+        <w:lastRenderedPageBreak/>
+        <w:t>"</w:t>
+      </w:r>
+      <w:proofErr w:type="spellStart"/>
+      <w:r>
+        <w:rPr>
+          <w:rFonts w:ascii="Arial" w:hAnsi="Arial" w:cs="Arial"/>
+          <w:color w:val="271A38"/>
+        </w:rPr>
+        <w:t>Undefined</w:t>
+      </w:r>
+      <w:proofErr w:type="spellEnd"/>
+      <w:r>
+        <w:rPr>
+          <w:rFonts w:ascii="Arial" w:hAnsi="Arial" w:cs="Arial"/>
+          <w:color w:val="271A38"/>
+        </w:rPr>
+        <w:t xml:space="preserve"> </w:t>
+      </w:r>
+      <w:proofErr w:type="spellStart"/>
+      <w:r>
+        <w:rPr>
+          <w:rFonts w:ascii="Arial" w:hAnsi="Arial" w:cs="Arial"/>
+          <w:color w:val="271A38"/>
+        </w:rPr>
+        <w:t>function</w:t>
+      </w:r>
+      <w:proofErr w:type="spellEnd"/>
+      <w:r>
+        <w:rPr>
+          <w:rFonts w:ascii="Arial" w:hAnsi="Arial" w:cs="Arial"/>
+          <w:color w:val="271A38"/>
+        </w:rPr>
+        <w:t>" = si vous utilisez une fonction non reconnue</w:t>
+      </w:r>
+    </w:p>
+    <w:p>
+      <w:pPr>
+        <w:rPr>
+          <w:rFonts w:ascii="Arial" w:hAnsi="Arial" w:cs="Arial"/>
+          <w:color w:val="271A38"/>
+          <w:shd w:val="clear" w:color="auto" w:fill="FFFFFF"/>
+        </w:rPr>
+      </w:pPr>
+      <w:proofErr w:type="gramStart"/>
+      <w:r>
+        <w:rPr>
+          <w:rFonts w:ascii="Arial" w:hAnsi="Arial" w:cs="Arial"/>
+          <w:color w:val="271A38"/>
+          <w:shd w:val="clear" w:color="auto" w:fill="FFFFFF"/>
+        </w:rPr>
+        <w:t>si</w:t>
+      </w:r>
+      <w:proofErr w:type="gramEnd"/>
+      <w:r>
+        <w:rPr>
+          <w:rFonts w:ascii="Arial" w:hAnsi="Arial" w:cs="Arial"/>
+          <w:color w:val="271A38"/>
+          <w:shd w:val="clear" w:color="auto" w:fill="FFFFFF"/>
+        </w:rPr>
+        <w:t xml:space="preserve"> vous essayez d'utiliser la fonction </w:t>
+      </w:r>
+      <w:proofErr w:type="spellStart"/>
+      <w:r>
+        <w:rPr>
+          <w:rStyle w:val="CodeHTML"/>
+          <w:rFonts w:eastAsiaTheme="minorHAnsi"/>
+          <w:color w:val="271A38"/>
+          <w:sz w:val="24"/>
+          <w:szCs w:val="24"/>
+        </w:rPr>
+        <w:t>imagepng</w:t>
+      </w:r>
+      <w:proofErr w:type="spellEnd"/>
+      <w:r>
+        <w:rPr>
+          <w:rFonts w:ascii="Arial" w:hAnsi="Arial" w:cs="Arial"/>
+          <w:color w:val="271A38"/>
+          <w:shd w:val="clear" w:color="auto" w:fill="FFFFFF"/>
+        </w:rPr>
+        <w:t> alors que vous n'avez pas activé la bibliothèque nécessaire pour les images en PHP, on vous dira que la fonction n'existe pas. Activez la bibliothèque qui utilise la fonction, et tout sera réglé.</w:t>
+      </w:r>
+    </w:p>
+    <w:p>
+      <w:pPr>
+        <w:pStyle w:val="Titre4"/>
+        <w:shd w:val="clear" w:color="auto" w:fill="FFFFFF"/>
+        <w:spacing w:line="450" w:lineRule="atLeast"/>
+        <w:rPr>
+          <w:rFonts w:ascii="Arial" w:hAnsi="Arial" w:cs="Arial"/>
+          <w:color w:val="271A38"/>
+        </w:rPr>
+      </w:pPr>
+      <w:r>
+        <w:rPr>
+          <w:rFonts w:ascii="Arial" w:hAnsi="Arial" w:cs="Arial"/>
+          <w:color w:val="271A38"/>
+        </w:rPr>
+        <w:t>"</w:t>
+      </w:r>
+      <w:proofErr w:type="spellStart"/>
+      <w:r>
+        <w:rPr>
+          <w:rFonts w:ascii="Arial" w:hAnsi="Arial" w:cs="Arial"/>
+          <w:color w:val="271A38"/>
+        </w:rPr>
+        <w:t>Wrong</w:t>
+      </w:r>
+      <w:proofErr w:type="spellEnd"/>
+      <w:r>
+        <w:rPr>
+          <w:rFonts w:ascii="Arial" w:hAnsi="Arial" w:cs="Arial"/>
+          <w:color w:val="271A38"/>
+        </w:rPr>
+        <w:t xml:space="preserve"> </w:t>
+      </w:r>
+      <w:proofErr w:type="spellStart"/>
+      <w:r>
+        <w:rPr>
+          <w:rFonts w:ascii="Arial" w:hAnsi="Arial" w:cs="Arial"/>
+          <w:color w:val="271A38"/>
+        </w:rPr>
+        <w:t>parameter</w:t>
+      </w:r>
+      <w:proofErr w:type="spellEnd"/>
+      <w:r>
+        <w:rPr>
+          <w:rFonts w:ascii="Arial" w:hAnsi="Arial" w:cs="Arial"/>
+          <w:color w:val="271A38"/>
+        </w:rPr>
+        <w:t xml:space="preserve"> count" = si vous entrez un nombre incorrect de paramètres pour une fonction</w:t>
+      </w:r>
+    </w:p>
+    <w:p>
+      <w:pPr>
+        <w:rPr>
+          <w:rFonts w:cstheme="minorHAnsi"/>
+        </w:rPr>
+      </w:pPr>
+    </w:p>
+    <w:p>
+      <w:pPr>
+        <w:rPr>
+          <w:rFonts w:cstheme="minorHAnsi"/>
+        </w:rPr>
+      </w:pPr>
+    </w:p>
+    <w:p>
+      <w:pPr>
+        <w:rPr>
+          <w:rFonts w:cstheme="minorHAnsi"/>
+        </w:rPr>
+      </w:pPr>
+    </w:p>
+    <w:p>
+      <w:pPr>
+        <w:shd w:val="clear" w:color="auto" w:fill="FFFFFF"/>
+        <w:spacing w:before="100" w:beforeAutospacing="1" w:after="100" w:afterAutospacing="1" w:line="240" w:lineRule="auto"/>
+        <w:rPr>
+          <w:rFonts w:ascii="Arial" w:eastAsia="Times New Roman" w:hAnsi="Arial" w:cs="Arial"/>
+          <w:color w:val="271A38"/>
+          <w:sz w:val="24"/>
+          <w:szCs w:val="24"/>
+          <w:lang w:eastAsia="fr-FR"/>
+        </w:rPr>
+      </w:pPr>
+      <w:r>
+        <w:rPr>
+          <w:rFonts w:ascii="Arial" w:eastAsia="Times New Roman" w:hAnsi="Arial" w:cs="Arial"/>
+          <w:color w:val="271A38"/>
+          <w:sz w:val="24"/>
+          <w:szCs w:val="24"/>
+          <w:lang w:eastAsia="fr-FR"/>
+        </w:rPr>
+        <w:t>Nous allons voir les erreurs :</w:t>
+      </w:r>
+    </w:p>
+    <w:p>
+      <w:pPr>
+        <w:numPr>
+          <w:ilvl w:val="0"/>
+          <w:numId w:val="8"/>
+        </w:numPr>
+        <w:shd w:val="clear" w:color="auto" w:fill="FFFFFF"/>
+        <w:spacing w:before="100" w:beforeAutospacing="1" w:after="100" w:afterAutospacing="1" w:line="240" w:lineRule="auto"/>
+        <w:rPr>
+          <w:rFonts w:ascii="Arial" w:eastAsia="Times New Roman" w:hAnsi="Arial" w:cs="Arial"/>
+          <w:color w:val="271A38"/>
+          <w:sz w:val="24"/>
+          <w:szCs w:val="24"/>
+          <w:lang w:eastAsia="fr-FR"/>
+        </w:rPr>
+      </w:pPr>
+      <w:r>
+        <w:rPr>
+          <w:rFonts w:ascii="Arial" w:eastAsia="Times New Roman" w:hAnsi="Arial" w:cs="Arial"/>
+          <w:color w:val="271A38"/>
+          <w:sz w:val="24"/>
+          <w:szCs w:val="24"/>
+          <w:lang w:eastAsia="fr-FR"/>
+        </w:rPr>
+        <w:t xml:space="preserve">"Headers </w:t>
+      </w:r>
+      <w:proofErr w:type="spellStart"/>
+      <w:r>
+        <w:rPr>
+          <w:rFonts w:ascii="Arial" w:eastAsia="Times New Roman" w:hAnsi="Arial" w:cs="Arial"/>
+          <w:color w:val="271A38"/>
+          <w:sz w:val="24"/>
+          <w:szCs w:val="24"/>
+          <w:lang w:eastAsia="fr-FR"/>
+        </w:rPr>
+        <w:t>already</w:t>
+      </w:r>
+      <w:proofErr w:type="spellEnd"/>
+      <w:r>
+        <w:rPr>
+          <w:rFonts w:ascii="Arial" w:eastAsia="Times New Roman" w:hAnsi="Arial" w:cs="Arial"/>
+          <w:color w:val="271A38"/>
+          <w:sz w:val="24"/>
+          <w:szCs w:val="24"/>
+          <w:lang w:eastAsia="fr-FR"/>
+        </w:rPr>
+        <w:t xml:space="preserve"> sent by…".</w:t>
+      </w:r>
+    </w:p>
+    <w:p>
+      <w:pPr>
+        <w:numPr>
+          <w:ilvl w:val="0"/>
+          <w:numId w:val="8"/>
+        </w:numPr>
+        <w:shd w:val="clear" w:color="auto" w:fill="FFFFFF"/>
+        <w:spacing w:before="100" w:beforeAutospacing="1" w:after="100" w:afterAutospacing="1" w:line="240" w:lineRule="auto"/>
+        <w:rPr>
+          <w:rFonts w:ascii="Arial" w:eastAsia="Times New Roman" w:hAnsi="Arial" w:cs="Arial"/>
+          <w:color w:val="271A38"/>
+          <w:sz w:val="24"/>
+          <w:szCs w:val="24"/>
+          <w:lang w:eastAsia="fr-FR"/>
+        </w:rPr>
+      </w:pPr>
+      <w:r>
+        <w:rPr>
+          <w:rFonts w:ascii="Arial" w:eastAsia="Times New Roman" w:hAnsi="Arial" w:cs="Arial"/>
+          <w:color w:val="271A38"/>
+          <w:sz w:val="24"/>
+          <w:szCs w:val="24"/>
+          <w:lang w:eastAsia="fr-FR"/>
+        </w:rPr>
+        <w:t>"L'image contient des erreurs".</w:t>
+      </w:r>
+    </w:p>
+    <w:p>
+      <w:pPr>
+        <w:numPr>
+          <w:ilvl w:val="0"/>
+          <w:numId w:val="8"/>
+        </w:numPr>
+        <w:shd w:val="clear" w:color="auto" w:fill="FFFFFF"/>
+        <w:spacing w:before="100" w:beforeAutospacing="1" w:after="100" w:afterAutospacing="1" w:line="240" w:lineRule="auto"/>
+        <w:rPr>
+          <w:rFonts w:ascii="Arial" w:eastAsia="Times New Roman" w:hAnsi="Arial" w:cs="Arial"/>
+          <w:color w:val="271A38"/>
+          <w:sz w:val="24"/>
+          <w:szCs w:val="24"/>
+          <w:lang w:eastAsia="fr-FR"/>
+        </w:rPr>
+      </w:pPr>
+      <w:r>
+        <w:rPr>
+          <w:rFonts w:ascii="Arial" w:eastAsia="Times New Roman" w:hAnsi="Arial" w:cs="Arial"/>
+          <w:color w:val="271A38"/>
+          <w:sz w:val="24"/>
+          <w:szCs w:val="24"/>
+          <w:lang w:eastAsia="fr-FR"/>
+        </w:rPr>
+        <w:t xml:space="preserve">"Maximum </w:t>
+      </w:r>
+      <w:proofErr w:type="spellStart"/>
+      <w:r>
+        <w:rPr>
+          <w:rFonts w:ascii="Arial" w:eastAsia="Times New Roman" w:hAnsi="Arial" w:cs="Arial"/>
+          <w:color w:val="271A38"/>
+          <w:sz w:val="24"/>
+          <w:szCs w:val="24"/>
+          <w:lang w:eastAsia="fr-FR"/>
+        </w:rPr>
+        <w:t>execution</w:t>
+      </w:r>
+      <w:proofErr w:type="spellEnd"/>
+      <w:r>
+        <w:rPr>
+          <w:rFonts w:ascii="Arial" w:eastAsia="Times New Roman" w:hAnsi="Arial" w:cs="Arial"/>
+          <w:color w:val="271A38"/>
+          <w:sz w:val="24"/>
+          <w:szCs w:val="24"/>
+          <w:lang w:eastAsia="fr-FR"/>
+        </w:rPr>
+        <w:t xml:space="preserve"> time </w:t>
+      </w:r>
+      <w:proofErr w:type="spellStart"/>
+      <w:r>
+        <w:rPr>
+          <w:rFonts w:ascii="Arial" w:eastAsia="Times New Roman" w:hAnsi="Arial" w:cs="Arial"/>
+          <w:color w:val="271A38"/>
+          <w:sz w:val="24"/>
+          <w:szCs w:val="24"/>
+          <w:lang w:eastAsia="fr-FR"/>
+        </w:rPr>
+        <w:t>exceeded</w:t>
+      </w:r>
+      <w:proofErr w:type="spellEnd"/>
+      <w:r>
+        <w:rPr>
+          <w:rFonts w:ascii="Arial" w:eastAsia="Times New Roman" w:hAnsi="Arial" w:cs="Arial"/>
+          <w:color w:val="271A38"/>
+          <w:sz w:val="24"/>
+          <w:szCs w:val="24"/>
+          <w:lang w:eastAsia="fr-FR"/>
+        </w:rPr>
+        <w:t>".</w:t>
+      </w:r>
+    </w:p>
+    <w:p>
+      <w:pPr>
+        <w:pStyle w:val="Titre4"/>
+        <w:shd w:val="clear" w:color="auto" w:fill="FFFFFF"/>
+        <w:spacing w:line="450" w:lineRule="atLeast"/>
+        <w:rPr>
+          <w:rFonts w:ascii="Arial" w:hAnsi="Arial" w:cs="Arial"/>
+          <w:color w:val="271A38"/>
+        </w:rPr>
+      </w:pPr>
+      <w:r>
+        <w:rPr>
+          <w:rFonts w:ascii="Arial" w:hAnsi="Arial" w:cs="Arial"/>
+          <w:color w:val="271A38"/>
+        </w:rPr>
+        <w:t xml:space="preserve">"Headers </w:t>
+      </w:r>
+      <w:proofErr w:type="spellStart"/>
+      <w:r>
+        <w:rPr>
+          <w:rFonts w:ascii="Arial" w:hAnsi="Arial" w:cs="Arial"/>
+          <w:color w:val="271A38"/>
+        </w:rPr>
+        <w:t>already</w:t>
+      </w:r>
+      <w:proofErr w:type="spellEnd"/>
+      <w:r>
+        <w:rPr>
+          <w:rFonts w:ascii="Arial" w:hAnsi="Arial" w:cs="Arial"/>
+          <w:color w:val="271A38"/>
+        </w:rPr>
+        <w:t xml:space="preserve"> sent by…" = si vous écrivez du code au mauvais endroit</w:t>
+      </w:r>
+    </w:p>
+    <w:p>
+      <w:pPr>
+        <w:pStyle w:val="NormalWeb"/>
+        <w:shd w:val="clear" w:color="auto" w:fill="FFFFFF"/>
+        <w:rPr>
+          <w:rFonts w:ascii="Arial" w:hAnsi="Arial" w:cs="Arial"/>
+          <w:color w:val="271A38"/>
+        </w:rPr>
+      </w:pPr>
+      <w:r>
+        <w:rPr>
+          <w:rFonts w:ascii="Arial" w:hAnsi="Arial" w:cs="Arial"/>
+          <w:color w:val="271A38"/>
+        </w:rPr>
+        <w:t>Voilà une erreur classique quand on travaille avec les sessions ou avec les cookies :</w:t>
+      </w:r>
+    </w:p>
+    <w:p>
+      <w:pPr>
+        <w:rPr>
+          <w:rFonts w:cstheme="minorHAnsi"/>
+        </w:rPr>
+      </w:pPr>
+      <w:r>
+        <w:rPr>
+          <w:noProof/>
+          <w:lang w:eastAsia="fr-FR"/>
+        </w:rPr>
+        <w:drawing>
+          <wp:inline distT="0" distB="0" distL="0" distR="0" wp14:anchorId="21253A61" wp14:editId="04A0BB52">
+            <wp:extent cx="4352925" cy="466725"/>
+            <wp:effectExtent l="0" t="0" r="9525" b="9525"/>
+            <wp:docPr id="59" name="Image 59"/>
+            <wp:cNvGraphicFramePr>
+              <a:graphicFrameLocks xmlns:a="http://schemas.openxmlformats.org/drawingml/2006/main" noChangeAspect="1"/>
+            </wp:cNvGraphicFramePr>
+            <a:graphic xmlns:a="http://schemas.openxmlformats.org/drawingml/2006/main">
+              <a:graphicData uri="http://schemas.openxmlformats.org/drawingml/2006/picture">
+                <pic:pic xmlns:pic="http://schemas.openxmlformats.org/drawingml/2006/picture">
+                  <pic:nvPicPr>
+                    <pic:cNvPr id="1" name=""/>
+                    <pic:cNvPicPr/>
+                  </pic:nvPicPr>
+                  <pic:blipFill>
+                    <a:blip r:embed="rId63"/>
+                    <a:stretch>
+                      <a:fillRect/>
+                    </a:stretch>
+                  </pic:blipFill>
+                  <pic:spPr>
+                    <a:xfrm>
+                      <a:off x="0" y="0"/>
+                      <a:ext cx="4352925" cy="466725"/>
+                    </a:xfrm>
+                    <a:prstGeom prst="rect">
+                      <a:avLst/>
+                    </a:prstGeom>
+                  </pic:spPr>
+                </pic:pic>
+              </a:graphicData>
+            </a:graphic>
+          </wp:inline>
+        </w:drawing>
+      </w:r>
+    </w:p>
+    <w:p>
+      <w:pPr>
+        <w:shd w:val="clear" w:color="auto" w:fill="FFFFFF"/>
+        <w:spacing w:before="100" w:beforeAutospacing="1" w:after="100" w:afterAutospacing="1" w:line="240" w:lineRule="auto"/>
+        <w:rPr>
+          <w:rFonts w:ascii="Arial" w:eastAsia="Times New Roman" w:hAnsi="Arial" w:cs="Arial"/>
+          <w:color w:val="271A38"/>
+          <w:sz w:val="24"/>
+          <w:szCs w:val="24"/>
+          <w:lang w:eastAsia="fr-FR"/>
+        </w:rPr>
+      </w:pPr>
+      <w:r>
+        <w:rPr>
+          <w:rFonts w:ascii="Arial" w:eastAsia="Times New Roman" w:hAnsi="Arial" w:cs="Arial"/>
+          <w:color w:val="271A38"/>
+          <w:sz w:val="24"/>
+          <w:szCs w:val="24"/>
+          <w:lang w:eastAsia="fr-FR"/>
+        </w:rPr>
+        <w:t xml:space="preserve">En PHP, la fonction qui permet d'envoyer des informations de "headers" </w:t>
+      </w:r>
+      <w:proofErr w:type="gramStart"/>
+      <w:r>
+        <w:rPr>
+          <w:rFonts w:ascii="Arial" w:eastAsia="Times New Roman" w:hAnsi="Arial" w:cs="Arial"/>
+          <w:color w:val="271A38"/>
+          <w:sz w:val="24"/>
+          <w:szCs w:val="24"/>
+          <w:lang w:eastAsia="fr-FR"/>
+        </w:rPr>
+        <w:t>s'appelle  </w:t>
+      </w:r>
+      <w:r>
+        <w:rPr>
+          <w:rFonts w:ascii="Courier New" w:eastAsia="Times New Roman" w:hAnsi="Courier New" w:cs="Courier New"/>
+          <w:color w:val="271A38"/>
+          <w:sz w:val="20"/>
+          <w:szCs w:val="20"/>
+          <w:lang w:eastAsia="fr-FR"/>
+        </w:rPr>
+        <w:t>header</w:t>
+      </w:r>
+      <w:proofErr w:type="gramEnd"/>
+      <w:r>
+        <w:rPr>
+          <w:rFonts w:ascii="Courier New" w:eastAsia="Times New Roman" w:hAnsi="Courier New" w:cs="Courier New"/>
+          <w:color w:val="271A38"/>
+          <w:sz w:val="20"/>
+          <w:szCs w:val="20"/>
+          <w:lang w:eastAsia="fr-FR"/>
+        </w:rPr>
+        <w:t>()</w:t>
+      </w:r>
+      <w:r>
+        <w:rPr>
+          <w:rFonts w:ascii="Arial" w:eastAsia="Times New Roman" w:hAnsi="Arial" w:cs="Arial"/>
+          <w:color w:val="271A38"/>
+          <w:sz w:val="24"/>
+          <w:szCs w:val="24"/>
+          <w:lang w:eastAsia="fr-FR"/>
+        </w:rPr>
+        <w:t> </w:t>
+      </w:r>
+    </w:p>
+    <w:p>
+      <w:pPr>
+        <w:shd w:val="clear" w:color="auto" w:fill="FFFFFF"/>
+        <w:spacing w:before="100" w:beforeAutospacing="1" w:after="100" w:afterAutospacing="1" w:line="240" w:lineRule="auto"/>
+        <w:rPr>
+          <w:rFonts w:ascii="Arial" w:eastAsia="Times New Roman" w:hAnsi="Arial" w:cs="Arial"/>
+          <w:color w:val="271A38"/>
+          <w:sz w:val="24"/>
+          <w:szCs w:val="24"/>
+          <w:lang w:eastAsia="fr-FR"/>
+        </w:rPr>
+      </w:pPr>
+      <w:r>
+        <w:rPr>
+          <w:rFonts w:ascii="Arial" w:eastAsia="Times New Roman" w:hAnsi="Arial" w:cs="Arial"/>
+          <w:color w:val="271A38"/>
+          <w:sz w:val="24"/>
+          <w:szCs w:val="24"/>
+          <w:lang w:eastAsia="fr-FR"/>
+        </w:rPr>
+        <w:t>. Il y a d'autres fonctions qui envoient des "headers" toutes seules. C'est le cas de :</w:t>
+      </w:r>
+    </w:p>
+    <w:p>
+      <w:pPr>
+        <w:numPr>
+          <w:ilvl w:val="0"/>
+          <w:numId w:val="9"/>
+        </w:numPr>
+        <w:shd w:val="clear" w:color="auto" w:fill="FFFFFF"/>
+        <w:spacing w:before="100" w:beforeAutospacing="1" w:after="100" w:afterAutospacing="1" w:line="240" w:lineRule="auto"/>
+        <w:rPr>
+          <w:rFonts w:ascii="Arial" w:eastAsia="Times New Roman" w:hAnsi="Arial" w:cs="Arial"/>
+          <w:color w:val="271A38"/>
+          <w:sz w:val="24"/>
+          <w:szCs w:val="24"/>
+          <w:lang w:eastAsia="fr-FR"/>
+        </w:rPr>
+      </w:pPr>
+      <w:r>
+        <w:rPr>
+          <w:rFonts w:ascii="Arial" w:eastAsia="Times New Roman" w:hAnsi="Arial" w:cs="Arial"/>
+          <w:color w:val="271A38"/>
+          <w:sz w:val="24"/>
+          <w:szCs w:val="24"/>
+          <w:lang w:eastAsia="fr-FR"/>
+        </w:rPr>
+        <w:t> </w:t>
+      </w:r>
+      <w:proofErr w:type="spellStart"/>
+      <w:proofErr w:type="gramStart"/>
+      <w:r>
+        <w:rPr>
+          <w:rFonts w:ascii="Courier New" w:eastAsia="Times New Roman" w:hAnsi="Courier New" w:cs="Courier New"/>
+          <w:color w:val="271A38"/>
+          <w:sz w:val="20"/>
+          <w:szCs w:val="20"/>
+          <w:lang w:eastAsia="fr-FR"/>
+        </w:rPr>
+        <w:t>session</w:t>
+      </w:r>
+      <w:proofErr w:type="gramEnd"/>
+      <w:r>
+        <w:rPr>
+          <w:rFonts w:ascii="Courier New" w:eastAsia="Times New Roman" w:hAnsi="Courier New" w:cs="Courier New"/>
+          <w:color w:val="271A38"/>
+          <w:sz w:val="20"/>
+          <w:szCs w:val="20"/>
+          <w:lang w:eastAsia="fr-FR"/>
+        </w:rPr>
+        <w:t>_start</w:t>
+      </w:r>
+      <w:proofErr w:type="spellEnd"/>
+      <w:r>
+        <w:rPr>
+          <w:rFonts w:ascii="Courier New" w:eastAsia="Times New Roman" w:hAnsi="Courier New" w:cs="Courier New"/>
+          <w:color w:val="271A38"/>
+          <w:sz w:val="20"/>
+          <w:szCs w:val="20"/>
+          <w:lang w:eastAsia="fr-FR"/>
+        </w:rPr>
+        <w:t>()</w:t>
+      </w:r>
+      <w:r>
+        <w:rPr>
+          <w:rFonts w:ascii="Arial" w:eastAsia="Times New Roman" w:hAnsi="Arial" w:cs="Arial"/>
+          <w:color w:val="271A38"/>
+          <w:sz w:val="24"/>
+          <w:szCs w:val="24"/>
+          <w:lang w:eastAsia="fr-FR"/>
+        </w:rPr>
+        <w:t> </w:t>
+      </w:r>
+    </w:p>
+    <w:p>
+      <w:pPr>
+        <w:numPr>
+          <w:ilvl w:val="0"/>
+          <w:numId w:val="9"/>
+        </w:numPr>
+        <w:shd w:val="clear" w:color="auto" w:fill="FFFFFF"/>
+        <w:spacing w:before="100" w:beforeAutospacing="1" w:after="100" w:afterAutospacing="1" w:line="240" w:lineRule="auto"/>
+        <w:rPr>
+          <w:rFonts w:ascii="Arial" w:eastAsia="Times New Roman" w:hAnsi="Arial" w:cs="Arial"/>
+          <w:color w:val="271A38"/>
+          <w:sz w:val="24"/>
+          <w:szCs w:val="24"/>
+          <w:lang w:eastAsia="fr-FR"/>
+        </w:rPr>
+      </w:pPr>
+      <w:r>
+        <w:rPr>
+          <w:rFonts w:ascii="Arial" w:eastAsia="Times New Roman" w:hAnsi="Arial" w:cs="Arial"/>
+          <w:color w:val="271A38"/>
+          <w:sz w:val="24"/>
+          <w:szCs w:val="24"/>
+          <w:lang w:eastAsia="fr-FR"/>
+        </w:rPr>
+        <w:t> </w:t>
+      </w:r>
+      <w:proofErr w:type="spellStart"/>
+      <w:proofErr w:type="gramStart"/>
+      <w:r>
+        <w:rPr>
+          <w:rFonts w:ascii="Courier New" w:eastAsia="Times New Roman" w:hAnsi="Courier New" w:cs="Courier New"/>
+          <w:color w:val="271A38"/>
+          <w:sz w:val="20"/>
+          <w:szCs w:val="20"/>
+          <w:lang w:eastAsia="fr-FR"/>
+        </w:rPr>
+        <w:t>setcookie</w:t>
+      </w:r>
+      <w:proofErr w:type="spellEnd"/>
+      <w:r>
+        <w:rPr>
+          <w:rFonts w:ascii="Courier New" w:eastAsia="Times New Roman" w:hAnsi="Courier New" w:cs="Courier New"/>
+          <w:color w:val="271A38"/>
+          <w:sz w:val="20"/>
+          <w:szCs w:val="20"/>
+          <w:lang w:eastAsia="fr-FR"/>
+        </w:rPr>
+        <w:t>(</w:t>
+      </w:r>
+      <w:proofErr w:type="gramEnd"/>
+      <w:r>
+        <w:rPr>
+          <w:rFonts w:ascii="Courier New" w:eastAsia="Times New Roman" w:hAnsi="Courier New" w:cs="Courier New"/>
+          <w:color w:val="271A38"/>
+          <w:sz w:val="20"/>
+          <w:szCs w:val="20"/>
+          <w:lang w:eastAsia="fr-FR"/>
+        </w:rPr>
+        <w:t>)</w:t>
+      </w:r>
+      <w:r>
+        <w:rPr>
+          <w:rFonts w:ascii="Arial" w:eastAsia="Times New Roman" w:hAnsi="Arial" w:cs="Arial"/>
+          <w:color w:val="271A38"/>
+          <w:sz w:val="24"/>
+          <w:szCs w:val="24"/>
+          <w:lang w:eastAsia="fr-FR"/>
+        </w:rPr>
+        <w:t>  </w:t>
+      </w:r>
+    </w:p>
+    <w:p>
+      <w:pPr>
+        <w:rPr>
+          <w:rFonts w:cstheme="minorHAnsi"/>
+        </w:rPr>
+      </w:pPr>
+      <w:r>
+        <w:rPr>
+          <w:noProof/>
+          <w:lang w:eastAsia="fr-FR"/>
+        </w:rPr>
+        <w:drawing>
+          <wp:inline distT="0" distB="0" distL="0" distR="0" wp14:anchorId="037C6344" wp14:editId="7F80B844">
+            <wp:extent cx="5760720" cy="882015"/>
+            <wp:effectExtent l="0" t="0" r="0" b="0"/>
+            <wp:docPr id="60" name="Image 60"/>
+            <wp:cNvGraphicFramePr>
+              <a:graphicFrameLocks xmlns:a="http://schemas.openxmlformats.org/drawingml/2006/main" noChangeAspect="1"/>
+            </wp:cNvGraphicFramePr>
+            <a:graphic xmlns:a="http://schemas.openxmlformats.org/drawingml/2006/main">
+              <a:graphicData uri="http://schemas.openxmlformats.org/drawingml/2006/picture">
+                <pic:pic xmlns:pic="http://schemas.openxmlformats.org/drawingml/2006/picture">
+                  <pic:nvPicPr>
+                    <pic:cNvPr id="1" name=""/>
+                    <pic:cNvPicPr/>
+                  </pic:nvPicPr>
+                  <pic:blipFill>
+                    <a:blip r:embed="rId64"/>
+                    <a:stretch>
+                      <a:fillRect/>
+                    </a:stretch>
+                  </pic:blipFill>
+                  <pic:spPr>
+                    <a:xfrm>
+                      <a:off x="0" y="0"/>
+                      <a:ext cx="5760720" cy="882015"/>
+                    </a:xfrm>
+                    <a:prstGeom prst="rect">
+                      <a:avLst/>
+                    </a:prstGeom>
+                  </pic:spPr>
+                </pic:pic>
+              </a:graphicData>
+            </a:graphic>
+          </wp:inline>
+        </w:drawing>
+      </w:r>
+    </w:p>
+    <w:p>
+      <w:pPr>
+        <w:rPr>
+          <w:rFonts w:cstheme="minorHAnsi"/>
+        </w:rPr>
+      </w:pPr>
+      <w:r>
+        <w:rPr>
+          <w:noProof/>
+          <w:lang w:eastAsia="fr-FR"/>
+        </w:rPr>
+        <w:drawing>
+          <wp:inline distT="0" distB="0" distL="0" distR="0" wp14:anchorId="750A14FF" wp14:editId="589EBA18">
+            <wp:extent cx="3124200" cy="971550"/>
+            <wp:effectExtent l="0" t="0" r="0" b="0"/>
+            <wp:docPr id="61" name="Image 61"/>
+            <wp:cNvGraphicFramePr>
+              <a:graphicFrameLocks xmlns:a="http://schemas.openxmlformats.org/drawingml/2006/main" noChangeAspect="1"/>
+            </wp:cNvGraphicFramePr>
+            <a:graphic xmlns:a="http://schemas.openxmlformats.org/drawingml/2006/main">
+              <a:graphicData uri="http://schemas.openxmlformats.org/drawingml/2006/picture">
+                <pic:pic xmlns:pic="http://schemas.openxmlformats.org/drawingml/2006/picture">
+                  <pic:nvPicPr>
+                    <pic:cNvPr id="1" name=""/>
+                    <pic:cNvPicPr/>
+                  </pic:nvPicPr>
+                  <pic:blipFill>
+                    <a:blip r:embed="rId65"/>
+                    <a:stretch>
+                      <a:fillRect/>
+                    </a:stretch>
+                  </pic:blipFill>
+                  <pic:spPr>
+                    <a:xfrm>
+                      <a:off x="0" y="0"/>
+                      <a:ext cx="3124200" cy="971550"/>
+                    </a:xfrm>
+                    <a:prstGeom prst="rect">
+                      <a:avLst/>
+                    </a:prstGeom>
+                  </pic:spPr>
+                </pic:pic>
+              </a:graphicData>
+            </a:graphic>
+          </wp:inline>
+        </w:drawing>
+      </w:r>
+    </w:p>
+    <w:p>
+      <w:pPr>
+        <w:rPr>
+          <w:rFonts w:ascii="Arial" w:hAnsi="Arial" w:cs="Arial"/>
+          <w:color w:val="271A38"/>
+          <w:shd w:val="clear" w:color="auto" w:fill="FFFFFF"/>
+        </w:rPr>
+      </w:pPr>
+      <w:r>
+        <w:rPr>
+          <w:rFonts w:ascii="Arial" w:hAnsi="Arial" w:cs="Arial"/>
+          <w:color w:val="271A38"/>
+          <w:shd w:val="clear" w:color="auto" w:fill="FFFFFF"/>
+        </w:rPr>
+        <w:lastRenderedPageBreak/>
+        <w:t>Ici, j'ai eu le malheur de mettre un peu de code HTML avant le </w:t>
+      </w:r>
+      <w:proofErr w:type="spellStart"/>
+      <w:r>
+        <w:rPr>
+          <w:rStyle w:val="CodeHTML"/>
+          <w:rFonts w:eastAsiaTheme="minorHAnsi"/>
+          <w:color w:val="271A38"/>
+          <w:sz w:val="24"/>
+          <w:szCs w:val="24"/>
+        </w:rPr>
+        <w:t>session_</w:t>
+      </w:r>
+      <w:proofErr w:type="gramStart"/>
+      <w:r>
+        <w:rPr>
+          <w:rStyle w:val="CodeHTML"/>
+          <w:rFonts w:eastAsiaTheme="minorHAnsi"/>
+          <w:color w:val="271A38"/>
+          <w:sz w:val="24"/>
+          <w:szCs w:val="24"/>
+        </w:rPr>
+        <w:t>start</w:t>
+      </w:r>
+      <w:proofErr w:type="spellEnd"/>
+      <w:r>
+        <w:rPr>
+          <w:rStyle w:val="CodeHTML"/>
+          <w:rFonts w:eastAsiaTheme="minorHAnsi"/>
+          <w:color w:val="271A38"/>
+          <w:sz w:val="24"/>
+          <w:szCs w:val="24"/>
+        </w:rPr>
+        <w:t>(</w:t>
+      </w:r>
+      <w:proofErr w:type="gramEnd"/>
+      <w:r>
+        <w:rPr>
+          <w:rStyle w:val="CodeHTML"/>
+          <w:rFonts w:eastAsiaTheme="minorHAnsi"/>
+          <w:color w:val="271A38"/>
+          <w:sz w:val="24"/>
+          <w:szCs w:val="24"/>
+        </w:rPr>
+        <w:t>)</w:t>
+      </w:r>
+      <w:r>
+        <w:rPr>
+          <w:rFonts w:ascii="Arial" w:hAnsi="Arial" w:cs="Arial"/>
+          <w:color w:val="271A38"/>
+          <w:shd w:val="clear" w:color="auto" w:fill="FFFFFF"/>
+        </w:rPr>
+        <w:t> et c'est ce qui a provoqué l'erreur.</w:t>
+      </w:r>
+    </w:p>
+    <w:p>
+      <w:pPr>
+        <w:rPr>
+          <w:rFonts w:ascii="Arial" w:hAnsi="Arial" w:cs="Arial"/>
+          <w:color w:val="271A38"/>
+          <w:shd w:val="clear" w:color="auto" w:fill="FFFFFF"/>
+        </w:rPr>
+      </w:pPr>
+    </w:p>
+    <w:p>
+      <w:pPr>
+        <w:rPr>
+          <w:rFonts w:ascii="Arial" w:hAnsi="Arial" w:cs="Arial"/>
+          <w:color w:val="271A38"/>
+          <w:shd w:val="clear" w:color="auto" w:fill="FFFFFF"/>
+        </w:rPr>
+      </w:pPr>
+    </w:p>
+    <w:p>
+      <w:pPr>
+        <w:pStyle w:val="Titre4"/>
+        <w:shd w:val="clear" w:color="auto" w:fill="FFFFFF"/>
+        <w:spacing w:line="450" w:lineRule="atLeast"/>
+        <w:rPr>
+          <w:rFonts w:ascii="Arial" w:hAnsi="Arial" w:cs="Arial"/>
+          <w:color w:val="271A38"/>
+        </w:rPr>
+      </w:pPr>
+      <w:r>
+        <w:rPr>
+          <w:rFonts w:ascii="Arial" w:hAnsi="Arial" w:cs="Arial"/>
+          <w:color w:val="271A38"/>
+        </w:rPr>
+        <w:t>"L'image contient des erreurs" = si vous avez fait une erreur d'utilisation de la librairie GD</w:t>
+      </w:r>
+    </w:p>
+    <w:p>
+      <w:pPr>
+        <w:pStyle w:val="NormalWeb"/>
+        <w:rPr>
+          <w:rFonts w:ascii="Arial" w:hAnsi="Arial" w:cs="Arial"/>
+          <w:color w:val="271A38"/>
+        </w:rPr>
+      </w:pPr>
+      <w:r>
+        <w:rPr>
+          <w:rFonts w:ascii="Arial" w:hAnsi="Arial" w:cs="Arial"/>
+          <w:color w:val="271A38"/>
+        </w:rPr>
+        <w:t>C'est le navigateur qui vous donne ce message d'erreur, et non pas PHP.</w:t>
+      </w:r>
+    </w:p>
+    <w:p>
+      <w:pPr>
+        <w:pStyle w:val="NormalWeb"/>
+        <w:rPr>
+          <w:rFonts w:ascii="Arial" w:hAnsi="Arial" w:cs="Arial"/>
+          <w:color w:val="271A38"/>
+        </w:rPr>
+      </w:pPr>
+      <w:r>
+        <w:rPr>
+          <w:rFonts w:ascii="Arial" w:hAnsi="Arial" w:cs="Arial"/>
+          <w:color w:val="271A38"/>
+        </w:rPr>
+        <w:t>Ce message survient lorsque </w:t>
+      </w:r>
+      <w:r>
+        <w:rPr>
+          <w:rStyle w:val="lev"/>
+          <w:rFonts w:ascii="Arial" w:hAnsi="Arial" w:cs="Arial"/>
+          <w:color w:val="271A38"/>
+        </w:rPr>
+        <w:t>vous travaillez avec la </w:t>
+      </w:r>
+      <w:hyperlink r:id="rId66" w:history="1">
+        <w:r>
+          <w:rPr>
+            <w:rStyle w:val="Lienhypertexte"/>
+            <w:rFonts w:ascii="Arial" w:hAnsi="Arial" w:cs="Arial"/>
+            <w:b/>
+            <w:bCs/>
+            <w:color w:val="271A38"/>
+          </w:rPr>
+          <w:t>bibliothèque GD</w:t>
+        </w:r>
+      </w:hyperlink>
+      <w:r>
+        <w:rPr>
+          <w:rFonts w:ascii="Arial" w:hAnsi="Arial" w:cs="Arial"/>
+          <w:color w:val="271A38"/>
+        </w:rPr>
+        <w:t>.</w:t>
+      </w:r>
+    </w:p>
+    <w:p>
+      <w:pPr>
+        <w:rPr>
+          <w:rFonts w:cstheme="minorHAnsi"/>
+        </w:rPr>
+      </w:pPr>
+      <w:r>
+        <w:rPr>
+          <w:rFonts w:ascii="Arial" w:hAnsi="Arial" w:cs="Arial"/>
+          <w:color w:val="271A38"/>
+          <w:shd w:val="clear" w:color="auto" w:fill="FFFFFF"/>
+        </w:rPr>
+        <w:t>Si vous avez fait une erreur dans votre code (par exemple une banale « </w:t>
+      </w:r>
+      <w:proofErr w:type="spellStart"/>
+      <w:r>
+        <w:rPr>
+          <w:rFonts w:ascii="Arial" w:hAnsi="Arial" w:cs="Arial"/>
+          <w:color w:val="271A38"/>
+          <w:shd w:val="clear" w:color="auto" w:fill="FFFFFF"/>
+        </w:rPr>
+        <w:t>parse</w:t>
+      </w:r>
+      <w:proofErr w:type="spellEnd"/>
+      <w:r>
+        <w:rPr>
+          <w:rFonts w:ascii="Arial" w:hAnsi="Arial" w:cs="Arial"/>
+          <w:color w:val="271A38"/>
+          <w:shd w:val="clear" w:color="auto" w:fill="FFFFFF"/>
+        </w:rPr>
+        <w:t xml:space="preserve"> </w:t>
+      </w:r>
+      <w:proofErr w:type="spellStart"/>
+      <w:r>
+        <w:rPr>
+          <w:rFonts w:ascii="Arial" w:hAnsi="Arial" w:cs="Arial"/>
+          <w:color w:val="271A38"/>
+          <w:shd w:val="clear" w:color="auto" w:fill="FFFFFF"/>
+        </w:rPr>
+        <w:t>error</w:t>
+      </w:r>
+      <w:proofErr w:type="spellEnd"/>
+      <w:r>
+        <w:rPr>
+          <w:rFonts w:ascii="Arial" w:hAnsi="Arial" w:cs="Arial"/>
+          <w:color w:val="271A38"/>
+          <w:shd w:val="clear" w:color="auto" w:fill="FFFFFF"/>
+        </w:rPr>
+        <w:t> »), cette erreur sera </w:t>
+      </w:r>
+      <w:r>
+        <w:rPr>
+          <w:rStyle w:val="lev"/>
+          <w:rFonts w:ascii="Arial" w:hAnsi="Arial" w:cs="Arial"/>
+          <w:color w:val="271A38"/>
+          <w:shd w:val="clear" w:color="auto" w:fill="FFFFFF"/>
+        </w:rPr>
+        <w:t>inscrite dans l'image</w:t>
+      </w:r>
+      <w:r>
+        <w:rPr>
+          <w:rFonts w:ascii="Arial" w:hAnsi="Arial" w:cs="Arial"/>
+          <w:color w:val="271A38"/>
+          <w:shd w:val="clear" w:color="auto" w:fill="FFFFFF"/>
+        </w:rPr>
+        <w:t>. Du coup, l'image ne sera pas valide et le navigateur ne pourra pas l'afficher.</w:t>
+      </w:r>
+    </w:p>
+    <w:p>
+      <w:pPr>
+        <w:rPr>
+          <w:rFonts w:cstheme="minorHAnsi"/>
+        </w:rPr>
+      </w:pPr>
+      <w:r>
+        <w:rPr>
+          <w:rFonts w:cstheme="minorHAnsi"/>
+        </w:rPr>
+        <w:t xml:space="preserve">Voir la solution ici : </w:t>
+      </w:r>
+      <w:hyperlink r:id="rId67" w:history="1">
+        <w:r>
+          <w:rPr>
+            <w:rStyle w:val="Lienhypertexte"/>
+            <w:rFonts w:cstheme="minorHAnsi"/>
+          </w:rPr>
+          <w:t>https://openclassrooms.com/fr/courses/918836-concevez-votre-site-web-avec-php-et-mysql/4240011-au-secours-mon-script-plante#32074687</w:t>
+        </w:r>
+      </w:hyperlink>
+    </w:p>
+    <w:p>
+      <w:pPr>
+        <w:rPr>
+          <w:rFonts w:cstheme="minorHAnsi"/>
+        </w:rPr>
+      </w:pPr>
+    </w:p>
+    <w:p>
+      <w:pPr>
+        <w:pStyle w:val="Titre4"/>
+        <w:shd w:val="clear" w:color="auto" w:fill="FFFFFF"/>
+        <w:spacing w:line="450" w:lineRule="atLeast"/>
+        <w:rPr>
+          <w:rFonts w:ascii="Arial" w:hAnsi="Arial" w:cs="Arial"/>
+          <w:color w:val="271A38"/>
+        </w:rPr>
+      </w:pPr>
+      <w:r>
+        <w:rPr>
+          <w:rFonts w:ascii="Arial" w:hAnsi="Arial" w:cs="Arial"/>
+          <w:color w:val="271A38"/>
+        </w:rPr>
+        <w:t xml:space="preserve">"Maximum </w:t>
+      </w:r>
+      <w:proofErr w:type="spellStart"/>
+      <w:r>
+        <w:rPr>
+          <w:rFonts w:ascii="Arial" w:hAnsi="Arial" w:cs="Arial"/>
+          <w:color w:val="271A38"/>
+        </w:rPr>
+        <w:t>execution</w:t>
+      </w:r>
+      <w:proofErr w:type="spellEnd"/>
+      <w:r>
+        <w:rPr>
+          <w:rFonts w:ascii="Arial" w:hAnsi="Arial" w:cs="Arial"/>
+          <w:color w:val="271A38"/>
+        </w:rPr>
+        <w:t xml:space="preserve"> time </w:t>
+      </w:r>
+      <w:proofErr w:type="spellStart"/>
+      <w:r>
+        <w:rPr>
+          <w:rFonts w:ascii="Arial" w:hAnsi="Arial" w:cs="Arial"/>
+          <w:color w:val="271A38"/>
+        </w:rPr>
+        <w:t>exceeded</w:t>
+      </w:r>
+      <w:proofErr w:type="spellEnd"/>
+      <w:r>
+        <w:rPr>
+          <w:rFonts w:ascii="Arial" w:hAnsi="Arial" w:cs="Arial"/>
+          <w:color w:val="271A38"/>
+        </w:rPr>
+        <w:t>" = si vous avez fait une boucle infinie</w:t>
+      </w:r>
+    </w:p>
+    <w:p>
+      <w:pPr>
+        <w:rPr>
+          <w:rFonts w:cstheme="minorHAnsi"/>
+        </w:rPr>
+      </w:pPr>
+      <w:r>
+        <w:rPr>
+          <w:noProof/>
+          <w:lang w:eastAsia="fr-FR"/>
+        </w:rPr>
+        <w:drawing>
+          <wp:inline distT="0" distB="0" distL="0" distR="0" wp14:anchorId="0B58029E" wp14:editId="265B9BE0">
+            <wp:extent cx="5760720" cy="1247775"/>
+            <wp:effectExtent l="0" t="0" r="0" b="9525"/>
+            <wp:docPr id="62" name="Image 62"/>
+            <wp:cNvGraphicFramePr>
+              <a:graphicFrameLocks xmlns:a="http://schemas.openxmlformats.org/drawingml/2006/main" noChangeAspect="1"/>
+            </wp:cNvGraphicFramePr>
+            <a:graphic xmlns:a="http://schemas.openxmlformats.org/drawingml/2006/main">
+              <a:graphicData uri="http://schemas.openxmlformats.org/drawingml/2006/picture">
+                <pic:pic xmlns:pic="http://schemas.openxmlformats.org/drawingml/2006/picture">
+                  <pic:nvPicPr>
+                    <pic:cNvPr id="1" name=""/>
+                    <pic:cNvPicPr/>
+                  </pic:nvPicPr>
+                  <pic:blipFill>
+                    <a:blip r:embed="rId68"/>
+                    <a:stretch>
+                      <a:fillRect/>
+                    </a:stretch>
+                  </pic:blipFill>
+                  <pic:spPr>
+                    <a:xfrm>
+                      <a:off x="0" y="0"/>
+                      <a:ext cx="5760720" cy="1247775"/>
+                    </a:xfrm>
+                    <a:prstGeom prst="rect">
+                      <a:avLst/>
+                    </a:prstGeom>
+                  </pic:spPr>
+                </pic:pic>
+              </a:graphicData>
+            </a:graphic>
+          </wp:inline>
+        </w:drawing>
+      </w:r>
+    </w:p>
+    <w:p>
+      <w:pPr>
+        <w:rPr>
+          <w:rFonts w:ascii="Arial" w:hAnsi="Arial" w:cs="Arial"/>
+          <w:color w:val="271A38"/>
+          <w:shd w:val="clear" w:color="auto" w:fill="FFFFFF"/>
+        </w:rPr>
+      </w:pPr>
+      <w:r>
+        <w:rPr>
+          <w:rFonts w:ascii="Arial" w:hAnsi="Arial" w:cs="Arial"/>
+          <w:color w:val="271A38"/>
+          <w:shd w:val="clear" w:color="auto" w:fill="FFFFFF"/>
+        </w:rPr>
+        <w:t>Rassurez-vous : la limite est fixée à 30 secondes, mais vous n'y serez jamais confronté. En général, un serveur met moins de 50 millisecondes à charger une page PHP. On est très loin des 30 secondes !</w:t>
+      </w:r>
+    </w:p>
+    <w:p>
+      <w:pPr>
+        <w:rPr>
+          <w:rFonts w:ascii="Arial" w:hAnsi="Arial" w:cs="Arial"/>
+          <w:color w:val="271A38"/>
+          <w:shd w:val="clear" w:color="auto" w:fill="FFFFFF"/>
+        </w:rPr>
+      </w:pPr>
+    </w:p>
+    <w:p>
+      <w:pPr>
+        <w:rPr>
+          <w:rFonts w:ascii="Arial" w:hAnsi="Arial" w:cs="Arial"/>
+          <w:color w:val="271A38"/>
+          <w:shd w:val="clear" w:color="auto" w:fill="FFFFFF"/>
+        </w:rPr>
+      </w:pPr>
+    </w:p>
+    <w:p>
+      <w:pPr>
+        <w:rPr>
+          <w:rFonts w:ascii="Arial" w:hAnsi="Arial" w:cs="Arial"/>
+          <w:color w:val="271A38"/>
+          <w:shd w:val="clear" w:color="auto" w:fill="FFFFFF"/>
+        </w:rPr>
+      </w:pPr>
+    </w:p>
+    <w:p>
+      <w:pPr>
+        <w:rPr>
+          <w:rFonts w:ascii="Arial" w:hAnsi="Arial" w:cs="Arial"/>
+          <w:color w:val="271A38"/>
+          <w:shd w:val="clear" w:color="auto" w:fill="FFFFFF"/>
+        </w:rPr>
+      </w:pPr>
+    </w:p>
+    <w:p>
+      <w:pPr>
+        <w:rPr>
+          <w:rFonts w:ascii="Arial" w:hAnsi="Arial" w:cs="Arial"/>
+          <w:color w:val="271A38"/>
+          <w:shd w:val="clear" w:color="auto" w:fill="FFFFFF"/>
+        </w:rPr>
+      </w:pPr>
+    </w:p>
+    <w:p>
+      <w:pPr>
+        <w:pStyle w:val="Titre1"/>
+        <w:shd w:val="clear" w:color="auto" w:fill="FFFFFF"/>
+        <w:spacing w:before="0" w:line="720" w:lineRule="atLeast"/>
+        <w:rPr>
+          <w:rFonts w:ascii="Arial" w:hAnsi="Arial" w:cs="Arial"/>
+          <w:b/>
+          <w:color w:val="271A38"/>
+          <w:sz w:val="40"/>
+        </w:rPr>
+      </w:pPr>
+      <w:r>
+        <w:rPr>
+          <w:rFonts w:ascii="Arial" w:hAnsi="Arial" w:cs="Arial"/>
+          <w:b/>
+          <w:color w:val="271A38"/>
+          <w:sz w:val="40"/>
+        </w:rPr>
+        <w:lastRenderedPageBreak/>
+        <w:t>Organisez les pages de votre site en blocs fonctionnels</w:t>
+      </w:r>
+    </w:p>
+    <w:p>
+      <w:pPr>
+        <w:rPr>
+          <w:rFonts w:cstheme="minorHAnsi"/>
+        </w:rPr>
+      </w:pPr>
+    </w:p>
+    <w:p>
+      <w:pPr>
+        <w:rPr>
+          <w:rFonts w:cstheme="minorHAnsi"/>
+        </w:rPr>
+      </w:pPr>
+      <w:r>
+        <w:rPr>
+          <w:noProof/>
+          <w:lang w:eastAsia="fr-FR"/>
+        </w:rPr>
+        <w:drawing>
+          <wp:inline distT="0" distB="0" distL="0" distR="0" wp14:anchorId="7BE75BCD" wp14:editId="193A2AD1">
+            <wp:extent cx="5760720" cy="1074420"/>
+            <wp:effectExtent l="0" t="0" r="0" b="0"/>
+            <wp:docPr id="64" name="Image 64"/>
+            <wp:cNvGraphicFramePr>
+              <a:graphicFrameLocks xmlns:a="http://schemas.openxmlformats.org/drawingml/2006/main" noChangeAspect="1"/>
+            </wp:cNvGraphicFramePr>
+            <a:graphic xmlns:a="http://schemas.openxmlformats.org/drawingml/2006/main">
+              <a:graphicData uri="http://schemas.openxmlformats.org/drawingml/2006/picture">
+                <pic:pic xmlns:pic="http://schemas.openxmlformats.org/drawingml/2006/picture">
+                  <pic:nvPicPr>
+                    <pic:cNvPr id="1" name=""/>
+                    <pic:cNvPicPr/>
+                  </pic:nvPicPr>
+                  <pic:blipFill>
+                    <a:blip r:embed="rId69"/>
+                    <a:stretch>
+                      <a:fillRect/>
+                    </a:stretch>
+                  </pic:blipFill>
+                  <pic:spPr>
+                    <a:xfrm>
+                      <a:off x="0" y="0"/>
+                      <a:ext cx="5760720" cy="1074420"/>
+                    </a:xfrm>
+                    <a:prstGeom prst="rect">
+                      <a:avLst/>
+                    </a:prstGeom>
+                  </pic:spPr>
+                </pic:pic>
+              </a:graphicData>
+            </a:graphic>
+          </wp:inline>
+        </w:drawing>
+      </w:r>
+    </w:p>
+    <w:p>
+      <w:pPr>
+        <w:rPr>
+          <w:rFonts w:cstheme="minorHAnsi"/>
+        </w:rPr>
+      </w:pPr>
+      <w:r>
+        <w:rPr>
+          <w:rFonts w:cstheme="minorHAnsi"/>
+        </w:rPr>
+        <w:t>Pour faire ça on va créer un fichier PHP contenant uniquement le code qu’on veut copier partout</w:t>
+      </w:r>
+    </w:p>
+    <w:p>
+      <w:pPr>
+        <w:rPr>
+          <w:rFonts w:cstheme="minorHAnsi"/>
+        </w:rPr>
+      </w:pPr>
+      <w:r>
+        <w:rPr>
+          <w:rFonts w:cstheme="minorHAnsi"/>
+        </w:rPr>
+        <w:t xml:space="preserve">Par exemple : </w:t>
+      </w:r>
+      <w:r>
+        <w:rPr>
+          <w:noProof/>
+          <w:lang w:eastAsia="fr-FR"/>
+        </w:rPr>
+        <w:drawing>
+          <wp:inline distT="0" distB="0" distL="0" distR="0" wp14:anchorId="6D42EB29" wp14:editId="335791B9">
+            <wp:extent cx="5760720" cy="708025"/>
+            <wp:effectExtent l="0" t="0" r="0" b="0"/>
+            <wp:docPr id="65" name="Image 65"/>
+            <wp:cNvGraphicFramePr>
+              <a:graphicFrameLocks xmlns:a="http://schemas.openxmlformats.org/drawingml/2006/main" noChangeAspect="1"/>
+            </wp:cNvGraphicFramePr>
+            <a:graphic xmlns:a="http://schemas.openxmlformats.org/drawingml/2006/main">
+              <a:graphicData uri="http://schemas.openxmlformats.org/drawingml/2006/picture">
+                <pic:pic xmlns:pic="http://schemas.openxmlformats.org/drawingml/2006/picture">
+                  <pic:nvPicPr>
+                    <pic:cNvPr id="1" name=""/>
+                    <pic:cNvPicPr/>
+                  </pic:nvPicPr>
+                  <pic:blipFill>
+                    <a:blip r:embed="rId70"/>
+                    <a:stretch>
+                      <a:fillRect/>
+                    </a:stretch>
+                  </pic:blipFill>
+                  <pic:spPr>
+                    <a:xfrm>
+                      <a:off x="0" y="0"/>
+                      <a:ext cx="5760720" cy="708025"/>
+                    </a:xfrm>
+                    <a:prstGeom prst="rect">
+                      <a:avLst/>
+                    </a:prstGeom>
+                  </pic:spPr>
+                </pic:pic>
+              </a:graphicData>
+            </a:graphic>
+          </wp:inline>
+        </w:drawing>
+      </w:r>
+    </w:p>
+    <w:p>
+      <w:pPr>
+        <w:rPr>
+          <w:rFonts w:cstheme="minorHAnsi"/>
+        </w:rPr>
+      </w:pPr>
+      <w:r>
+        <w:rPr>
+          <w:rFonts w:cstheme="minorHAnsi"/>
+        </w:rPr>
+        <w:t>On va insérer notre page comme ça :</w:t>
+      </w:r>
+    </w:p>
+    <w:p>
+      <w:pPr>
+        <w:rPr>
+          <w:rFonts w:cstheme="minorHAnsi"/>
+        </w:rPr>
+      </w:pPr>
+      <w:r>
+        <w:rPr>
+          <w:noProof/>
+          <w:lang w:eastAsia="fr-FR"/>
+        </w:rPr>
+        <w:drawing>
+          <wp:inline distT="0" distB="0" distL="0" distR="0" wp14:anchorId="7DEEEA65" wp14:editId="7F042FC8">
+            <wp:extent cx="3514725" cy="466725"/>
+            <wp:effectExtent l="0" t="0" r="9525" b="9525"/>
+            <wp:docPr id="66" name="Image 66"/>
+            <wp:cNvGraphicFramePr>
+              <a:graphicFrameLocks xmlns:a="http://schemas.openxmlformats.org/drawingml/2006/main" noChangeAspect="1"/>
+            </wp:cNvGraphicFramePr>
+            <a:graphic xmlns:a="http://schemas.openxmlformats.org/drawingml/2006/main">
+              <a:graphicData uri="http://schemas.openxmlformats.org/drawingml/2006/picture">
+                <pic:pic xmlns:pic="http://schemas.openxmlformats.org/drawingml/2006/picture">
+                  <pic:nvPicPr>
+                    <pic:cNvPr id="1" name=""/>
+                    <pic:cNvPicPr/>
+                  </pic:nvPicPr>
+                  <pic:blipFill>
+                    <a:blip r:embed="rId71"/>
+                    <a:stretch>
+                      <a:fillRect/>
+                    </a:stretch>
+                  </pic:blipFill>
+                  <pic:spPr>
+                    <a:xfrm>
+                      <a:off x="0" y="0"/>
+                      <a:ext cx="3514725" cy="466725"/>
+                    </a:xfrm>
+                    <a:prstGeom prst="rect">
+                      <a:avLst/>
+                    </a:prstGeom>
+                  </pic:spPr>
+                </pic:pic>
+              </a:graphicData>
+            </a:graphic>
+          </wp:inline>
+        </w:drawing>
+      </w:r>
+    </w:p>
+    <w:p>
+      <w:pPr>
+        <w:rPr>
+          <w:rFonts w:cstheme="minorHAnsi"/>
+        </w:rPr>
+      </w:pPr>
+      <w:r>
+        <w:rPr>
+          <w:noProof/>
+          <w:lang w:eastAsia="fr-FR"/>
+        </w:rPr>
+        <w:drawing>
+          <wp:inline distT="0" distB="0" distL="0" distR="0" wp14:anchorId="3385DABE" wp14:editId="47C390F8">
+            <wp:extent cx="5760720" cy="1443990"/>
+            <wp:effectExtent l="0" t="0" r="0" b="3810"/>
+            <wp:docPr id="67" name="Image 67"/>
+            <wp:cNvGraphicFramePr>
+              <a:graphicFrameLocks xmlns:a="http://schemas.openxmlformats.org/drawingml/2006/main" noChangeAspect="1"/>
+            </wp:cNvGraphicFramePr>
+            <a:graphic xmlns:a="http://schemas.openxmlformats.org/drawingml/2006/main">
+              <a:graphicData uri="http://schemas.openxmlformats.org/drawingml/2006/picture">
+                <pic:pic xmlns:pic="http://schemas.openxmlformats.org/drawingml/2006/picture">
+                  <pic:nvPicPr>
+                    <pic:cNvPr id="1" name=""/>
+                    <pic:cNvPicPr/>
+                  </pic:nvPicPr>
+                  <pic:blipFill>
+                    <a:blip r:embed="rId72"/>
+                    <a:stretch>
+                      <a:fillRect/>
+                    </a:stretch>
+                  </pic:blipFill>
+                  <pic:spPr>
+                    <a:xfrm>
+                      <a:off x="0" y="0"/>
+                      <a:ext cx="5760720" cy="1443990"/>
+                    </a:xfrm>
+                    <a:prstGeom prst="rect">
+                      <a:avLst/>
+                    </a:prstGeom>
+                  </pic:spPr>
+                </pic:pic>
+              </a:graphicData>
+            </a:graphic>
+          </wp:inline>
+        </w:drawing>
+      </w:r>
+    </w:p>
+    <w:p>
+      <w:pPr>
+        <w:rPr>
+          <w:rFonts w:cstheme="minorHAnsi"/>
+        </w:rPr>
+      </w:pPr>
+      <w:r>
+        <w:rPr>
+          <w:rFonts w:cstheme="minorHAnsi"/>
+        </w:rPr>
+        <w:t>__DIR__ renvoie le chemin absolu du fichier actuel, on le concatène ensuite avec le chemin relatif qu’on cherche</w:t>
+      </w:r>
+    </w:p>
+    <w:p>
+      <w:pPr>
+        <w:rPr>
+          <w:rFonts w:cstheme="minorHAnsi"/>
+        </w:rPr>
+      </w:pPr>
+      <w:r>
+        <w:rPr>
+          <w:rFonts w:cstheme="minorHAnsi"/>
+        </w:rPr>
+        <w:t xml:space="preserve">On utilise __DIR__ pour que PHP sache où chercher peu importe l’emplacement du fichier dans lequel on veut appeler </w:t>
+      </w:r>
+      <w:proofErr w:type="spellStart"/>
+      <w:r>
+        <w:rPr>
+          <w:rFonts w:cstheme="minorHAnsi"/>
+        </w:rPr>
+        <w:t>header.php</w:t>
+      </w:r>
+      <w:proofErr w:type="spellEnd"/>
+    </w:p>
+    <w:p>
+      <w:pPr>
+        <w:rPr>
+          <w:rFonts w:cstheme="minorHAnsi"/>
+        </w:rPr>
+      </w:pPr>
+      <w:r>
+        <w:rPr>
+          <w:rFonts w:cstheme="minorHAnsi"/>
+        </w:rPr>
+        <w:t>Par exemple si on est dans test/</w:t>
+      </w:r>
+      <w:r>
+        <w:rPr>
+          <w:rFonts w:cstheme="minorHAnsi"/>
+        </w:rPr>
+        <w:t>relatif/</w:t>
+      </w:r>
+      <w:proofErr w:type="spellStart"/>
+      <w:r>
+        <w:rPr>
+          <w:rFonts w:cstheme="minorHAnsi"/>
+        </w:rPr>
+        <w:t>index.php</w:t>
+      </w:r>
+      <w:proofErr w:type="spellEnd"/>
+      <w:r>
+        <w:rPr>
+          <w:rFonts w:cstheme="minorHAnsi"/>
+        </w:rPr>
+        <w:t xml:space="preserve">, et qu’on veut appeler </w:t>
+      </w:r>
+      <w:proofErr w:type="spellStart"/>
+      <w:r>
+        <w:rPr>
+          <w:rFonts w:cstheme="minorHAnsi"/>
+        </w:rPr>
+        <w:t>header.php</w:t>
+      </w:r>
+      <w:proofErr w:type="spellEnd"/>
+      <w:r>
+        <w:rPr>
+          <w:rFonts w:cstheme="minorHAnsi"/>
+        </w:rPr>
+        <w:t xml:space="preserve"> qui se situe dans test/</w:t>
+      </w:r>
+      <w:proofErr w:type="spellStart"/>
+      <w:r>
+        <w:rPr>
+          <w:rFonts w:cstheme="minorHAnsi"/>
+        </w:rPr>
+        <w:t>header.php</w:t>
+      </w:r>
+      <w:proofErr w:type="spellEnd"/>
+    </w:p>
+    <w:p>
+      <w:pPr>
+        <w:rPr>
+          <w:rFonts w:cstheme="minorHAnsi"/>
+        </w:rPr>
+      </w:pPr>
+      <w:r>
+        <w:rPr>
+          <w:rFonts w:cstheme="minorHAnsi"/>
+        </w:rPr>
+        <w:t xml:space="preserve">Si on fait </w:t>
+      </w:r>
+      <w:proofErr w:type="spellStart"/>
+      <w:r>
+        <w:rPr>
+          <w:rFonts w:cstheme="minorHAnsi"/>
+        </w:rPr>
+        <w:t>header.php</w:t>
+      </w:r>
+      <w:proofErr w:type="spellEnd"/>
+      <w:r>
+        <w:rPr>
+          <w:rFonts w:cstheme="minorHAnsi"/>
+        </w:rPr>
+        <w:t xml:space="preserve"> comme chemin, ça ne marchera pas, faire __DIR_</w:t>
+      </w:r>
+      <w:proofErr w:type="gramStart"/>
+      <w:r>
+        <w:rPr>
+          <w:rFonts w:cstheme="minorHAnsi"/>
+        </w:rPr>
+        <w:t>_ .</w:t>
+      </w:r>
+      <w:proofErr w:type="gramEnd"/>
+      <w:r>
+        <w:rPr>
+          <w:rFonts w:cstheme="minorHAnsi"/>
+        </w:rPr>
+        <w:t xml:space="preserve"> ‘</w:t>
+      </w:r>
+      <w:proofErr w:type="spellStart"/>
+      <w:proofErr w:type="gramStart"/>
+      <w:r>
+        <w:rPr>
+          <w:rFonts w:cstheme="minorHAnsi"/>
+        </w:rPr>
+        <w:t>header.php</w:t>
+      </w:r>
+      <w:proofErr w:type="spellEnd"/>
+      <w:proofErr w:type="gramEnd"/>
+      <w:r>
+        <w:rPr>
+          <w:rFonts w:cstheme="minorHAnsi"/>
+        </w:rPr>
+        <w:t>’ assure que l’ordinateur saura où chercher le fichier peu importe l’endroit d’où on démarre</w:t>
+      </w:r>
+    </w:p>
+    <w:p>
+      <w:pPr>
+        <w:rPr>
+          <w:rFonts w:cstheme="minorHAnsi"/>
+        </w:rPr>
+      </w:pPr>
+    </w:p>
+    <w:p>
+      <w:pPr>
+        <w:pStyle w:val="NormalWeb"/>
+        <w:shd w:val="clear" w:color="auto" w:fill="FFFFFF"/>
+        <w:rPr>
+          <w:rFonts w:ascii="Arial" w:hAnsi="Arial" w:cs="Arial"/>
+          <w:color w:val="271A38"/>
+        </w:rPr>
+      </w:pPr>
+      <w:r>
+        <w:rPr>
+          <w:rFonts w:ascii="Arial" w:hAnsi="Arial" w:cs="Arial"/>
+          <w:color w:val="271A38"/>
+        </w:rPr>
+        <w:t xml:space="preserve">Le nombre </w:t>
+      </w:r>
+      <w:proofErr w:type="gramStart"/>
+      <w:r>
+        <w:rPr>
+          <w:rFonts w:ascii="Arial" w:hAnsi="Arial" w:cs="Arial"/>
+          <w:color w:val="271A38"/>
+        </w:rPr>
+        <w:t>de  </w:t>
+      </w:r>
+      <w:proofErr w:type="spellStart"/>
+      <w:r>
+        <w:rPr>
+          <w:rStyle w:val="CodeHTML"/>
+          <w:color w:val="271A38"/>
+        </w:rPr>
+        <w:t>require</w:t>
+      </w:r>
+      <w:proofErr w:type="gramEnd"/>
+      <w:r>
+        <w:rPr>
+          <w:rStyle w:val="CodeHTML"/>
+          <w:color w:val="271A38"/>
+        </w:rPr>
+        <w:t>_once</w:t>
+      </w:r>
+      <w:proofErr w:type="spellEnd"/>
+      <w:r>
+        <w:rPr>
+          <w:rFonts w:ascii="Arial" w:hAnsi="Arial" w:cs="Arial"/>
+          <w:color w:val="271A38"/>
+        </w:rPr>
+        <w:t>  par page n'est pas limité ; par conséquent, vous pouvez découper votre code en autant de sous-parties que vous le souhaitez !</w:t>
+      </w:r>
+    </w:p>
+    <w:p>
+      <w:pPr>
+        <w:rPr>
+          <w:rFonts w:cstheme="minorHAnsi"/>
+          <w:b/>
+          <w:sz w:val="36"/>
+        </w:rPr>
+      </w:pPr>
+      <w:r>
+        <w:rPr>
+          <w:rFonts w:cstheme="minorHAnsi"/>
+          <w:b/>
+          <w:sz w:val="36"/>
+        </w:rPr>
+        <w:lastRenderedPageBreak/>
+        <w:t>ON APPLIQUE LE MÊME PRINCIPE AUX FONCTIONS ET VARIABLES</w:t>
+      </w:r>
+    </w:p>
+    <w:p>
+      <w:pPr>
+        <w:rPr>
+          <w:rFonts w:cstheme="minorHAnsi"/>
+        </w:rPr>
+      </w:pPr>
+      <w:r>
+        <w:rPr>
+          <w:rFonts w:cstheme="minorHAnsi"/>
+        </w:rPr>
+        <w:t xml:space="preserve">Plutôt que de retaper ses fonctions dans chaque </w:t>
+      </w:r>
+      <w:proofErr w:type="gramStart"/>
+      <w:r>
+        <w:rPr>
+          <w:rFonts w:cstheme="minorHAnsi"/>
+        </w:rPr>
+        <w:t>page .</w:t>
+      </w:r>
+      <w:proofErr w:type="spellStart"/>
+      <w:r>
+        <w:rPr>
+          <w:rFonts w:cstheme="minorHAnsi"/>
+        </w:rPr>
+        <w:t>php</w:t>
+      </w:r>
+      <w:proofErr w:type="spellEnd"/>
+      <w:proofErr w:type="gramEnd"/>
+    </w:p>
+    <w:p>
+      <w:pPr>
+        <w:rPr>
+          <w:rFonts w:cstheme="minorHAnsi"/>
+        </w:rPr>
+      </w:pPr>
+      <w:r>
+        <w:rPr>
+          <w:rFonts w:cstheme="minorHAnsi"/>
+        </w:rPr>
+        <w:t>On va pouvoir</w:t>
+      </w:r>
+      <w:r>
+        <w:rPr>
+          <w:rFonts w:cstheme="minorHAnsi"/>
+        </w:rPr>
+        <w:t xml:space="preserve"> créer par exemple un fichier </w:t>
+      </w:r>
+      <w:proofErr w:type="spellStart"/>
+      <w:r>
+        <w:rPr>
+          <w:rFonts w:cstheme="minorHAnsi"/>
+        </w:rPr>
+        <w:t>fu</w:t>
+      </w:r>
+      <w:r>
+        <w:rPr>
+          <w:rFonts w:cstheme="minorHAnsi"/>
+        </w:rPr>
+        <w:t>nctions.php</w:t>
+      </w:r>
+      <w:proofErr w:type="spellEnd"/>
+      <w:r>
+        <w:rPr>
+          <w:rFonts w:cstheme="minorHAnsi"/>
+        </w:rPr>
+        <w:t xml:space="preserve"> et un fichier </w:t>
+      </w:r>
+      <w:proofErr w:type="spellStart"/>
+      <w:r>
+        <w:rPr>
+          <w:rFonts w:cstheme="minorHAnsi"/>
+        </w:rPr>
+        <w:t>variables.php</w:t>
+      </w:r>
+      <w:proofErr w:type="spellEnd"/>
+    </w:p>
+    <w:p>
+      <w:pPr>
+        <w:rPr>
+          <w:rFonts w:cstheme="minorHAnsi"/>
+        </w:rPr>
+      </w:pPr>
+    </w:p>
+    <w:p>
+      <w:pPr>
+        <w:rPr>
+          <w:rFonts w:cstheme="minorHAnsi"/>
+        </w:rPr>
+      </w:pPr>
+      <w:r>
+        <w:rPr>
+          <w:rFonts w:cstheme="minorHAnsi"/>
+        </w:rPr>
+        <w:t xml:space="preserve">Pour charger les fonctions et variables, on le fait AVANT le code HTML : </w:t>
+      </w:r>
+    </w:p>
+    <w:p>
+      <w:pPr>
+        <w:rPr>
+          <w:rFonts w:cstheme="minorHAnsi"/>
+        </w:rPr>
+      </w:pPr>
+      <w:r>
+        <w:rPr>
+          <w:noProof/>
+          <w:lang w:eastAsia="fr-FR"/>
+        </w:rPr>
+        <w:drawing>
+          <wp:inline distT="0" distB="0" distL="0" distR="0" wp14:anchorId="1228E97A" wp14:editId="2B9B0BDF">
+            <wp:extent cx="3686175" cy="1504950"/>
+            <wp:effectExtent l="0" t="0" r="9525" b="0"/>
+            <wp:docPr id="68" name="Image 68"/>
+            <wp:cNvGraphicFramePr>
+              <a:graphicFrameLocks xmlns:a="http://schemas.openxmlformats.org/drawingml/2006/main" noChangeAspect="1"/>
+            </wp:cNvGraphicFramePr>
+            <a:graphic xmlns:a="http://schemas.openxmlformats.org/drawingml/2006/main">
+              <a:graphicData uri="http://schemas.openxmlformats.org/drawingml/2006/picture">
+                <pic:pic xmlns:pic="http://schemas.openxmlformats.org/drawingml/2006/picture">
+                  <pic:nvPicPr>
+                    <pic:cNvPr id="1" name=""/>
+                    <pic:cNvPicPr/>
+                  </pic:nvPicPr>
+                  <pic:blipFill>
+                    <a:blip r:embed="rId73"/>
+                    <a:stretch>
+                      <a:fillRect/>
+                    </a:stretch>
+                  </pic:blipFill>
+                  <pic:spPr>
+                    <a:xfrm>
+                      <a:off x="0" y="0"/>
+                      <a:ext cx="3686175" cy="1504950"/>
+                    </a:xfrm>
+                    <a:prstGeom prst="rect">
+                      <a:avLst/>
+                    </a:prstGeom>
+                  </pic:spPr>
+                </pic:pic>
+              </a:graphicData>
+            </a:graphic>
+          </wp:inline>
+        </w:drawing>
+      </w:r>
+    </w:p>
+    <w:p>
+      <w:pPr>
+        <w:rPr>
+          <w:rFonts w:cstheme="minorHAnsi"/>
+        </w:rPr>
+      </w:pPr>
+    </w:p>
+    <w:p>
+      <w:pPr>
+        <w:rPr>
+          <w:rFonts w:cstheme="minorHAnsi"/>
+        </w:rPr>
+      </w:pPr>
+    </w:p>
+    <w:p>
+      <w:pPr>
+        <w:rPr>
+          <w:rFonts w:cstheme="minorHAnsi"/>
+        </w:rPr>
+      </w:pPr>
+    </w:p>
+    <w:p>
+      <w:pPr>
+        <w:rPr>
+          <w:rFonts w:cstheme="minorHAnsi"/>
+        </w:rPr>
+      </w:pPr>
+    </w:p>
+    <w:p>
+      <w:pPr>
+        <w:rPr>
+          <w:rFonts w:cstheme="minorHAnsi"/>
+        </w:rPr>
+      </w:pPr>
+    </w:p>
+    <w:p>
+      <w:pPr>
+        <w:rPr>
+          <w:rFonts w:cstheme="minorHAnsi"/>
+        </w:rPr>
+      </w:pPr>
+    </w:p>
+    <w:p>
+      <w:pPr>
+        <w:rPr>
+          <w:rFonts w:cstheme="minorHAnsi"/>
+        </w:rPr>
+      </w:pPr>
+    </w:p>
+    <w:p>
+      <w:pPr>
+        <w:rPr>
+          <w:rFonts w:cstheme="minorHAnsi"/>
+        </w:rPr>
+      </w:pPr>
+    </w:p>
+    <w:p>
+      <w:pPr>
+        <w:rPr>
+          <w:rFonts w:cstheme="minorHAnsi"/>
+        </w:rPr>
+      </w:pPr>
+    </w:p>
+    <w:p>
+      <w:pPr>
+        <w:rPr>
+          <w:rFonts w:cstheme="minorHAnsi"/>
+        </w:rPr>
+      </w:pPr>
+    </w:p>
+    <w:p>
+      <w:pPr>
+        <w:rPr>
+          <w:rFonts w:cstheme="minorHAnsi"/>
+        </w:rPr>
+      </w:pPr>
+    </w:p>
+    <w:p>
+      <w:pPr>
+        <w:rPr>
+          <w:rFonts w:cstheme="minorHAnsi"/>
+        </w:rPr>
+      </w:pPr>
+    </w:p>
+    <w:p>
+      <w:pPr>
+        <w:rPr>
+          <w:rFonts w:cstheme="minorHAnsi"/>
+        </w:rPr>
+      </w:pPr>
+    </w:p>
+    <w:p>
+      <w:pPr>
+        <w:rPr>
+          <w:rFonts w:cstheme="minorHAnsi"/>
+        </w:rPr>
+      </w:pPr>
+    </w:p>
+    <w:p>
+      <w:pPr>
+        <w:rPr>
+          <w:rFonts w:cstheme="minorHAnsi"/>
+        </w:rPr>
+      </w:pPr>
+    </w:p>
+    <w:p>
+      <w:pPr>
+        <w:rPr>
+          <w:rFonts w:cstheme="minorHAnsi"/>
+        </w:rPr>
+      </w:pPr>
+    </w:p>
+    <w:p>
+      <w:pPr>
+        <w:pStyle w:val="Titre1"/>
+        <w:shd w:val="clear" w:color="auto" w:fill="FFFFFF"/>
+        <w:spacing w:before="0" w:line="720" w:lineRule="atLeast"/>
+        <w:rPr>
+          <w:rFonts w:ascii="Arial" w:hAnsi="Arial" w:cs="Arial"/>
+          <w:b/>
+          <w:color w:val="271A38"/>
+          <w:sz w:val="56"/>
+          <w:szCs w:val="56"/>
+        </w:rPr>
+      </w:pPr>
+      <w:r>
+        <w:rPr>
+          <w:rFonts w:ascii="Arial" w:hAnsi="Arial" w:cs="Arial"/>
+          <w:b/>
+          <w:color w:val="271A38"/>
+          <w:sz w:val="56"/>
+          <w:szCs w:val="56"/>
+        </w:rPr>
+        <w:lastRenderedPageBreak/>
+        <w:t>Écoutez la requête de vos utilisateurs grâce aux URL</w:t>
+      </w:r>
+    </w:p>
+    <w:p>
+      <w:pPr>
+        <w:rPr>
+          <w:rFonts w:cstheme="minorHAnsi"/>
+        </w:rPr>
+      </w:pPr>
+    </w:p>
+    <w:p>
+      <w:pPr>
+        <w:rPr>
+          <w:rFonts w:cstheme="minorHAnsi"/>
+        </w:rPr>
+      </w:pPr>
+      <w:r>
+        <w:rPr>
+          <w:noProof/>
+          <w:lang w:eastAsia="fr-FR"/>
+        </w:rPr>
+        <w:drawing>
+          <wp:inline distT="0" distB="0" distL="0" distR="0" wp14:anchorId="70518208" wp14:editId="29A298B2">
+            <wp:extent cx="5760720" cy="606425"/>
+            <wp:effectExtent l="0" t="0" r="0" b="3175"/>
+            <wp:docPr id="69" name="Image 69"/>
+            <wp:cNvGraphicFramePr>
+              <a:graphicFrameLocks xmlns:a="http://schemas.openxmlformats.org/drawingml/2006/main" noChangeAspect="1"/>
+            </wp:cNvGraphicFramePr>
+            <a:graphic xmlns:a="http://schemas.openxmlformats.org/drawingml/2006/main">
+              <a:graphicData uri="http://schemas.openxmlformats.org/drawingml/2006/picture">
+                <pic:pic xmlns:pic="http://schemas.openxmlformats.org/drawingml/2006/picture">
+                  <pic:nvPicPr>
+                    <pic:cNvPr id="1" name=""/>
+                    <pic:cNvPicPr/>
+                  </pic:nvPicPr>
+                  <pic:blipFill>
+                    <a:blip r:embed="rId74"/>
+                    <a:stretch>
+                      <a:fillRect/>
+                    </a:stretch>
+                  </pic:blipFill>
+                  <pic:spPr>
+                    <a:xfrm>
+                      <a:off x="0" y="0"/>
+                      <a:ext cx="5760720" cy="606425"/>
+                    </a:xfrm>
+                    <a:prstGeom prst="rect">
+                      <a:avLst/>
+                    </a:prstGeom>
+                  </pic:spPr>
+                </pic:pic>
+              </a:graphicData>
+            </a:graphic>
+          </wp:inline>
+        </w:drawing>
+      </w:r>
+    </w:p>
+    <w:p>
+      <w:pPr>
+        <w:rPr>
+          <w:rFonts w:cstheme="minorHAnsi"/>
+        </w:rPr>
+      </w:pPr>
+      <w:r>
+        <w:rPr>
+          <w:noProof/>
+          <w:lang w:eastAsia="fr-FR"/>
+        </w:rPr>
+        <w:drawing>
+          <wp:inline distT="0" distB="0" distL="0" distR="0" wp14:anchorId="7F1D55AC" wp14:editId="6802AA6A">
+            <wp:extent cx="5760720" cy="1413510"/>
+            <wp:effectExtent l="0" t="0" r="0" b="0"/>
+            <wp:docPr id="70" name="Image 70"/>
+            <wp:cNvGraphicFramePr>
+              <a:graphicFrameLocks xmlns:a="http://schemas.openxmlformats.org/drawingml/2006/main" noChangeAspect="1"/>
+            </wp:cNvGraphicFramePr>
+            <a:graphic xmlns:a="http://schemas.openxmlformats.org/drawingml/2006/main">
+              <a:graphicData uri="http://schemas.openxmlformats.org/drawingml/2006/picture">
+                <pic:pic xmlns:pic="http://schemas.openxmlformats.org/drawingml/2006/picture">
+                  <pic:nvPicPr>
+                    <pic:cNvPr id="1" name=""/>
+                    <pic:cNvPicPr/>
+                  </pic:nvPicPr>
+                  <pic:blipFill>
+                    <a:blip r:embed="rId75"/>
+                    <a:stretch>
+                      <a:fillRect/>
+                    </a:stretch>
+                  </pic:blipFill>
+                  <pic:spPr>
+                    <a:xfrm>
+                      <a:off x="0" y="0"/>
+                      <a:ext cx="5760720" cy="1413510"/>
+                    </a:xfrm>
+                    <a:prstGeom prst="rect">
+                      <a:avLst/>
+                    </a:prstGeom>
+                  </pic:spPr>
+                </pic:pic>
+              </a:graphicData>
+            </a:graphic>
+          </wp:inline>
+        </w:drawing>
+      </w:r>
+    </w:p>
+    <w:p>
+      <w:pPr>
+        <w:rPr>
+          <w:rFonts w:cstheme="minorHAnsi"/>
+        </w:rPr>
+      </w:pPr>
+    </w:p>
+    <w:p>
+      <w:pPr>
+        <w:pStyle w:val="Titre4"/>
+        <w:shd w:val="clear" w:color="auto" w:fill="FFFFFF"/>
+        <w:spacing w:line="450" w:lineRule="atLeast"/>
+        <w:rPr>
+          <w:rFonts w:ascii="Arial" w:hAnsi="Arial" w:cs="Arial"/>
+          <w:color w:val="271A38"/>
+        </w:rPr>
+      </w:pPr>
+      <w:r>
+        <w:rPr>
+          <w:rFonts w:ascii="Arial" w:hAnsi="Arial" w:cs="Arial"/>
+          <w:color w:val="271A38"/>
+        </w:rPr>
+        <w:t>Formez une URL pour envoyer des paramètres</w:t>
+      </w:r>
+    </w:p>
+    <w:p>
+      <w:pPr>
+        <w:rPr>
+          <w:noProof/>
+          <w:lang w:eastAsia="fr-FR"/>
+        </w:rPr>
+      </w:pPr>
+      <w:r>
+        <w:rPr>
+          <w:noProof/>
+          <w:lang w:eastAsia="fr-FR"/>
+        </w:rPr>
+        <w:drawing>
+          <wp:inline distT="0" distB="0" distL="0" distR="0">
+            <wp:extent cx="5760720" cy="2016252"/>
+            <wp:effectExtent l="0" t="0" r="0" b="3175"/>
+            <wp:docPr id="71" name="Image 71" descr="Ce schéma montre avec un code couleur la structure d'une URL. On peut voir qu'il y a des paramètres présents dans l'URL à la suite de l'adresse du site internet monsite.com. On voit notamment les paramètres nom et prénom avec leur valeur respectives"/>
+            <wp:cNvGraphicFramePr>
+              <a:graphicFrameLocks xmlns:a="http://schemas.openxmlformats.org/drawingml/2006/main" noChangeAspect="1"/>
+            </wp:cNvGraphicFramePr>
+            <a:graphic xmlns:a="http://schemas.openxmlformats.org/drawingml/2006/main">
+              <a:graphicData uri="http://schemas.openxmlformats.org/drawingml/2006/picture">
+                <pic:pic xmlns:pic="http://schemas.openxmlformats.org/drawingml/2006/picture">
+                  <pic:nvPicPr>
+                    <pic:cNvPr id="0" name="Picture 1" descr="Ce schéma montre avec un code couleur la structure d'une URL. On peut voir qu'il y a des paramètres présents dans l'URL à la suite de l'adresse du site internet monsite.com. On voit notamment les paramètres nom et prénom avec leur valeur respectives"/>
+                    <pic:cNvPicPr>
+                      <a:picLocks noChangeAspect="1" noChangeArrowheads="1"/>
+                    </pic:cNvPicPr>
+                  </pic:nvPicPr>
+                  <pic:blipFill>
+                    <a:blip r:embed="rId76">
+                      <a:extLst>
+                        <a:ext uri="{28A0092B-C50C-407E-A947-70E740481C1C}">
+                          <a14:useLocalDpi xmlns:a14="http://schemas.microsoft.com/office/drawing/2010/main" val="0"/>
+                        </a:ext>
+                      </a:extLst>
+                    </a:blip>
+                    <a:srcRect/>
+                    <a:stretch>
+                      <a:fillRect/>
+                    </a:stretch>
+                  </pic:blipFill>
+                  <pic:spPr bwMode="auto">
+                    <a:xfrm>
+                      <a:off x="0" y="0"/>
+                      <a:ext cx="5760720" cy="2016252"/>
+                    </a:xfrm>
+                    <a:prstGeom prst="rect">
+                      <a:avLst/>
+                    </a:prstGeom>
+                    <a:noFill/>
+                    <a:ln>
+                      <a:noFill/>
+                    </a:ln>
+                  </pic:spPr>
+                </pic:pic>
+              </a:graphicData>
+            </a:graphic>
+          </wp:inline>
+        </w:drawing>
+      </w:r>
+      <w:r>
+        <w:rPr>
+          <w:noProof/>
+          <w:lang w:eastAsia="fr-FR"/>
+        </w:rPr>
+        <w:t xml:space="preserve"> </w:t>
+      </w:r>
+      <w:r>
+        <w:rPr>
+          <w:noProof/>
+          <w:lang w:eastAsia="fr-FR"/>
+        </w:rPr>
+        <w:drawing>
+          <wp:inline distT="0" distB="0" distL="0" distR="0" wp14:anchorId="7EF1C42E" wp14:editId="0ED92969">
+            <wp:extent cx="5760720" cy="702310"/>
+            <wp:effectExtent l="0" t="0" r="0" b="2540"/>
+            <wp:docPr id="72" name="Image 72"/>
+            <wp:cNvGraphicFramePr>
+              <a:graphicFrameLocks xmlns:a="http://schemas.openxmlformats.org/drawingml/2006/main" noChangeAspect="1"/>
+            </wp:cNvGraphicFramePr>
+            <a:graphic xmlns:a="http://schemas.openxmlformats.org/drawingml/2006/main">
+              <a:graphicData uri="http://schemas.openxmlformats.org/drawingml/2006/picture">
+                <pic:pic xmlns:pic="http://schemas.openxmlformats.org/drawingml/2006/picture">
+                  <pic:nvPicPr>
+                    <pic:cNvPr id="1" name=""/>
+                    <pic:cNvPicPr/>
+                  </pic:nvPicPr>
+                  <pic:blipFill>
+                    <a:blip r:embed="rId77"/>
+                    <a:stretch>
+                      <a:fillRect/>
+                    </a:stretch>
+                  </pic:blipFill>
+                  <pic:spPr>
+                    <a:xfrm>
+                      <a:off x="0" y="0"/>
+                      <a:ext cx="5760720" cy="702310"/>
+                    </a:xfrm>
+                    <a:prstGeom prst="rect">
+                      <a:avLst/>
+                    </a:prstGeom>
+                  </pic:spPr>
+                </pic:pic>
+              </a:graphicData>
+            </a:graphic>
+          </wp:inline>
+        </w:drawing>
+      </w:r>
+    </w:p>
+    <w:p>
+      <w:pPr>
+        <w:pStyle w:val="NormalWeb"/>
+        <w:shd w:val="clear" w:color="auto" w:fill="FFFFFF"/>
+        <w:rPr>
+          <w:rFonts w:ascii="Arial" w:hAnsi="Arial" w:cs="Arial"/>
+          <w:color w:val="271A38"/>
+        </w:rPr>
+      </w:pPr>
+      <w:r>
+        <w:rPr>
+          <w:rFonts w:ascii="Arial" w:hAnsi="Arial" w:cs="Arial"/>
+          <w:color w:val="271A38"/>
+        </w:rPr>
+        <w:t>Le point d'interrogation sépare le nom de la page PHP des paramètres.</w:t>
+      </w:r>
+    </w:p>
+    <w:p>
+      <w:pPr>
+        <w:rPr>
+          <w:noProof/>
+          <w:lang w:eastAsia="fr-FR"/>
+        </w:rPr>
+      </w:pPr>
+      <w:r>
+        <w:rPr>
+          <w:rFonts w:ascii="Arial" w:hAnsi="Arial" w:cs="Arial"/>
+          <w:color w:val="271A38"/>
+          <w:shd w:val="clear" w:color="auto" w:fill="FFFFFF"/>
+        </w:rPr>
+        <w:t>Les paramètres s'enchaînent selon la forme </w:t>
+      </w:r>
+      <w:r>
+        <w:rPr>
+          <w:rStyle w:val="CodeHTML"/>
+          <w:rFonts w:eastAsiaTheme="minorHAnsi"/>
+          <w:color w:val="271A38"/>
+          <w:sz w:val="24"/>
+          <w:szCs w:val="24"/>
+        </w:rPr>
+        <w:t>nom=valeur</w:t>
+      </w:r>
+      <w:r>
+        <w:rPr>
+          <w:rFonts w:ascii="Arial" w:hAnsi="Arial" w:cs="Arial"/>
+          <w:color w:val="271A38"/>
+          <w:shd w:val="clear" w:color="auto" w:fill="FFFFFF"/>
+        </w:rPr>
+        <w:t> et sont séparés les uns des autres par le symbole   </w:t>
+      </w:r>
+      <w:proofErr w:type="gramStart"/>
+      <w:r>
+        <w:rPr>
+          <w:rStyle w:val="CodeHTML"/>
+          <w:rFonts w:eastAsiaTheme="minorHAnsi"/>
+          <w:color w:val="271A38"/>
+          <w:sz w:val="24"/>
+          <w:szCs w:val="24"/>
+        </w:rPr>
+        <w:t>&amp;</w:t>
+      </w:r>
+      <w:r>
+        <w:rPr>
+          <w:rFonts w:ascii="Arial" w:hAnsi="Arial" w:cs="Arial"/>
+          <w:color w:val="271A38"/>
+          <w:shd w:val="clear" w:color="auto" w:fill="FFFFFF"/>
+        </w:rPr>
+        <w:t>  .</w:t>
+      </w:r>
+      <w:proofErr w:type="gramEnd"/>
+      <w:r>
+        <w:rPr>
+          <w:noProof/>
+          <w:lang w:eastAsia="fr-FR"/>
+        </w:rPr>
+        <w:t xml:space="preserve"> </w:t>
+      </w:r>
+      <w:r>
+        <w:rPr>
+          <w:noProof/>
+          <w:lang w:eastAsia="fr-FR"/>
+        </w:rPr>
+        <w:drawing>
+          <wp:inline distT="0" distB="0" distL="0" distR="0" wp14:anchorId="5A4656A6" wp14:editId="5F58A99C">
+            <wp:extent cx="5760720" cy="634365"/>
+            <wp:effectExtent l="0" t="0" r="0" b="0"/>
+            <wp:docPr id="73" name="Image 73"/>
+            <wp:cNvGraphicFramePr>
+              <a:graphicFrameLocks xmlns:a="http://schemas.openxmlformats.org/drawingml/2006/main" noChangeAspect="1"/>
+            </wp:cNvGraphicFramePr>
+            <a:graphic xmlns:a="http://schemas.openxmlformats.org/drawingml/2006/main">
+              <a:graphicData uri="http://schemas.openxmlformats.org/drawingml/2006/picture">
+                <pic:pic xmlns:pic="http://schemas.openxmlformats.org/drawingml/2006/picture">
+                  <pic:nvPicPr>
+                    <pic:cNvPr id="1" name=""/>
+                    <pic:cNvPicPr/>
+                  </pic:nvPicPr>
+                  <pic:blipFill>
+                    <a:blip r:embed="rId78"/>
+                    <a:stretch>
+                      <a:fillRect/>
+                    </a:stretch>
+                  </pic:blipFill>
+                  <pic:spPr>
+                    <a:xfrm>
+                      <a:off x="0" y="0"/>
+                      <a:ext cx="5760720" cy="634365"/>
+                    </a:xfrm>
+                    <a:prstGeom prst="rect">
+                      <a:avLst/>
+                    </a:prstGeom>
+                  </pic:spPr>
+                </pic:pic>
+              </a:graphicData>
+            </a:graphic>
+          </wp:inline>
+        </w:drawing>
+      </w:r>
+    </w:p>
+    <w:p>
+      <w:pPr>
+        <w:pStyle w:val="Titre4"/>
+        <w:shd w:val="clear" w:color="auto" w:fill="FFFFFF"/>
+        <w:spacing w:line="450" w:lineRule="atLeast"/>
+        <w:rPr>
+          <w:rFonts w:ascii="Arial" w:hAnsi="Arial" w:cs="Arial"/>
+          <w:color w:val="271A38"/>
+        </w:rPr>
+      </w:pPr>
+      <w:r>
+        <w:rPr>
+          <w:rFonts w:ascii="Arial" w:hAnsi="Arial" w:cs="Arial"/>
+          <w:color w:val="271A38"/>
+        </w:rPr>
+        <w:lastRenderedPageBreak/>
+        <w:t>Créez un lien avec des paramètres</w:t>
+      </w:r>
+    </w:p>
+    <w:p>
+      <w:pPr>
+        <w:rPr>
+          <w:rFonts w:cstheme="minorHAnsi"/>
+        </w:rPr>
+      </w:pPr>
+      <w:r>
+        <w:rPr>
+          <w:noProof/>
+          <w:lang w:eastAsia="fr-FR"/>
+        </w:rPr>
+        <w:drawing>
+          <wp:inline distT="0" distB="0" distL="0" distR="0" wp14:anchorId="2AB1EF82" wp14:editId="217B1F96">
+            <wp:extent cx="5760720" cy="1489710"/>
+            <wp:effectExtent l="0" t="0" r="0" b="0"/>
+            <wp:docPr id="74" name="Image 74"/>
+            <wp:cNvGraphicFramePr>
+              <a:graphicFrameLocks xmlns:a="http://schemas.openxmlformats.org/drawingml/2006/main" noChangeAspect="1"/>
+            </wp:cNvGraphicFramePr>
+            <a:graphic xmlns:a="http://schemas.openxmlformats.org/drawingml/2006/main">
+              <a:graphicData uri="http://schemas.openxmlformats.org/drawingml/2006/picture">
+                <pic:pic xmlns:pic="http://schemas.openxmlformats.org/drawingml/2006/picture">
+                  <pic:nvPicPr>
+                    <pic:cNvPr id="1" name=""/>
+                    <pic:cNvPicPr/>
+                  </pic:nvPicPr>
+                  <pic:blipFill>
+                    <a:blip r:embed="rId79"/>
+                    <a:stretch>
+                      <a:fillRect/>
+                    </a:stretch>
+                  </pic:blipFill>
+                  <pic:spPr>
+                    <a:xfrm>
+                      <a:off x="0" y="0"/>
+                      <a:ext cx="5760720" cy="1489710"/>
+                    </a:xfrm>
+                    <a:prstGeom prst="rect">
+                      <a:avLst/>
+                    </a:prstGeom>
+                  </pic:spPr>
+                </pic:pic>
+              </a:graphicData>
+            </a:graphic>
+          </wp:inline>
+        </w:drawing>
+      </w:r>
+    </w:p>
+    <w:p>
+      <w:pPr>
+        <w:rPr>
+          <w:rFonts w:cstheme="minorHAnsi"/>
+        </w:rPr>
+      </w:pPr>
+      <w:bookmarkStart w:id="0" w:name="_GoBack"/>
       <w:bookmarkEnd w:id="0"/>
-    </w:p>
-    <w:p>
-      <w:pPr>
-        <w:rPr>
-          <w:rFonts w:cstheme="minorHAnsi"/>
-        </w:rPr>
-      </w:pPr>
-    </w:p>
-    <w:p>
-      <w:pPr>
-        <w:rPr>
-          <w:rFonts w:cstheme="minorHAnsi"/>
-        </w:rPr>
-      </w:pPr>
-    </w:p>
-    <w:p>
-      <w:pPr>
-        <w:rPr>
-          <w:rFonts w:cstheme="minorHAnsi"/>
-        </w:rPr>
-      </w:pPr>
-    </w:p>
-    <w:p>
-      <w:pPr>
-        <w:rPr>
-          <w:rFonts w:cstheme="minorHAnsi"/>
-        </w:rPr>
-      </w:pPr>
-    </w:p>
-    <w:p>
-      <w:pPr>
-        <w:rPr>
-          <w:rFonts w:cstheme="minorHAnsi"/>
-        </w:rPr>
-      </w:pPr>
-    </w:p>
-    <w:p>
-      <w:pPr>
-        <w:rPr>
-          <w:rFonts w:cstheme="minorHAnsi"/>
-        </w:rPr>
-      </w:pPr>
-    </w:p>
-    <w:p>
-      <w:pPr>
-        <w:rPr>
-          <w:rFonts w:cstheme="minorHAnsi"/>
-        </w:rPr>
-      </w:pPr>
-    </w:p>
-    <w:p>
-      <w:pPr>
-        <w:rPr>
-          <w:rFonts w:cstheme="minorHAnsi"/>
-        </w:rPr>
-      </w:pPr>
-    </w:p>
-    <w:p>
-      <w:pPr>
-        <w:rPr>
-          <w:rFonts w:cstheme="minorHAnsi"/>
-        </w:rPr>
-      </w:pPr>
-    </w:p>
-    <w:p>
-      <w:pPr>
-        <w:rPr>
-          <w:rFonts w:cstheme="minorHAnsi"/>
-        </w:rPr>
-      </w:pPr>
-    </w:p>
-    <w:p>
-      <w:pPr>
-        <w:rPr>
-          <w:rFonts w:cstheme="minorHAnsi"/>
-        </w:rPr>
-      </w:pPr>
-    </w:p>
-    <w:p>
-      <w:pPr>
-        <w:rPr>
-          <w:rFonts w:cstheme="minorHAnsi"/>
-        </w:rPr>
-      </w:pPr>
-    </w:p>
-    <w:p>
-      <w:pPr>
-        <w:rPr>
-          <w:rFonts w:cstheme="minorHAnsi"/>
-        </w:rPr>
-      </w:pPr>
-    </w:p>
-    <w:p>
-      <w:pPr>
-        <w:rPr>
-          <w:rFonts w:cstheme="minorHAnsi"/>
-        </w:rPr>
-      </w:pPr>
     </w:p>
     <w:p>
       <w:pPr>
@@ -4070,6 +9290,119 @@
 <file path=word/numbering.xml><?xml version="1.0" encoding="utf-8"?>
 <w:numbering xmlns:wpc="http://schemas.microsoft.com/office/word/2010/wordprocessingCanvas" xmlns:cx="http://schemas.microsoft.com/office/drawing/2014/chartex" xmlns:mc="http://schemas.openxmlformats.org/markup-compatibility/2006" xmlns:o="urn:schemas-microsoft-com:office:office" xmlns:r="http://schemas.openxmlformats.org/officeDocument/2006/relationships" xmlns:m="http://schemas.openxmlformats.org/officeDocument/2006/math" xmlns:v="urn:schemas-microsoft-com:vml" xmlns:wp14="http://schemas.microsoft.com/office/word/2010/wordprocessingDrawing" xmlns:wp="http://schemas.openxmlformats.org/drawingml/2006/wordprocessingDrawing" xmlns:w10="urn:schemas-microsoft-com:office:word" xmlns:w="http://schemas.openxmlformats.org/wordprocessingml/2006/main" xmlns:w14="http://schemas.microsoft.com/office/word/2010/wordml" xmlns:w15="http://schemas.microsoft.com/office/word/2012/wordml" xmlns:w16se="http://schemas.microsoft.com/office/word/2015/wordml/symex" xmlns:wpg="http://schemas.microsoft.com/office/word/2010/wordprocessingGroup" xmlns:wpi="http://schemas.microsoft.com/office/word/2010/wordprocessingInk" xmlns:wne="http://schemas.microsoft.com/office/word/2006/wordml" xmlns:wps="http://schemas.microsoft.com/office/word/2010/wordprocessingShape" mc:Ignorable="w14 w15 w16se wp14">
   <w:abstractNum w:abstractNumId="0" w15:restartNumberingAfterBreak="0">
+    <w:nsid w:val="059606F4"/>
+    <w:multiLevelType w:val="multilevel"/>
+    <w:tmpl w:val="FAECCE00"/>
+    <w:lvl w:ilvl="0">
+      <w:start w:val="1"/>
+      <w:numFmt w:val="decimal"/>
+      <w:lvlText w:val="%1."/>
+      <w:lvlJc w:val="left"/>
+      <w:pPr>
+        <w:tabs>
+          <w:tab w:val="num" w:pos="720"/>
+        </w:tabs>
+        <w:ind w:left="720" w:hanging="360"/>
+      </w:pPr>
+    </w:lvl>
+    <w:lvl w:ilvl="1" w:tentative="1">
+      <w:start w:val="1"/>
+      <w:numFmt w:val="decimal"/>
+      <w:lvlText w:val="%2."/>
+      <w:lvlJc w:val="left"/>
+      <w:pPr>
+        <w:tabs>
+          <w:tab w:val="num" w:pos="1440"/>
+        </w:tabs>
+        <w:ind w:left="1440" w:hanging="360"/>
+      </w:pPr>
+    </w:lvl>
+    <w:lvl w:ilvl="2" w:tentative="1">
+      <w:start w:val="1"/>
+      <w:numFmt w:val="decimal"/>
+      <w:lvlText w:val="%3."/>
+      <w:lvlJc w:val="left"/>
+      <w:pPr>
+        <w:tabs>
+          <w:tab w:val="num" w:pos="2160"/>
+        </w:tabs>
+        <w:ind w:left="2160" w:hanging="360"/>
+      </w:pPr>
+    </w:lvl>
+    <w:lvl w:ilvl="3" w:tentative="1">
+      <w:start w:val="1"/>
+      <w:numFmt w:val="decimal"/>
+      <w:lvlText w:val="%4."/>
+      <w:lvlJc w:val="left"/>
+      <w:pPr>
+        <w:tabs>
+          <w:tab w:val="num" w:pos="2880"/>
+        </w:tabs>
+        <w:ind w:left="2880" w:hanging="360"/>
+      </w:pPr>
+    </w:lvl>
+    <w:lvl w:ilvl="4" w:tentative="1">
+      <w:start w:val="1"/>
+      <w:numFmt w:val="decimal"/>
+      <w:lvlText w:val="%5."/>
+      <w:lvlJc w:val="left"/>
+      <w:pPr>
+        <w:tabs>
+          <w:tab w:val="num" w:pos="3600"/>
+        </w:tabs>
+        <w:ind w:left="3600" w:hanging="360"/>
+      </w:pPr>
+    </w:lvl>
+    <w:lvl w:ilvl="5" w:tentative="1">
+      <w:start w:val="1"/>
+      <w:numFmt w:val="decimal"/>
+      <w:lvlText w:val="%6."/>
+      <w:lvlJc w:val="left"/>
+      <w:pPr>
+        <w:tabs>
+          <w:tab w:val="num" w:pos="4320"/>
+        </w:tabs>
+        <w:ind w:left="4320" w:hanging="360"/>
+      </w:pPr>
+    </w:lvl>
+    <w:lvl w:ilvl="6" w:tentative="1">
+      <w:start w:val="1"/>
+      <w:numFmt w:val="decimal"/>
+      <w:lvlText w:val="%7."/>
+      <w:lvlJc w:val="left"/>
+      <w:pPr>
+        <w:tabs>
+          <w:tab w:val="num" w:pos="5040"/>
+        </w:tabs>
+        <w:ind w:left="5040" w:hanging="360"/>
+      </w:pPr>
+    </w:lvl>
+    <w:lvl w:ilvl="7" w:tentative="1">
+      <w:start w:val="1"/>
+      <w:numFmt w:val="decimal"/>
+      <w:lvlText w:val="%8."/>
+      <w:lvlJc w:val="left"/>
+      <w:pPr>
+        <w:tabs>
+          <w:tab w:val="num" w:pos="5760"/>
+        </w:tabs>
+        <w:ind w:left="5760" w:hanging="360"/>
+      </w:pPr>
+    </w:lvl>
+    <w:lvl w:ilvl="8" w:tentative="1">
+      <w:start w:val="1"/>
+      <w:numFmt w:val="decimal"/>
+      <w:lvlText w:val="%9."/>
+      <w:lvlJc w:val="left"/>
+      <w:pPr>
+        <w:tabs>
+          <w:tab w:val="num" w:pos="6480"/>
+        </w:tabs>
+        <w:ind w:left="6480" w:hanging="360"/>
+      </w:pPr>
+    </w:lvl>
+  </w:abstractNum>
+  <w:abstractNum w:abstractNumId="1" w15:restartNumberingAfterBreak="0">
     <w:nsid w:val="196F7B22"/>
     <w:multiLevelType w:val="multilevel"/>
     <w:tmpl w:val="348AE9EC"/>
@@ -4182,7 +9515,7 @@
       </w:pPr>
     </w:lvl>
   </w:abstractNum>
-  <w:abstractNum w:abstractNumId="1" w15:restartNumberingAfterBreak="0">
+  <w:abstractNum w:abstractNumId="2" w15:restartNumberingAfterBreak="0">
     <w:nsid w:val="30D0650F"/>
     <w:multiLevelType w:val="multilevel"/>
     <w:tmpl w:val="78166478"/>
@@ -4295,7 +9628,7 @@
       </w:pPr>
     </w:lvl>
   </w:abstractNum>
-  <w:abstractNum w:abstractNumId="2" w15:restartNumberingAfterBreak="0">
+  <w:abstractNum w:abstractNumId="3" w15:restartNumberingAfterBreak="0">
     <w:nsid w:val="421F6847"/>
     <w:multiLevelType w:val="multilevel"/>
     <w:tmpl w:val="645463E4"/>
@@ -4408,7 +9741,120 @@
       </w:pPr>
     </w:lvl>
   </w:abstractNum>
-  <w:abstractNum w:abstractNumId="3" w15:restartNumberingAfterBreak="0">
+  <w:abstractNum w:abstractNumId="4" w15:restartNumberingAfterBreak="0">
+    <w:nsid w:val="4A304B4B"/>
+    <w:multiLevelType w:val="multilevel"/>
+    <w:tmpl w:val="A19A29B8"/>
+    <w:lvl w:ilvl="0">
+      <w:start w:val="1"/>
+      <w:numFmt w:val="decimal"/>
+      <w:lvlText w:val="%1."/>
+      <w:lvlJc w:val="left"/>
+      <w:pPr>
+        <w:tabs>
+          <w:tab w:val="num" w:pos="720"/>
+        </w:tabs>
+        <w:ind w:left="720" w:hanging="360"/>
+      </w:pPr>
+    </w:lvl>
+    <w:lvl w:ilvl="1" w:tentative="1">
+      <w:start w:val="1"/>
+      <w:numFmt w:val="decimal"/>
+      <w:lvlText w:val="%2."/>
+      <w:lvlJc w:val="left"/>
+      <w:pPr>
+        <w:tabs>
+          <w:tab w:val="num" w:pos="1440"/>
+        </w:tabs>
+        <w:ind w:left="1440" w:hanging="360"/>
+      </w:pPr>
+    </w:lvl>
+    <w:lvl w:ilvl="2" w:tentative="1">
+      <w:start w:val="1"/>
+      <w:numFmt w:val="decimal"/>
+      <w:lvlText w:val="%3."/>
+      <w:lvlJc w:val="left"/>
+      <w:pPr>
+        <w:tabs>
+          <w:tab w:val="num" w:pos="2160"/>
+        </w:tabs>
+        <w:ind w:left="2160" w:hanging="360"/>
+      </w:pPr>
+    </w:lvl>
+    <w:lvl w:ilvl="3" w:tentative="1">
+      <w:start w:val="1"/>
+      <w:numFmt w:val="decimal"/>
+      <w:lvlText w:val="%4."/>
+      <w:lvlJc w:val="left"/>
+      <w:pPr>
+        <w:tabs>
+          <w:tab w:val="num" w:pos="2880"/>
+        </w:tabs>
+        <w:ind w:left="2880" w:hanging="360"/>
+      </w:pPr>
+    </w:lvl>
+    <w:lvl w:ilvl="4" w:tentative="1">
+      <w:start w:val="1"/>
+      <w:numFmt w:val="decimal"/>
+      <w:lvlText w:val="%5."/>
+      <w:lvlJc w:val="left"/>
+      <w:pPr>
+        <w:tabs>
+          <w:tab w:val="num" w:pos="3600"/>
+        </w:tabs>
+        <w:ind w:left="3600" w:hanging="360"/>
+      </w:pPr>
+    </w:lvl>
+    <w:lvl w:ilvl="5" w:tentative="1">
+      <w:start w:val="1"/>
+      <w:numFmt w:val="decimal"/>
+      <w:lvlText w:val="%6."/>
+      <w:lvlJc w:val="left"/>
+      <w:pPr>
+        <w:tabs>
+          <w:tab w:val="num" w:pos="4320"/>
+        </w:tabs>
+        <w:ind w:left="4320" w:hanging="360"/>
+      </w:pPr>
+    </w:lvl>
+    <w:lvl w:ilvl="6" w:tentative="1">
+      <w:start w:val="1"/>
+      <w:numFmt w:val="decimal"/>
+      <w:lvlText w:val="%7."/>
+      <w:lvlJc w:val="left"/>
+      <w:pPr>
+        <w:tabs>
+          <w:tab w:val="num" w:pos="5040"/>
+        </w:tabs>
+        <w:ind w:left="5040" w:hanging="360"/>
+      </w:pPr>
+    </w:lvl>
+    <w:lvl w:ilvl="7" w:tentative="1">
+      <w:start w:val="1"/>
+      <w:numFmt w:val="decimal"/>
+      <w:lvlText w:val="%8."/>
+      <w:lvlJc w:val="left"/>
+      <w:pPr>
+        <w:tabs>
+          <w:tab w:val="num" w:pos="5760"/>
+        </w:tabs>
+        <w:ind w:left="5760" w:hanging="360"/>
+      </w:pPr>
+    </w:lvl>
+    <w:lvl w:ilvl="8" w:tentative="1">
+      <w:start w:val="1"/>
+      <w:numFmt w:val="decimal"/>
+      <w:lvlText w:val="%9."/>
+      <w:lvlJc w:val="left"/>
+      <w:pPr>
+        <w:tabs>
+          <w:tab w:val="num" w:pos="6480"/>
+        </w:tabs>
+        <w:ind w:left="6480" w:hanging="360"/>
+      </w:pPr>
+    </w:lvl>
+  </w:abstractNum>
+  <w:abstractNum w:abstractNumId="5" w15:restartNumberingAfterBreak="0">
     <w:nsid w:val="4E816CE8"/>
     <w:multiLevelType w:val="multilevel"/>
     <w:tmpl w:val="7E40D5E0"/>
@@ -4557,17 +10003,407 @@
       </w:rPr>
     </w:lvl>
   </w:abstractNum>
+  <w:abstractNum w:abstractNumId="6" w15:restartNumberingAfterBreak="0">
+    <w:nsid w:val="51421B5D"/>
+    <w:multiLevelType w:val="multilevel"/>
+    <w:tmpl w:val="C4B29C86"/>
+    <w:lvl w:ilvl="0">
+      <w:start w:val="1"/>
+      <w:numFmt w:val="decimal"/>
+      <w:lvlText w:val="%1."/>
+      <w:lvlJc w:val="left"/>
+      <w:pPr>
+        <w:tabs>
+          <w:tab w:val="num" w:pos="720"/>
+        </w:tabs>
+        <w:ind w:left="720" w:hanging="360"/>
+      </w:pPr>
+    </w:lvl>
+    <w:lvl w:ilvl="1" w:tentative="1">
+      <w:start w:val="1"/>
+      <w:numFmt w:val="decimal"/>
+      <w:lvlText w:val="%2."/>
+      <w:lvlJc w:val="left"/>
+      <w:pPr>
+        <w:tabs>
+          <w:tab w:val="num" w:pos="1440"/>
+        </w:tabs>
+        <w:ind w:left="1440" w:hanging="360"/>
+      </w:pPr>
+    </w:lvl>
+    <w:lvl w:ilvl="2" w:tentative="1">
+      <w:start w:val="1"/>
+      <w:numFmt w:val="decimal"/>
+      <w:lvlText w:val="%3."/>
+      <w:lvlJc w:val="left"/>
+      <w:pPr>
+        <w:tabs>
+          <w:tab w:val="num" w:pos="2160"/>
+        </w:tabs>
+        <w:ind w:left="2160" w:hanging="360"/>
+      </w:pPr>
+    </w:lvl>
+    <w:lvl w:ilvl="3" w:tentative="1">
+      <w:start w:val="1"/>
+      <w:numFmt w:val="decimal"/>
+      <w:lvlText w:val="%4."/>
+      <w:lvlJc w:val="left"/>
+      <w:pPr>
+        <w:tabs>
+          <w:tab w:val="num" w:pos="2880"/>
+        </w:tabs>
+        <w:ind w:left="2880" w:hanging="360"/>
+      </w:pPr>
+    </w:lvl>
+    <w:lvl w:ilvl="4" w:tentative="1">
+      <w:start w:val="1"/>
+      <w:numFmt w:val="decimal"/>
+      <w:lvlText w:val="%5."/>
+      <w:lvlJc w:val="left"/>
+      <w:pPr>
+        <w:tabs>
+          <w:tab w:val="num" w:pos="3600"/>
+        </w:tabs>
+        <w:ind w:left="3600" w:hanging="360"/>
+      </w:pPr>
+    </w:lvl>
+    <w:lvl w:ilvl="5" w:tentative="1">
+      <w:start w:val="1"/>
+      <w:numFmt w:val="decimal"/>
+      <w:lvlText w:val="%6."/>
+      <w:lvlJc w:val="left"/>
+      <w:pPr>
+        <w:tabs>
+          <w:tab w:val="num" w:pos="4320"/>
+        </w:tabs>
+        <w:ind w:left="4320" w:hanging="360"/>
+      </w:pPr>
+    </w:lvl>
+    <w:lvl w:ilvl="6" w:tentative="1">
+      <w:start w:val="1"/>
+      <w:numFmt w:val="decimal"/>
+      <w:lvlText w:val="%7."/>
+      <w:lvlJc w:val="left"/>
+      <w:pPr>
+        <w:tabs>
+          <w:tab w:val="num" w:pos="5040"/>
+        </w:tabs>
+        <w:ind w:left="5040" w:hanging="360"/>
+      </w:pPr>
+    </w:lvl>
+    <w:lvl w:ilvl="7" w:tentative="1">
+      <w:start w:val="1"/>
+      <w:numFmt w:val="decimal"/>
+      <w:lvlText w:val="%8."/>
+      <w:lvlJc w:val="left"/>
+      <w:pPr>
+        <w:tabs>
+          <w:tab w:val="num" w:pos="5760"/>
+        </w:tabs>
+        <w:ind w:left="5760" w:hanging="360"/>
+      </w:pPr>
+    </w:lvl>
+    <w:lvl w:ilvl="8" w:tentative="1">
+      <w:start w:val="1"/>
+      <w:numFmt w:val="decimal"/>
+      <w:lvlText w:val="%9."/>
+      <w:lvlJc w:val="left"/>
+      <w:pPr>
+        <w:tabs>
+          <w:tab w:val="num" w:pos="6480"/>
+        </w:tabs>
+        <w:ind w:left="6480" w:hanging="360"/>
+      </w:pPr>
+    </w:lvl>
+  </w:abstractNum>
+  <w:abstractNum w:abstractNumId="7" w15:restartNumberingAfterBreak="0">
+    <w:nsid w:val="5A64791B"/>
+    <w:multiLevelType w:val="multilevel"/>
+    <w:tmpl w:val="BE0435E8"/>
+    <w:lvl w:ilvl="0">
+      <w:start w:val="1"/>
+      <w:numFmt w:val="decimal"/>
+      <w:lvlText w:val="%1."/>
+      <w:lvlJc w:val="left"/>
+      <w:pPr>
+        <w:tabs>
+          <w:tab w:val="num" w:pos="720"/>
+        </w:tabs>
+        <w:ind w:left="720" w:hanging="360"/>
+      </w:pPr>
+    </w:lvl>
+    <w:lvl w:ilvl="1" w:tentative="1">
+      <w:start w:val="1"/>
+      <w:numFmt w:val="decimal"/>
+      <w:lvlText w:val="%2."/>
+      <w:lvlJc w:val="left"/>
+      <w:pPr>
+        <w:tabs>
+          <w:tab w:val="num" w:pos="1440"/>
+        </w:tabs>
+        <w:ind w:left="1440" w:hanging="360"/>
+      </w:pPr>
+    </w:lvl>
+    <w:lvl w:ilvl="2" w:tentative="1">
+      <w:start w:val="1"/>
+      <w:numFmt w:val="decimal"/>
+      <w:lvlText w:val="%3."/>
+      <w:lvlJc w:val="left"/>
+      <w:pPr>
+        <w:tabs>
+          <w:tab w:val="num" w:pos="2160"/>
+        </w:tabs>
+        <w:ind w:left="2160" w:hanging="360"/>
+      </w:pPr>
+    </w:lvl>
+    <w:lvl w:ilvl="3" w:tentative="1">
+      <w:start w:val="1"/>
+      <w:numFmt w:val="decimal"/>
+      <w:lvlText w:val="%4."/>
+      <w:lvlJc w:val="left"/>
+      <w:pPr>
+        <w:tabs>
+          <w:tab w:val="num" w:pos="2880"/>
+        </w:tabs>
+        <w:ind w:left="2880" w:hanging="360"/>
+      </w:pPr>
+    </w:lvl>
+    <w:lvl w:ilvl="4" w:tentative="1">
+      <w:start w:val="1"/>
+      <w:numFmt w:val="decimal"/>
+      <w:lvlText w:val="%5."/>
+      <w:lvlJc w:val="left"/>
+      <w:pPr>
+        <w:tabs>
+          <w:tab w:val="num" w:pos="3600"/>
+        </w:tabs>
+        <w:ind w:left="3600" w:hanging="360"/>
+      </w:pPr>
+    </w:lvl>
+    <w:lvl w:ilvl="5" w:tentative="1">
+      <w:start w:val="1"/>
+      <w:numFmt w:val="decimal"/>
+      <w:lvlText w:val="%6."/>
+      <w:lvlJc w:val="left"/>
+      <w:pPr>
+        <w:tabs>
+          <w:tab w:val="num" w:pos="4320"/>
+        </w:tabs>
+        <w:ind w:left="4320" w:hanging="360"/>
+      </w:pPr>
+    </w:lvl>
+    <w:lvl w:ilvl="6" w:tentative="1">
+      <w:start w:val="1"/>
+      <w:numFmt w:val="decimal"/>
+      <w:lvlText w:val="%7."/>
+      <w:lvlJc w:val="left"/>
+      <w:pPr>
+        <w:tabs>
+          <w:tab w:val="num" w:pos="5040"/>
+        </w:tabs>
+        <w:ind w:left="5040" w:hanging="360"/>
+      </w:pPr>
+    </w:lvl>
+    <w:lvl w:ilvl="7" w:tentative="1">
+      <w:start w:val="1"/>
+      <w:numFmt w:val="decimal"/>
+      <w:lvlText w:val="%8."/>
+      <w:lvlJc w:val="left"/>
+      <w:pPr>
+        <w:tabs>
+          <w:tab w:val="num" w:pos="5760"/>
+        </w:tabs>
+        <w:ind w:left="5760" w:hanging="360"/>
+      </w:pPr>
+    </w:lvl>
+    <w:lvl w:ilvl="8" w:tentative="1">
+      <w:start w:val="1"/>
+      <w:numFmt w:val="decimal"/>
+      <w:lvlText w:val="%9."/>
+      <w:lvlJc w:val="left"/>
+      <w:pPr>
+        <w:tabs>
+          <w:tab w:val="num" w:pos="6480"/>
+        </w:tabs>
+        <w:ind w:left="6480" w:hanging="360"/>
+      </w:pPr>
+    </w:lvl>
+  </w:abstractNum>
+  <w:abstractNum w:abstractNumId="8" w15:restartNumberingAfterBreak="0">
+    <w:nsid w:val="6F793546"/>
+    <w:multiLevelType w:val="multilevel"/>
+    <w:tmpl w:val="FB1C1D20"/>
+    <w:lvl w:ilvl="0">
+      <w:start w:val="1"/>
+      <w:numFmt w:val="bullet"/>
+      <w:lvlText w:val=""/>
+      <w:lvlJc w:val="left"/>
+      <w:pPr>
+        <w:tabs>
+          <w:tab w:val="num" w:pos="720"/>
+        </w:tabs>
+        <w:ind w:left="720" w:hanging="360"/>
+      </w:pPr>
+      <w:rPr>
+        <w:rFonts w:ascii="Symbol" w:hAnsi="Symbol" w:hint="default"/>
+        <w:sz w:val="20"/>
+      </w:rPr>
+    </w:lvl>
+    <w:lvl w:ilvl="1" w:tentative="1">
+      <w:start w:val="1"/>
+      <w:numFmt w:val="bullet"/>
+      <w:lvlText w:val="o"/>
+      <w:lvlJc w:val="left"/>
+      <w:pPr>
+        <w:tabs>
+          <w:tab w:val="num" w:pos="1440"/>
+        </w:tabs>
+        <w:ind w:left="1440" w:hanging="360"/>
+      </w:pPr>
+      <w:rPr>
+        <w:rFonts w:ascii="Courier New" w:hAnsi="Courier New" w:hint="default"/>
+        <w:sz w:val="20"/>
+      </w:rPr>
+    </w:lvl>
+    <w:lvl w:ilvl="2" w:tentative="1">
+      <w:start w:val="1"/>
+      <w:numFmt w:val="bullet"/>
+      <w:lvlText w:val=""/>
+      <w:lvlJc w:val="left"/>
+      <w:pPr>
+        <w:tabs>
+          <w:tab w:val="num" w:pos="2160"/>
+        </w:tabs>
+        <w:ind w:left="2160" w:hanging="360"/>
+      </w:pPr>
+      <w:rPr>
+        <w:rFonts w:ascii="Wingdings" w:hAnsi="Wingdings" w:hint="default"/>
+        <w:sz w:val="20"/>
+      </w:rPr>
+    </w:lvl>
+    <w:lvl w:ilvl="3" w:tentative="1">
+      <w:start w:val="1"/>
+      <w:numFmt w:val="bullet"/>
+      <w:lvlText w:val=""/>
+      <w:lvlJc w:val="left"/>
+      <w:pPr>
+        <w:tabs>
+          <w:tab w:val="num" w:pos="2880"/>
+        </w:tabs>
+        <w:ind w:left="2880" w:hanging="360"/>
+      </w:pPr>
+      <w:rPr>
+        <w:rFonts w:ascii="Wingdings" w:hAnsi="Wingdings" w:hint="default"/>
+        <w:sz w:val="20"/>
+      </w:rPr>
+    </w:lvl>
+    <w:lvl w:ilvl="4" w:tentative="1">
+      <w:start w:val="1"/>
+      <w:numFmt w:val="bullet"/>
+      <w:lvlText w:val=""/>
+      <w:lvlJc w:val="left"/>
+      <w:pPr>
+        <w:tabs>
+          <w:tab w:val="num" w:pos="3600"/>
+        </w:tabs>
+        <w:ind w:left="3600" w:hanging="360"/>
+      </w:pPr>
+      <w:rPr>
+        <w:rFonts w:ascii="Wingdings" w:hAnsi="Wingdings" w:hint="default"/>
+        <w:sz w:val="20"/>
+      </w:rPr>
+    </w:lvl>
+    <w:lvl w:ilvl="5" w:tentative="1">
+      <w:start w:val="1"/>
+      <w:numFmt w:val="bullet"/>
+      <w:lvlText w:val=""/>
+      <w:lvlJc w:val="left"/>
+      <w:pPr>
+        <w:tabs>
+          <w:tab w:val="num" w:pos="4320"/>
+        </w:tabs>
+        <w:ind w:left="4320" w:hanging="360"/>
+      </w:pPr>
+      <w:rPr>
+        <w:rFonts w:ascii="Wingdings" w:hAnsi="Wingdings" w:hint="default"/>
+        <w:sz w:val="20"/>
+      </w:rPr>
+    </w:lvl>
+    <w:lvl w:ilvl="6" w:tentative="1">
+      <w:start w:val="1"/>
+      <w:numFmt w:val="bullet"/>
+      <w:lvlText w:val=""/>
+      <w:lvlJc w:val="left"/>
+      <w:pPr>
+        <w:tabs>
+          <w:tab w:val="num" w:pos="5040"/>
+        </w:tabs>
+        <w:ind w:left="5040" w:hanging="360"/>
+      </w:pPr>
+      <w:rPr>
+        <w:rFonts w:ascii="Wingdings" w:hAnsi="Wingdings" w:hint="default"/>
+        <w:sz w:val="20"/>
+      </w:rPr>
+    </w:lvl>
+    <w:lvl w:ilvl="7" w:tentative="1">
+      <w:start w:val="1"/>
+      <w:numFmt w:val="bullet"/>
+      <w:lvlText w:val=""/>
+      <w:lvlJc w:val="left"/>
+      <w:pPr>
+        <w:tabs>
+          <w:tab w:val="num" w:pos="5760"/>
+        </w:tabs>
+        <w:ind w:left="5760" w:hanging="360"/>
+      </w:pPr>
+      <w:rPr>
+        <w:rFonts w:ascii="Wingdings" w:hAnsi="Wingdings" w:hint="default"/>
+        <w:sz w:val="20"/>
+      </w:rPr>
+    </w:lvl>
+    <w:lvl w:ilvl="8" w:tentative="1">
+      <w:start w:val="1"/>
+      <w:numFmt w:val="bullet"/>
+      <w:lvlText w:val=""/>
+      <w:lvlJc w:val="left"/>
+      <w:pPr>
+        <w:tabs>
+          <w:tab w:val="num" w:pos="6480"/>
+        </w:tabs>
+        <w:ind w:left="6480" w:hanging="360"/>
+      </w:pPr>
+      <w:rPr>
+        <w:rFonts w:ascii="Wingdings" w:hAnsi="Wingdings" w:hint="default"/>
+        <w:sz w:val="20"/>
+      </w:rPr>
+    </w:lvl>
+  </w:abstractNum>
   <w:num w:numId="1">
+    <w:abstractNumId w:val="2"/>
+  </w:num>
+  <w:num w:numId="2">
     <w:abstractNumId w:val="1"/>
   </w:num>
-  <w:num w:numId="2">
+  <w:num w:numId="3">
+    <w:abstractNumId w:val="5"/>
+  </w:num>
+  <w:num w:numId="4">
+    <w:abstractNumId w:val="3"/>
+  </w:num>
+  <w:num w:numId="5">
+    <w:abstractNumId w:val="6"/>
+  </w:num>
+  <w:num w:numId="6">
+    <w:abstractNumId w:val="4"/>
+  </w:num>
+  <w:num w:numId="7">
+    <w:abstractNumId w:val="7"/>
+  </w:num>
+  <w:num w:numId="8">
     <w:abstractNumId w:val="0"/>
   </w:num>
-  <w:num w:numId="3">
-    <w:abstractNumId w:val="3"/>
-  </w:num>
-  <w:num w:numId="4">
-    <w:abstractNumId w:val="2"/>
+  <w:num w:numId="9">
+    <w:abstractNumId w:val="8"/>
   </w:num>
 </w:numbering>
 </file>
@@ -4966,6 +10802,27 @@
     <w:name w:val="Normal"/>
     <w:qFormat/>
   </w:style>
+  <w:style w:type="paragraph" w:styleId="Titre1">
+    <w:name w:val="heading 1"/>
+    <w:basedOn w:val="Normal"/>
+    <w:next w:val="Normal"/>
+    <w:link w:val="Titre1Car"/>
+    <w:uiPriority w:val="9"/>
+    <w:qFormat/>
+    <w:rsid w:val="003E7A36"/>
+    <w:pPr>
+      <w:keepNext/>
+      <w:keepLines/>
+      <w:spacing w:before="240" w:after="0"/>
+      <w:outlineLvl w:val="0"/>
+    </w:pPr>
+    <w:rPr>
+      <w:rFonts w:asciiTheme="majorHAnsi" w:eastAsiaTheme="majorEastAsia" w:hAnsiTheme="majorHAnsi" w:cstheme="majorBidi"/>
+      <w:color w:val="2E74B5" w:themeColor="accent1" w:themeShade="BF"/>
+      <w:sz w:val="32"/>
+      <w:szCs w:val="32"/>
+    </w:rPr>
+  </w:style>
   <w:style w:type="paragraph" w:styleId="Titre3">
     <w:name w:val="heading 3"/>
     <w:basedOn w:val="Normal"/>
@@ -5104,6 +10961,85 @@
       <w:color w:val="1F4D78" w:themeColor="accent1" w:themeShade="7F"/>
       <w:sz w:val="24"/>
       <w:szCs w:val="24"/>
+    </w:rPr>
+  </w:style>
+  <w:style w:type="character" w:styleId="Lienhypertexte">
+    <w:name w:val="Hyperlink"/>
+    <w:basedOn w:val="Policepardfaut"/>
+    <w:uiPriority w:val="99"/>
+    <w:unhideWhenUsed/>
+    <w:rsid w:val="004E069F"/>
+    <w:rPr>
+      <w:color w:val="0563C1" w:themeColor="hyperlink"/>
+      <w:u w:val="single"/>
+    </w:rPr>
+  </w:style>
+  <w:style w:type="paragraph" w:styleId="PrformatHTML">
+    <w:name w:val="HTML Preformatted"/>
+    <w:basedOn w:val="Normal"/>
+    <w:link w:val="PrformatHTMLCar"/>
+    <w:uiPriority w:val="99"/>
+    <w:semiHidden/>
+    <w:unhideWhenUsed/>
+    <w:rsid w:val="00144D04"/>
+    <w:pPr>
+      <w:tabs>
+        <w:tab w:val="left" w:pos="916"/>
+        <w:tab w:val="left" w:pos="1832"/>
+        <w:tab w:val="left" w:pos="2748"/>
+        <w:tab w:val="left" w:pos="3664"/>
+        <w:tab w:val="left" w:pos="4580"/>
+        <w:tab w:val="left" w:pos="5496"/>
+        <w:tab w:val="left" w:pos="6412"/>
+        <w:tab w:val="left" w:pos="7328"/>
+        <w:tab w:val="left" w:pos="8244"/>
+        <w:tab w:val="left" w:pos="9160"/>
+        <w:tab w:val="left" w:pos="10076"/>
+        <w:tab w:val="left" w:pos="10992"/>
+        <w:tab w:val="left" w:pos="11908"/>
+        <w:tab w:val="left" w:pos="12824"/>
+        <w:tab w:val="left" w:pos="13740"/>
+        <w:tab w:val="left" w:pos="14656"/>
+      </w:tabs>
+      <w:spacing w:after="0" w:line="240" w:lineRule="auto"/>
+    </w:pPr>
+    <w:rPr>
+      <w:rFonts w:ascii="Courier New" w:eastAsia="Times New Roman" w:hAnsi="Courier New" w:cs="Courier New"/>
+      <w:sz w:val="20"/>
+      <w:szCs w:val="20"/>
+      <w:lang w:eastAsia="fr-FR"/>
+    </w:rPr>
+  </w:style>
+  <w:style w:type="character" w:customStyle="1" w:styleId="PrformatHTMLCar">
+    <w:name w:val="Préformaté HTML Car"/>
+    <w:basedOn w:val="Policepardfaut"/>
+    <w:link w:val="PrformatHTML"/>
+    <w:uiPriority w:val="99"/>
+    <w:semiHidden/>
+    <w:rsid w:val="00144D04"/>
+    <w:rPr>
+      <w:rFonts w:ascii="Courier New" w:eastAsia="Times New Roman" w:hAnsi="Courier New" w:cs="Courier New"/>
+      <w:sz w:val="20"/>
+      <w:szCs w:val="20"/>
+      <w:lang w:eastAsia="fr-FR"/>
+    </w:rPr>
+  </w:style>
+  <w:style w:type="character" w:customStyle="1" w:styleId="acetext">
+    <w:name w:val="ace_text"/>
+    <w:basedOn w:val="Policepardfaut"/>
+    <w:rsid w:val="00144D04"/>
+  </w:style>
+  <w:style w:type="character" w:customStyle="1" w:styleId="Titre1Car">
+    <w:name w:val="Titre 1 Car"/>
+    <w:basedOn w:val="Policepardfaut"/>
+    <w:link w:val="Titre1"/>
+    <w:uiPriority w:val="9"/>
+    <w:rsid w:val="003E7A36"/>
+    <w:rPr>
+      <w:rFonts w:asciiTheme="majorHAnsi" w:eastAsiaTheme="majorEastAsia" w:hAnsiTheme="majorHAnsi" w:cstheme="majorBidi"/>
+      <w:color w:val="2E74B5" w:themeColor="accent1" w:themeShade="BF"/>
+      <w:sz w:val="32"/>
+      <w:szCs w:val="32"/>
     </w:rPr>
   </w:style>
 </w:styles>
